--- a/Proyectos/PEPI/Solucion/INFORME_PEPI.docx
+++ b/Proyectos/PEPI/Solucion/INFORME_PEPI.docx
@@ -449,187 +449,46 @@
           <w:i w:val="0"/>
           <w:sz w:val="22"/>
         </w:rPr>
-        <w:t>Problema central: Deficiente prestación del servicio de acueducto en el municipio de El Progreso.</w:t>
+        <w:t>Problema central: Deficiente prestación del servicio de acueducto en el municipio de El Progreso. Los efectos (consecuencias) se ubican en la parte superior y las causas en la parte inferior.</w:t>
       </w:r>
     </w:p>
     <w:p>
       <w:pPr>
-        <w:pStyle w:val="Heading2"/>
+        <w:jc w:val="center"/>
       </w:pPr>
       <w:r>
-        <w:rPr>
-          <w:color w:val="1F4E79"/>
-          <w:sz w:val="24"/>
-        </w:rPr>
-        <w:t>Efecto final</w:t>
-      </w:r>
-    </w:p>
-    <w:p>
-      <w:pPr>
-        <w:jc w:val="both"/>
-      </w:pPr>
-      <w:r>
-        <w:rPr>
-          <w:i w:val="0"/>
-          <w:sz w:val="22"/>
-        </w:rPr>
-        <w:t>Bajo desarrollo social y económico del municipio.</w:t>
-      </w:r>
-    </w:p>
-    <w:p>
-      <w:pPr>
-        <w:pStyle w:val="Heading2"/>
-      </w:pPr>
-      <w:r>
-        <w:rPr>
-          <w:color w:val="1F4E79"/>
-          <w:sz w:val="24"/>
-        </w:rPr>
-        <w:t>Consecuencias (efectos)</w:t>
-      </w:r>
-    </w:p>
-    <w:p>
-      <w:pPr>
-        <w:pStyle w:val="ListBullet"/>
-      </w:pPr>
-      <w:r>
-        <w:t>Aumento de enfermedades de origen hídrico (EDA).</w:t>
-      </w:r>
-    </w:p>
-    <w:p>
-      <w:pPr>
-        <w:pStyle w:val="ListBullet"/>
-      </w:pPr>
-      <w:r>
-        <w:t>Sobrecostos por compra de agua en carrotanques.</w:t>
-      </w:r>
-    </w:p>
-    <w:p>
-      <w:pPr>
-        <w:pStyle w:val="ListBullet"/>
-      </w:pPr>
-      <w:r>
-        <w:t>Baja calidad de vida y deterioro económico local.</w:t>
-      </w:r>
-    </w:p>
-    <w:p>
-      <w:pPr>
-        <w:pStyle w:val="ListBullet"/>
-      </w:pPr>
-      <w:r>
-        <w:t>Pérdida de credibilidad institucional del prestador.</w:t>
-      </w:r>
-    </w:p>
-    <w:p>
-      <w:pPr>
-        <w:pStyle w:val="Heading2"/>
-      </w:pPr>
-      <w:r>
-        <w:rPr>
-          <w:color w:val="1F4E79"/>
-          <w:sz w:val="24"/>
-        </w:rPr>
-        <w:t>Problema central</w:t>
-      </w:r>
-    </w:p>
-    <w:p>
-      <w:pPr>
-        <w:jc w:val="both"/>
-      </w:pPr>
-      <w:r>
-        <w:rPr>
-          <w:i w:val="0"/>
-          <w:sz w:val="22"/>
-        </w:rPr>
-        <w:t>Deficiente prestación del servicio de acueducto en el municipio de El Progreso.</w:t>
-      </w:r>
-    </w:p>
-    <w:p>
-      <w:pPr>
-        <w:pStyle w:val="Heading2"/>
-      </w:pPr>
-      <w:r>
-        <w:rPr>
-          <w:color w:val="1F4E79"/>
-          <w:sz w:val="24"/>
-        </w:rPr>
-        <w:t>Causas</w:t>
-      </w:r>
-    </w:p>
-    <w:p>
-      <w:pPr>
-        <w:pStyle w:val="ListBullet"/>
-      </w:pPr>
-      <w:r>
-        <w:rPr>
-          <w:b/>
-        </w:rPr>
-        <w:t>PTAP obsoleta y sobrecargada</w:t>
-      </w:r>
-    </w:p>
-    <w:p>
-      <w:pPr>
-        <w:pStyle w:val="ListBullet2"/>
-      </w:pPr>
-      <w:r>
-        <w:t>Causa raíz: Equipos al final de su vida útil.</w:t>
-      </w:r>
-    </w:p>
-    <w:p>
-      <w:pPr>
-        <w:pStyle w:val="ListBullet"/>
-      </w:pPr>
-      <w:r>
-        <w:rPr>
-          <w:b/>
-        </w:rPr>
-        <w:t>Altas pérdidas técnicas y comerciales (IANC 48 %)</w:t>
-      </w:r>
-    </w:p>
-    <w:p>
-      <w:pPr>
-        <w:pStyle w:val="ListBullet2"/>
-      </w:pPr>
-      <w:r>
-        <w:t>Causa raíz: Conexiones fraudulentas y fugas no detectadas.</w:t>
-      </w:r>
-    </w:p>
-    <w:p>
-      <w:pPr>
-        <w:pStyle w:val="ListBullet"/>
-      </w:pPr>
-      <w:r>
-        <w:rPr>
-          <w:b/>
-        </w:rPr>
-        <w:t>Redes antiguas y sin sectorización</w:t>
-      </w:r>
-    </w:p>
-    <w:p>
-      <w:pPr>
-        <w:pStyle w:val="ListBullet2"/>
-      </w:pPr>
-      <w:r>
-        <w:t>Causa raíz: Falta de inversión histórica en infraestructura.</w:t>
-      </w:r>
-    </w:p>
-    <w:p>
-      <w:pPr>
-        <w:pStyle w:val="ListBullet"/>
-      </w:pPr>
-      <w:r>
-        <w:rPr>
-          <w:b/>
-        </w:rPr>
-        <w:t>Baja micromedición y cartera morosa</w:t>
-      </w:r>
-    </w:p>
-    <w:p>
-      <w:pPr>
-        <w:pStyle w:val="ListBullet2"/>
-      </w:pPr>
-      <w:r>
-        <w:t>Causa raíz: Débil gestión comercial del prestador.</w:t>
+        <w:drawing>
+          <wp:inline xmlns:a="http://schemas.openxmlformats.org/drawingml/2006/main" xmlns:pic="http://schemas.openxmlformats.org/drawingml/2006/picture">
+            <wp:extent cx="5760720" cy="3825015"/>
+            <wp:docPr id="1" name="Picture 1"/>
+            <wp:cNvGraphicFramePr>
+              <a:graphicFrameLocks noChangeAspect="1"/>
+            </wp:cNvGraphicFramePr>
+            <a:graphic>
+              <a:graphicData uri="http://schemas.openxmlformats.org/drawingml/2006/picture">
+                <pic:pic>
+                  <pic:nvPicPr>
+                    <pic:cNvPr id="0" name="arbol_problemas.png"/>
+                    <pic:cNvPicPr/>
+                  </pic:nvPicPr>
+                  <pic:blipFill>
+                    <a:blip r:embed="rId9"/>
+                    <a:stretch>
+                      <a:fillRect/>
+                    </a:stretch>
+                  </pic:blipFill>
+                  <pic:spPr>
+                    <a:xfrm>
+                      <a:off x="0" y="0"/>
+                      <a:ext cx="5760720" cy="3825015"/>
+                    </a:xfrm>
+                    <a:prstGeom prst="rect"/>
+                  </pic:spPr>
+                </pic:pic>
+              </a:graphicData>
+            </a:graphic>
+          </wp:inline>
+        </w:drawing>
       </w:r>
     </w:p>
     <w:p>
@@ -653,187 +512,46 @@
           <w:i w:val="0"/>
           <w:sz w:val="22"/>
         </w:rPr>
-        <w:t>Objetivo central: Mejorar la prestación del servicio de acueducto en el municipio de El Progreso.</w:t>
+        <w:t>Objetivo central: Mejorar la prestación del servicio de acueducto en el municipio de El Progreso. Es el espejo en positivo del árbol de problemas: cada causa se convierte en un medio y cada efecto en un fin.</w:t>
       </w:r>
     </w:p>
     <w:p>
       <w:pPr>
-        <w:pStyle w:val="Heading2"/>
+        <w:jc w:val="center"/>
       </w:pPr>
       <w:r>
-        <w:rPr>
-          <w:color w:val="1F4E79"/>
-          <w:sz w:val="24"/>
-        </w:rPr>
-        <w:t>Fin último</w:t>
-      </w:r>
-    </w:p>
-    <w:p>
-      <w:pPr>
-        <w:jc w:val="both"/>
-      </w:pPr>
-      <w:r>
-        <w:rPr>
-          <w:i w:val="0"/>
-          <w:sz w:val="22"/>
-        </w:rPr>
-        <w:t>Mayor desarrollo social y económico del municipio.</w:t>
-      </w:r>
-    </w:p>
-    <w:p>
-      <w:pPr>
-        <w:pStyle w:val="Heading2"/>
-      </w:pPr>
-      <w:r>
-        <w:rPr>
-          <w:color w:val="1F4E79"/>
-          <w:sz w:val="24"/>
-        </w:rPr>
-        <w:t>Fines</w:t>
-      </w:r>
-    </w:p>
-    <w:p>
-      <w:pPr>
-        <w:pStyle w:val="ListBullet"/>
-      </w:pPr>
-      <w:r>
-        <w:t>Reducción de enfermedades de origen hídrico.</w:t>
-      </w:r>
-    </w:p>
-    <w:p>
-      <w:pPr>
-        <w:pStyle w:val="ListBullet"/>
-      </w:pPr>
-      <w:r>
-        <w:t>Eliminación del gasto en carrotanques.</w:t>
-      </w:r>
-    </w:p>
-    <w:p>
-      <w:pPr>
-        <w:pStyle w:val="ListBullet"/>
-      </w:pPr>
-      <w:r>
-        <w:t>Mejora de la calidad de vida y reactivación económica.</w:t>
-      </w:r>
-    </w:p>
-    <w:p>
-      <w:pPr>
-        <w:pStyle w:val="ListBullet"/>
-      </w:pPr>
-      <w:r>
-        <w:t>Fortalecimiento institucional del prestador.</w:t>
-      </w:r>
-    </w:p>
-    <w:p>
-      <w:pPr>
-        <w:pStyle w:val="Heading2"/>
-      </w:pPr>
-      <w:r>
-        <w:rPr>
-          <w:color w:val="1F4E79"/>
-          <w:sz w:val="24"/>
-        </w:rPr>
-        <w:t>Objetivo central</w:t>
-      </w:r>
-    </w:p>
-    <w:p>
-      <w:pPr>
-        <w:jc w:val="both"/>
-      </w:pPr>
-      <w:r>
-        <w:rPr>
-          <w:i w:val="0"/>
-          <w:sz w:val="22"/>
-        </w:rPr>
-        <w:t>Mejorar la prestación del servicio de acueducto en el municipio de El Progreso.</w:t>
-      </w:r>
-    </w:p>
-    <w:p>
-      <w:pPr>
-        <w:pStyle w:val="Heading2"/>
-      </w:pPr>
-      <w:r>
-        <w:rPr>
-          <w:color w:val="1F4E79"/>
-          <w:sz w:val="24"/>
-        </w:rPr>
-        <w:t>Medios</w:t>
-      </w:r>
-    </w:p>
-    <w:p>
-      <w:pPr>
-        <w:pStyle w:val="ListBullet"/>
-      </w:pPr>
-      <w:r>
-        <w:rPr>
-          <w:b/>
-        </w:rPr>
-        <w:t>Construir una nueva PTAP de 120 L/s</w:t>
-      </w:r>
-    </w:p>
-    <w:p>
-      <w:pPr>
-        <w:pStyle w:val="ListBullet2"/>
-      </w:pPr>
-      <w:r>
-        <w:t>Medio fundamental: Equipos modernos y eficientes.</w:t>
-      </w:r>
-    </w:p>
-    <w:p>
-      <w:pPr>
-        <w:pStyle w:val="ListBullet"/>
-      </w:pPr>
-      <w:r>
-        <w:rPr>
-          <w:b/>
-        </w:rPr>
-        <w:t>Reducir el IANC del 48 % al 25 %</w:t>
-      </w:r>
-    </w:p>
-    <w:p>
-      <w:pPr>
-        <w:pStyle w:val="ListBullet2"/>
-      </w:pPr>
-      <w:r>
-        <w:t>Medio fundamental: Programa de detección de fugas y control de fraude.</w:t>
-      </w:r>
-    </w:p>
-    <w:p>
-      <w:pPr>
-        <w:pStyle w:val="ListBullet"/>
-      </w:pPr>
-      <w:r>
-        <w:rPr>
-          <w:b/>
-        </w:rPr>
-        <w:t>Rehabilitar y sectorizar las redes</w:t>
-      </w:r>
-    </w:p>
-    <w:p>
-      <w:pPr>
-        <w:pStyle w:val="ListBullet2"/>
-      </w:pPr>
-      <w:r>
-        <w:t>Medio fundamental: Plan de inversiones plurianual financiado.</w:t>
-      </w:r>
-    </w:p>
-    <w:p>
-      <w:pPr>
-        <w:pStyle w:val="ListBullet"/>
-      </w:pPr>
-      <w:r>
-        <w:rPr>
-          <w:b/>
-        </w:rPr>
-        <w:t>Instalar micromedición y mejorar el recaudo</w:t>
-      </w:r>
-    </w:p>
-    <w:p>
-      <w:pPr>
-        <w:pStyle w:val="ListBullet2"/>
-      </w:pPr>
-      <w:r>
-        <w:t>Medio fundamental: Gestión comercial fortalecida.</w:t>
+        <w:drawing>
+          <wp:inline xmlns:a="http://schemas.openxmlformats.org/drawingml/2006/main" xmlns:pic="http://schemas.openxmlformats.org/drawingml/2006/picture">
+            <wp:extent cx="5760720" cy="3825015"/>
+            <wp:docPr id="2" name="Picture 2"/>
+            <wp:cNvGraphicFramePr>
+              <a:graphicFrameLocks noChangeAspect="1"/>
+            </wp:cNvGraphicFramePr>
+            <a:graphic>
+              <a:graphicData uri="http://schemas.openxmlformats.org/drawingml/2006/picture">
+                <pic:pic>
+                  <pic:nvPicPr>
+                    <pic:cNvPr id="0" name="arbol_objetivos.png"/>
+                    <pic:cNvPicPr/>
+                  </pic:nvPicPr>
+                  <pic:blipFill>
+                    <a:blip r:embed="rId10"/>
+                    <a:stretch>
+                      <a:fillRect/>
+                    </a:stretch>
+                  </pic:blipFill>
+                  <pic:spPr>
+                    <a:xfrm>
+                      <a:off x="0" y="0"/>
+                      <a:ext cx="5760720" cy="3825015"/>
+                    </a:xfrm>
+                    <a:prstGeom prst="rect"/>
+                  </pic:spPr>
+                </pic:pic>
+              </a:graphicData>
+            </a:graphic>
+          </wp:inline>
+        </w:drawing>
       </w:r>
     </w:p>
     <w:p>

--- a/Proyectos/PEPI/Solucion/INFORME_PEPI.docx
+++ b/Proyectos/PEPI/Solucion/INFORME_PEPI.docx
@@ -26,9 +26,9 @@
           <w:color w:val="595959"/>
           <w:sz w:val="26"/>
         </w:rPr>
-        <w:t>Construcción de PTAP y ampliación del sistema de acueducto</w:t>
+        <w:t>Optimización y ampliación del sistema de acueducto</w:t>
         <w:br/>
-        <w:t>del municipio de El Progreso</w:t>
+        <w:t>del municipio de Tadó (Chocó)</w:t>
       </w:r>
     </w:p>
     <w:p/>
@@ -41,7 +41,7 @@
           <w:i/>
           <w:sz w:val="18"/>
         </w:rPr>
-        <w:t>Cifras monetarias en millones de pesos colombianos (COP MM) salvo indicación contraria.</w:t>
+        <w:t>Caso real. Cifras monetarias en millones de pesos colombianos (COP MM) salvo indicación contraria.</w:t>
       </w:r>
     </w:p>
     <w:p/>
@@ -66,7 +66,7 @@
           <w:i w:val="0"/>
           <w:sz w:val="22"/>
         </w:rPr>
-        <w:t>El municipio de El Progreso (≈18.000 habitantes, con proyección a 25.000 en 20 años) presenta un déficit crónico en la prestación del servicio de acueducto: cobertura del 78 %, índice de agua no contabilizada (IANC) del 48 % y una planta de tratamiento obsoleta que opera por encima de su capacidad de diseño, lo que genera intermitencia en el suministro y riesgo sanitario.</w:t>
+        <w:t>Tadó es un municipio del occidente del Chocó, situado sobre el río San Juan, con 17.000 habitantes según el Censo Nacional de Población y Vivienda 2018 (DANE) y uno de los regímenes de lluvia más altos del planeta (~7.900 mm/año). Pese a esa abundancia de agua, la población ha carecido históricamente de agua potable continua y de calidad: baja cobertura, discontinuidad en el servicio y un tratamiento insuficiente frente a la alta turbiedad del agua cruda durante las crecientes.</w:t>
       </w:r>
     </w:p>
     <w:p>
@@ -78,7 +78,7 @@
           <w:i w:val="0"/>
           <w:sz w:val="22"/>
         </w:rPr>
-        <w:t>El proyecto consiste en la construcción de una nueva Planta de Tratamiento de Agua Potable (PTAP) de 120 L/s, la ampliación y rehabilitación de las redes de aducción, conducción y distribución, y la incorporación de estaciones de bombeo, tanques de almacenamiento y micromedición. El objetivo central es garantizar agua potable continua (24 h) y de calidad al 98 % de la población, reduciendo el IANC al 25 % y eliminando los racionamientos.</w:t>
+        <w:t>El proyecto consiste en optimizar y ampliar el sistema de acueducto de la cabecera urbana —incluida una PTAP dimensionada para 45 L/s según la Resolución 0330 de 2017 (RAS)— para alcanzar continuidad 24 horas y cobertura cercana al 98 %, en línea con el proyecto real ejecutado por el Ministerio de Vivienda (MinVivienda) con cooperación española, cuya inversión fue de COP 19.971 millones.</w:t>
       </w:r>
     </w:p>
     <w:p>
@@ -90,7 +90,7 @@
           <w:i w:val="0"/>
           <w:sz w:val="22"/>
         </w:rPr>
-        <w:t>La inversión total (CAPEX) asciende a COP 14.000 MM, financiada en un 60 % con deuda (banca de desarrollo / FINDETER) y 40 % con equity (operador especializado + municipio). Con un WACC de 11,07 %, el proyecto presenta un VPN de COP 8.376 MM y una TIR del 18,13 % a nivel de proyecto; desde la óptica del inversionista la TIR es 24,78 % con un VPN de COP 4.698 MM. Los indicadores confirman que el proyecto es financiera y económicamente viable, además de socialmente prioritario.</w:t>
+        <w:t>Como ocurre con casi todos los acueductos municipales pequeños en Colombia, el proyecto NO es rentable solo con tarifas (VPN financiero negativo). Su justificación es socioeconómica: con la tasa social del 9 % (DNP) el VPN es ampliamente positivo y la relación beneficio/costo es 1,56. Por eso se cofinancia con recursos públicos (SGR, Plan Departamental de Aguas, SGP y cooperación), exactamente como sucedió en Tadó.</w:t>
       </w:r>
     </w:p>
     <w:tbl>
@@ -119,7 +119,7 @@
               <w:rPr>
                 <w:b/>
                 <w:color w:val="FFFFFF"/>
-                <w:sz w:val="18"/>
+                <w:sz w:val="20"/>
               </w:rPr>
               <w:t>Indicador</w:t>
             </w:r>
@@ -139,7 +139,7 @@
               <w:rPr>
                 <w:b/>
                 <w:color w:val="FFFFFF"/>
-                <w:sz w:val="18"/>
+                <w:sz w:val="20"/>
               </w:rPr>
               <w:t>Valor</w:t>
             </w:r>
@@ -156,9 +156,9 @@
             <w:r>
               <w:rPr>
                 <w:b w:val="0"/>
-                <w:sz w:val="18"/>
-              </w:rPr>
-              <w:t>Horizonte de evaluación</w:t>
+                <w:sz w:val="20"/>
+              </w:rPr>
+              <w:t>Caudal de diseño (QMD, Res. 0330)</w:t>
             </w:r>
           </w:p>
         </w:tc>
@@ -174,9 +174,9 @@
             <w:r>
               <w:rPr>
                 <w:b w:val="0"/>
-                <w:sz w:val="18"/>
-              </w:rPr>
-              <w:t>20 años</w:t>
+                <w:sz w:val="20"/>
+              </w:rPr>
+              <w:t>41,5 L/s → PTAP de 45 L/s</w:t>
             </w:r>
           </w:p>
         </w:tc>
@@ -191,9 +191,9 @@
             <w:r>
               <w:rPr>
                 <w:b w:val="0"/>
-                <w:sz w:val="18"/>
-              </w:rPr>
-              <w:t>CAPEX</w:t>
+                <w:sz w:val="20"/>
+              </w:rPr>
+              <w:t>CAPEX total (anclado a inversión real)</w:t>
             </w:r>
           </w:p>
         </w:tc>
@@ -209,9 +209,9 @@
             <w:r>
               <w:rPr>
                 <w:b w:val="0"/>
-                <w:sz w:val="18"/>
-              </w:rPr>
-              <w:t>COP 14.000 MM</w:t>
+                <w:sz w:val="20"/>
+              </w:rPr>
+              <w:t>COP 19.971 MM</w:t>
             </w:r>
           </w:p>
         </w:tc>
@@ -226,9 +226,9 @@
             <w:r>
               <w:rPr>
                 <w:b w:val="0"/>
-                <w:sz w:val="18"/>
-              </w:rPr>
-              <w:t>Estructura Deuda / Equity</w:t>
+                <w:sz w:val="20"/>
+              </w:rPr>
+              <w:t>Estructura de financiación</w:t>
             </w:r>
           </w:p>
         </w:tc>
@@ -244,9 +244,9 @@
             <w:r>
               <w:rPr>
                 <w:b w:val="0"/>
-                <w:sz w:val="18"/>
-              </w:rPr>
-              <w:t>60 % / 40 %</w:t>
+                <w:sz w:val="20"/>
+              </w:rPr>
+              <w:t>80 % público / 10 % deuda / 10 % equity</w:t>
             </w:r>
           </w:p>
         </w:tc>
@@ -261,7 +261,7 @@
             <w:r>
               <w:rPr>
                 <w:b w:val="0"/>
-                <w:sz w:val="18"/>
+                <w:sz w:val="20"/>
               </w:rPr>
               <w:t>WACC</w:t>
             </w:r>
@@ -279,9 +279,9 @@
             <w:r>
               <w:rPr>
                 <w:b w:val="0"/>
-                <w:sz w:val="18"/>
-              </w:rPr>
-              <w:t>11,07 %</w:t>
+                <w:sz w:val="20"/>
+              </w:rPr>
+              <w:t>9,31 %</w:t>
             </w:r>
           </w:p>
         </w:tc>
@@ -296,9 +296,9 @@
             <w:r>
               <w:rPr>
                 <w:b w:val="0"/>
-                <w:sz w:val="18"/>
-              </w:rPr>
-              <w:t>VPN del proyecto (@WACC)</w:t>
+                <w:sz w:val="20"/>
+              </w:rPr>
+              <w:t>VPN del proyecto (solo tarifas) @WACC</w:t>
             </w:r>
           </w:p>
         </w:tc>
@@ -314,9 +314,9 @@
             <w:r>
               <w:rPr>
                 <w:b w:val="0"/>
-                <w:sz w:val="18"/>
-              </w:rPr>
-              <w:t>COP 8.376 MM</w:t>
+                <w:sz w:val="20"/>
+              </w:rPr>
+              <w:t>−15.487 MM (negativo)</w:t>
             </w:r>
           </w:p>
         </w:tc>
@@ -331,9 +331,9 @@
             <w:r>
               <w:rPr>
                 <w:b w:val="0"/>
-                <w:sz w:val="18"/>
-              </w:rPr>
-              <w:t>TIR del proyecto</w:t>
+                <w:sz w:val="20"/>
+              </w:rPr>
+              <w:t>TIR del inversionista (con aporte público)</w:t>
             </w:r>
           </w:p>
         </w:tc>
@@ -349,9 +349,9 @@
             <w:r>
               <w:rPr>
                 <w:b w:val="0"/>
-                <w:sz w:val="18"/>
-              </w:rPr>
-              <w:t>18,13 %</w:t>
+                <w:sz w:val="20"/>
+              </w:rPr>
+              <w:t>10,46 %</w:t>
             </w:r>
           </w:p>
         </w:tc>
@@ -366,9 +366,9 @@
             <w:r>
               <w:rPr>
                 <w:b w:val="0"/>
-                <w:sz w:val="18"/>
-              </w:rPr>
-              <w:t>VPN del inversionista (@Ke)</w:t>
+                <w:sz w:val="20"/>
+              </w:rPr>
+              <w:t>VPN socioeconómico @ tasa social 9 % (DNP)</w:t>
             </w:r>
           </w:p>
         </w:tc>
@@ -384,9 +384,9 @@
             <w:r>
               <w:rPr>
                 <w:b w:val="0"/>
-                <w:sz w:val="18"/>
-              </w:rPr>
-              <w:t>COP 4.698 MM</w:t>
+                <w:sz w:val="20"/>
+              </w:rPr>
+              <w:t>+19.626 MM</w:t>
             </w:r>
           </w:p>
         </w:tc>
@@ -401,9 +401,9 @@
             <w:r>
               <w:rPr>
                 <w:b w:val="0"/>
-                <w:sz w:val="18"/>
-              </w:rPr>
-              <w:t>TIR del inversionista</w:t>
+                <w:sz w:val="20"/>
+              </w:rPr>
+              <w:t>Relación Beneficio/Costo (social)</w:t>
             </w:r>
           </w:p>
         </w:tc>
@@ -419,9 +419,9 @@
             <w:r>
               <w:rPr>
                 <w:b w:val="0"/>
-                <w:sz w:val="18"/>
-              </w:rPr>
-              <w:t>24,78 %</w:t>
+                <w:sz w:val="20"/>
+              </w:rPr>
+              <w:t>1,56</w:t>
             </w:r>
           </w:p>
         </w:tc>
@@ -449,7 +449,7 @@
           <w:i w:val="0"/>
           <w:sz w:val="22"/>
         </w:rPr>
-        <w:t>Problema central: Deficiente prestación del servicio de acueducto en el municipio de El Progreso. Los efectos (consecuencias) se ubican en la parte superior y las causas en la parte inferior.</w:t>
+        <w:t>Problema central: servicio de acueducto deficiente, discontinuo y con agua no apta en la cabecera de Tadó, pese a estar en una de las zonas más lluviosas del planeta. Los efectos se ubican en la parte superior y las causas en la parte inferior.</w:t>
       </w:r>
     </w:p>
     <w:p>
@@ -512,7 +512,7 @@
           <w:i w:val="0"/>
           <w:sz w:val="22"/>
         </w:rPr>
-        <w:t>Objetivo central: Mejorar la prestación del servicio de acueducto en el municipio de El Progreso. Es el espejo en positivo del árbol de problemas: cada causa se convierte en un medio y cada efecto en un fin.</w:t>
+        <w:t>Objetivo central: garantizar agua potable continua (24 h) y de calidad para la población de la cabecera de Tadó. Es el espejo positivo del árbol de problemas: cada causa se convierte en un medio y cada efecto en un fin.</w:t>
       </w:r>
     </w:p>
     <w:p>
@@ -712,7 +712,7 @@
                 <w:b w:val="0"/>
                 <w:sz w:val="18"/>
               </w:rPr>
-              <w:t>Contribuir al desarrollo social y económico mejorando la salud pública.</w:t>
+              <w:t>Contribuir al desarrollo humano y a la reducción de la pobreza en Tadó.</w:t>
             </w:r>
           </w:p>
         </w:tc>
@@ -727,7 +727,7 @@
                 <w:b w:val="0"/>
                 <w:sz w:val="18"/>
               </w:rPr>
-              <w:t>Reducción 40 % en EDA a 3 años; aumento del IDM.</w:t>
+              <w:t>IPM municipal; cobertura de necesidades básicas de agua.</w:t>
             </w:r>
           </w:p>
         </w:tc>
@@ -742,7 +742,7 @@
                 <w:b w:val="0"/>
                 <w:sz w:val="18"/>
               </w:rPr>
-              <w:t>Reportes Secretaría de Salud; DANE/SIVIGILA.</w:t>
+              <w:t>DANE (IPM), TerriData, Plan de Desarrollo.</w:t>
             </w:r>
           </w:p>
         </w:tc>
@@ -757,7 +757,7 @@
                 <w:b w:val="0"/>
                 <w:sz w:val="18"/>
               </w:rPr>
-              <w:t>Estabilidad política y continuidad de la inversión social.</w:t>
+              <w:t>Estabilidad institucional y de orden público.</w:t>
             </w:r>
           </w:p>
         </w:tc>
@@ -792,7 +792,7 @@
                 <w:b w:val="0"/>
                 <w:sz w:val="18"/>
               </w:rPr>
-              <w:t>Garantizar servicio continuo (24 h), con calidad y cobertura 98 %.</w:t>
+              <w:t>La población de la cabecera dispone de agua potable continua y de calidad.</w:t>
             </w:r>
           </w:p>
         </w:tc>
@@ -807,7 +807,7 @@
                 <w:b w:val="0"/>
                 <w:sz w:val="18"/>
               </w:rPr>
-              <w:t>Cobertura ≥ 98 %; continuidad 24 h; IRCA &lt; 5 %; IANC ≤ 25 %.</w:t>
+              <w:t>Continuidad ≥ 24 h; IRCA ≤ 5 (apta); cobertura ≥ 98 %.</w:t>
             </w:r>
           </w:p>
         </w:tc>
@@ -822,7 +822,7 @@
                 <w:b w:val="0"/>
                 <w:sz w:val="18"/>
               </w:rPr>
-              <w:t>Informes SUI–SSPD; reportes IRCA; auditorías.</w:t>
+              <w:t>Reportes SUI/Superservicios; informes IRCA.</w:t>
             </w:r>
           </w:p>
         </w:tc>
@@ -837,7 +837,7 @@
                 <w:b w:val="0"/>
                 <w:sz w:val="18"/>
               </w:rPr>
-              <w:t>La población se conecta y paga la tarifa.</w:t>
+              <w:t>La comunidad se conecta y paga la tarifa.</w:t>
             </w:r>
           </w:p>
         </w:tc>
@@ -872,7 +872,7 @@
                 <w:b w:val="0"/>
                 <w:sz w:val="18"/>
               </w:rPr>
-              <w:t>1) PTAP 120 L/s. 2) Redes ampliadas. 3) Micromedición. 4) Bombeo y tanques.</w:t>
+              <w:t>1) PTAP 45 L/s. 2) Redes rehabilitadas y sectorizadas. 3) Micromedición.</w:t>
             </w:r>
           </w:p>
         </w:tc>
@@ -887,7 +887,7 @@
                 <w:b w:val="0"/>
                 <w:sz w:val="18"/>
               </w:rPr>
-              <w:t>PTAP operando; km de red renovada; N° de medidores.</w:t>
+              <w:t>Capacidad instalada; km de red; IANC ≤ 25 %; N° de medidores.</w:t>
             </w:r>
           </w:p>
         </w:tc>
@@ -902,7 +902,7 @@
                 <w:b w:val="0"/>
                 <w:sz w:val="18"/>
               </w:rPr>
-              <w:t>Actas de recibo; pruebas; inventario de activos.</w:t>
+              <w:t>Actas de obra; catastro de redes; SUI.</w:t>
             </w:r>
           </w:p>
         </w:tc>
@@ -917,7 +917,7 @@
                 <w:b w:val="0"/>
                 <w:sz w:val="18"/>
               </w:rPr>
-              <w:t>Disponibilidad de predios, permisos y energía.</w:t>
+              <w:t>Suministro eléctrico/insumos estable; predios disponibles.</w:t>
             </w:r>
           </w:p>
         </w:tc>
@@ -952,7 +952,7 @@
                 <w:b w:val="0"/>
                 <w:sz w:val="18"/>
               </w:rPr>
-              <w:t>Estudios; gestión predial/ambiental; construcción; equipos; puesta en marcha.</w:t>
+              <w:t>Estudios y diseños; obras civiles; equipos; interventoría; gestión ambiental y social.</w:t>
             </w:r>
           </w:p>
         </w:tc>
@@ -967,7 +967,7 @@
                 <w:b w:val="0"/>
                 <w:sz w:val="18"/>
               </w:rPr>
-              <w:t>Avance físico vs. cronograma; ejecución CAPEX 14.000 MM.</w:t>
+              <w:t>Avance físico y financiero (%); cumplimiento del cronograma.</w:t>
             </w:r>
           </w:p>
         </w:tc>
@@ -982,7 +982,7 @@
                 <w:b w:val="0"/>
                 <w:sz w:val="18"/>
               </w:rPr>
-              <w:t>Informes de interventoría; cortes de obra.</w:t>
+              <w:t>Informes de interventoría; ejecución presupuestal.</w:t>
             </w:r>
           </w:p>
         </w:tc>
@@ -997,7 +997,7 @@
                 <w:b w:val="0"/>
                 <w:sz w:val="18"/>
               </w:rPr>
-              <w:t>Cierre financiero; clima y orden público normales.</w:t>
+              <w:t>Recursos cofinanciados desembolsados a tiempo.</w:t>
             </w:r>
           </w:p>
         </w:tc>
@@ -1018,14 +1018,14 @@
     </w:p>
     <w:p>
       <w:pPr>
-        <w:jc w:val="both"/>
+        <w:pStyle w:val="Heading2"/>
       </w:pPr>
       <w:r>
         <w:rPr>
-          <w:i w:val="0"/>
-          <w:sz w:val="22"/>
+          <w:color w:val="1F4E79"/>
+          <w:sz w:val="24"/>
         </w:rPr>
-        <w:t>1. Planta de Tratamiento de Agua Potable (PTAP) – 120 L/s. Planta convencional compacta-modular con coagulación, floculación, sedimentación de alta tasa, filtración rápida y desinfección por cloración, dimensionada para el caudal máximo diario a 20 años. Incluye dosificación automatizada y laboratorio de control de calidad para garantizar IRCA &lt; 5 % (Resolución 2115 de 2007).</w:t>
+        <w:t>5.1 Diseño de caudal (Resolución 0330 de 2017 — RAS)</w:t>
       </w:r>
     </w:p>
     <w:p>
@@ -1037,67 +1037,7 @@
           <w:i w:val="0"/>
           <w:sz w:val="22"/>
         </w:rPr>
-        <w:t>2. Aducción y conducción. Renovación de la línea de aducción desde la bocatoma y conducción a presión hasta los tanques, con tubería PVC/HD de diámetros calculados hidráulicamente (Hazen-Williams) para minimizar pérdidas y garantizar presiones de servicio.</w:t>
-      </w:r>
-    </w:p>
-    <w:p>
-      <w:pPr>
-        <w:jc w:val="both"/>
-      </w:pPr>
-      <w:r>
-        <w:rPr>
-          <w:i w:val="0"/>
-          <w:sz w:val="22"/>
-        </w:rPr>
-        <w:t>3. Almacenamiento, bombeo y distribución. Tanques con capacidad equivalente al 30 % del volumen diario, estaciones de bombeo con bombas de alta eficiencia y variadores de frecuencia, y sectorización de la red en distritos hidráulicos para control de presiones y pérdidas.</w:t>
-      </w:r>
-    </w:p>
-    <w:p>
-      <w:pPr>
-        <w:jc w:val="both"/>
-      </w:pPr>
-      <w:r>
-        <w:rPr>
-          <w:i w:val="0"/>
-          <w:sz w:val="22"/>
-        </w:rPr>
-        <w:t>4. Reducción de pérdidas y micromedición. Instalación masiva de micromedidores, macromedición por sector y un programa permanente de detección de fugas y control de conexiones fraudulentas, para bajar el IANC del 48 % al 25 %.</w:t>
-      </w:r>
-    </w:p>
-    <w:p>
-      <w:pPr>
-        <w:pStyle w:val="Heading1"/>
-      </w:pPr>
-      <w:r>
-        <w:rPr>
-          <w:color w:val="1F4E79"/>
-          <w:sz w:val="30"/>
-        </w:rPr>
-        <w:t>6. Análisis de Viabilidad Financiera y Económica</w:t>
-      </w:r>
-    </w:p>
-    <w:p>
-      <w:pPr>
-        <w:pStyle w:val="Heading2"/>
-      </w:pPr>
-      <w:r>
-        <w:rPr>
-          <w:color w:val="1F4E79"/>
-          <w:sz w:val="24"/>
-        </w:rPr>
-        <w:t>6.1 Estructura de Inversión y Costos (CAPEX / OPEX)</w:t>
-      </w:r>
-    </w:p>
-    <w:p>
-      <w:pPr>
-        <w:jc w:val="both"/>
-      </w:pPr>
-      <w:r>
-        <w:rPr>
-          <w:i w:val="0"/>
-          <w:sz w:val="22"/>
-        </w:rPr>
-        <w:t>CAPEX — Inversión inicial: COP 14.000 MM (año 0).</w:t>
+        <w:t>La Resolución 0330 de 2017 (RAS) fija la metodología de diseño. Con población municipal de 17.000 hab (CNPV 2018, DANE), fracción urbana estimada del 60 % y crecimiento geométrico del 1,2 % anual, la población de diseño a 25 años es ≈ 14.764 hab. Para clima cálido (&lt; 1.000 m s.n.m.) la dotación neta es 140 L/hab·día y las pérdidas máximas admisibles 25 %, de donde la dotación bruta es 186,7 L/hab·día.</w:t>
       </w:r>
     </w:p>
     <w:tbl>
@@ -1129,7 +1069,7 @@
                 <w:color w:val="FFFFFF"/>
                 <w:sz w:val="18"/>
               </w:rPr>
-              <w:t>Componente</w:t>
+              <w:t>Caudal</w:t>
             </w:r>
           </w:p>
         </w:tc>
@@ -1149,7 +1089,7 @@
                 <w:color w:val="FFFFFF"/>
                 <w:sz w:val="18"/>
               </w:rPr>
-              <w:t>COP MM</w:t>
+              <w:t>Fórmula</w:t>
             </w:r>
           </w:p>
         </w:tc>
@@ -1169,7 +1109,7 @@
                 <w:color w:val="FFFFFF"/>
                 <w:sz w:val="18"/>
               </w:rPr>
-              <w:t>%</w:t>
+              <w:t>Valor</w:t>
             </w:r>
           </w:p>
         </w:tc>
@@ -1186,7 +1126,7 @@
                 <w:b w:val="0"/>
                 <w:sz w:val="18"/>
               </w:rPr>
-              <w:t>PTAP (obra civil + equipos)</w:t>
+              <w:t>Medio diario (Qmd)</w:t>
             </w:r>
           </w:p>
         </w:tc>
@@ -1195,6 +1135,21 @@
             <w:tcW w:type="dxa" w:w="2880"/>
           </w:tcPr>
           <w:p>
+            <w:r/>
+            <w:r>
+              <w:rPr>
+                <w:b w:val="0"/>
+                <w:sz w:val="18"/>
+              </w:rPr>
+              <w:t>Pob · Dot.bruta / 86.400</w:t>
+            </w:r>
+          </w:p>
+        </w:tc>
+        <w:tc>
+          <w:tcPr>
+            <w:tcW w:type="dxa" w:w="2880"/>
+          </w:tcPr>
+          <w:p>
             <w:pPr>
               <w:jc w:val="right"/>
             </w:pPr>
@@ -1204,25 +1159,7 @@
                 <w:b w:val="0"/>
                 <w:sz w:val="18"/>
               </w:rPr>
-              <w:t>6.300</w:t>
-            </w:r>
-          </w:p>
-        </w:tc>
-        <w:tc>
-          <w:tcPr>
-            <w:tcW w:type="dxa" w:w="2880"/>
-          </w:tcPr>
-          <w:p>
-            <w:pPr>
-              <w:jc w:val="right"/>
-            </w:pPr>
-            <w:r/>
-            <w:r>
-              <w:rPr>
-                <w:b w:val="0"/>
-                <w:sz w:val="18"/>
-              </w:rPr>
-              <w:t>45,0 %</w:t>
+              <w:t>31,9 L/s</w:t>
             </w:r>
           </w:p>
         </w:tc>
@@ -1239,7 +1176,7 @@
                 <w:b w:val="0"/>
                 <w:sz w:val="18"/>
               </w:rPr>
-              <w:t>Ampliación red de aducción y conducción</w:t>
+              <w:t>Máximo diario (QMD)</w:t>
             </w:r>
           </w:p>
         </w:tc>
@@ -1248,6 +1185,21 @@
             <w:tcW w:type="dxa" w:w="2880"/>
           </w:tcPr>
           <w:p>
+            <w:r/>
+            <w:r>
+              <w:rPr>
+                <w:b w:val="0"/>
+                <w:sz w:val="18"/>
+              </w:rPr>
+              <w:t>Qmd · k1 (1,30)</w:t>
+            </w:r>
+          </w:p>
+        </w:tc>
+        <w:tc>
+          <w:tcPr>
+            <w:tcW w:type="dxa" w:w="2880"/>
+          </w:tcPr>
+          <w:p>
             <w:pPr>
               <w:jc w:val="right"/>
             </w:pPr>
@@ -1257,25 +1209,7 @@
                 <w:b w:val="0"/>
                 <w:sz w:val="18"/>
               </w:rPr>
-              <w:t>2.800</w:t>
-            </w:r>
-          </w:p>
-        </w:tc>
-        <w:tc>
-          <w:tcPr>
-            <w:tcW w:type="dxa" w:w="2880"/>
-          </w:tcPr>
-          <w:p>
-            <w:pPr>
-              <w:jc w:val="right"/>
-            </w:pPr>
-            <w:r/>
-            <w:r>
-              <w:rPr>
-                <w:b w:val="0"/>
-                <w:sz w:val="18"/>
-              </w:rPr>
-              <w:t>20,0 %</w:t>
+              <w:t>41,5 L/s</w:t>
             </w:r>
           </w:p>
         </w:tc>
@@ -1292,7 +1226,7 @@
                 <w:b w:val="0"/>
                 <w:sz w:val="18"/>
               </w:rPr>
-              <w:t>Estaciones de bombeo y tanques</w:t>
+              <w:t>Máximo horario (QMH)</w:t>
             </w:r>
           </w:p>
         </w:tc>
@@ -1301,6 +1235,21 @@
             <w:tcW w:type="dxa" w:w="2880"/>
           </w:tcPr>
           <w:p>
+            <w:r/>
+            <w:r>
+              <w:rPr>
+                <w:b w:val="0"/>
+                <w:sz w:val="18"/>
+              </w:rPr>
+              <w:t>QMD · k2 (1,60)</w:t>
+            </w:r>
+          </w:p>
+        </w:tc>
+        <w:tc>
+          <w:tcPr>
+            <w:tcW w:type="dxa" w:w="2880"/>
+          </w:tcPr>
+          <w:p>
             <w:pPr>
               <w:jc w:val="right"/>
             </w:pPr>
@@ -1310,25 +1259,7 @@
                 <w:b w:val="0"/>
                 <w:sz w:val="18"/>
               </w:rPr>
-              <w:t>2.100</w:t>
-            </w:r>
-          </w:p>
-        </w:tc>
-        <w:tc>
-          <w:tcPr>
-            <w:tcW w:type="dxa" w:w="2880"/>
-          </w:tcPr>
-          <w:p>
-            <w:pPr>
-              <w:jc w:val="right"/>
-            </w:pPr>
-            <w:r/>
-            <w:r>
-              <w:rPr>
-                <w:b w:val="0"/>
-                <w:sz w:val="18"/>
-              </w:rPr>
-              <w:t>15,0 %</w:t>
+              <w:t>66,4 L/s</w:t>
             </w:r>
           </w:p>
         </w:tc>
@@ -1345,7 +1276,7 @@
                 <w:b w:val="0"/>
                 <w:sz w:val="18"/>
               </w:rPr>
-              <w:t>Redes de distribución y micromedición</w:t>
+              <w:t>Capacidad PTAP seleccionada</w:t>
             </w:r>
           </w:p>
         </w:tc>
@@ -1354,6 +1285,21 @@
             <w:tcW w:type="dxa" w:w="2880"/>
           </w:tcPr>
           <w:p>
+            <w:r/>
+            <w:r>
+              <w:rPr>
+                <w:b w:val="0"/>
+                <w:sz w:val="18"/>
+              </w:rPr>
+              <w:t>—</w:t>
+            </w:r>
+          </w:p>
+        </w:tc>
+        <w:tc>
+          <w:tcPr>
+            <w:tcW w:type="dxa" w:w="2880"/>
+          </w:tcPr>
+          <w:p>
             <w:pPr>
               <w:jc w:val="right"/>
             </w:pPr>
@@ -1363,137 +1309,25 @@
                 <w:b w:val="0"/>
                 <w:sz w:val="18"/>
               </w:rPr>
-              <w:t>1.900</w:t>
-            </w:r>
-          </w:p>
-        </w:tc>
-        <w:tc>
-          <w:tcPr>
-            <w:tcW w:type="dxa" w:w="2880"/>
-          </w:tcPr>
-          <w:p>
-            <w:pPr>
-              <w:jc w:val="right"/>
-            </w:pPr>
-            <w:r/>
-            <w:r>
-              <w:rPr>
-                <w:b w:val="0"/>
-                <w:sz w:val="18"/>
-              </w:rPr>
-              <w:t>13,6 %</w:t>
-            </w:r>
-          </w:p>
-        </w:tc>
-      </w:tr>
-      <w:tr>
-        <w:tc>
-          <w:tcPr>
-            <w:tcW w:type="dxa" w:w="2880"/>
-          </w:tcPr>
-          <w:p>
-            <w:r/>
-            <w:r>
-              <w:rPr>
-                <w:b w:val="0"/>
-                <w:sz w:val="18"/>
-              </w:rPr>
-              <w:t>Estudios, diseños e interventoría</w:t>
-            </w:r>
-          </w:p>
-        </w:tc>
-        <w:tc>
-          <w:tcPr>
-            <w:tcW w:type="dxa" w:w="2880"/>
-          </w:tcPr>
-          <w:p>
-            <w:pPr>
-              <w:jc w:val="right"/>
-            </w:pPr>
-            <w:r/>
-            <w:r>
-              <w:rPr>
-                <w:b w:val="0"/>
-                <w:sz w:val="18"/>
-              </w:rPr>
-              <w:t>900</w:t>
-            </w:r>
-          </w:p>
-        </w:tc>
-        <w:tc>
-          <w:tcPr>
-            <w:tcW w:type="dxa" w:w="2880"/>
-          </w:tcPr>
-          <w:p>
-            <w:pPr>
-              <w:jc w:val="right"/>
-            </w:pPr>
-            <w:r/>
-            <w:r>
-              <w:rPr>
-                <w:b w:val="0"/>
-                <w:sz w:val="18"/>
-              </w:rPr>
-              <w:t>6,4 %</w:t>
-            </w:r>
-          </w:p>
-        </w:tc>
-      </w:tr>
-      <w:tr>
-        <w:tc>
-          <w:tcPr>
-            <w:tcW w:type="dxa" w:w="2880"/>
-          </w:tcPr>
-          <w:p>
-            <w:r/>
-            <w:r>
-              <w:rPr>
-                <w:b w:val="0"/>
-                <w:sz w:val="18"/>
-              </w:rPr>
-              <w:t>Total CAPEX</w:t>
-            </w:r>
-          </w:p>
-        </w:tc>
-        <w:tc>
-          <w:tcPr>
-            <w:tcW w:type="dxa" w:w="2880"/>
-          </w:tcPr>
-          <w:p>
-            <w:pPr>
-              <w:jc w:val="right"/>
-            </w:pPr>
-            <w:r/>
-            <w:r>
-              <w:rPr>
-                <w:b w:val="0"/>
-                <w:sz w:val="18"/>
-              </w:rPr>
-              <w:t>14.000</w:t>
-            </w:r>
-          </w:p>
-        </w:tc>
-        <w:tc>
-          <w:tcPr>
-            <w:tcW w:type="dxa" w:w="2880"/>
-          </w:tcPr>
-          <w:p>
-            <w:pPr>
-              <w:jc w:val="right"/>
-            </w:pPr>
-            <w:r/>
-            <w:r>
-              <w:rPr>
-                <w:b w:val="0"/>
-                <w:sz w:val="18"/>
-              </w:rPr>
-              <w:t>100 %</w:t>
+              <w:t>45 L/s</w:t>
             </w:r>
           </w:p>
         </w:tc>
       </w:tr>
     </w:tbl>
     <w:p/>
+    <w:p>
+      <w:pPr>
+        <w:pStyle w:val="Heading2"/>
+      </w:pPr>
+      <w:r>
+        <w:rPr>
+          <w:color w:val="1F4E79"/>
+          <w:sz w:val="24"/>
+        </w:rPr>
+        <w:t>5.2 Esquema del sistema</w:t>
+      </w:r>
+    </w:p>
     <w:p>
       <w:pPr>
         <w:jc w:val="both"/>
@@ -1503,7 +1337,7 @@
           <w:i w:val="0"/>
           <w:sz w:val="22"/>
         </w:rPr>
-        <w:t>OPEX — Costos de operación (año 1): COP 2.350 MM, con crecimiento del 4 % anual (energía de bombeo, químicos, personal, mantenimiento y costos administrativos/comerciales). Ingresos por tarifa de acueducto: COP 5.200 MM en el año 1, con crecimiento del 4,5 % anual.</w:t>
+        <w:t>1. Captación (bocatoma) sobre el río San Juan, con manejo de crecientes y sólidos gruesos. 2. Línea de aducción hasta la PTAP. 3. PTAP convencional de 45 L/s con tren robusto frente a alta turbiedad: pretratamiento/desarenado → coagulación-floculación → sedimentación → filtración → desinfección; calidad verificada con el IRCA (Resolución 2115 de 2007). 4. Almacenamiento (tanques) y estaciones de bombeo para presión y continuidad. 5. Redes de distribución rehabilitadas y sectorizadas, con micromedición para reducir el IANC.</w:t>
       </w:r>
     </w:p>
     <w:p>
@@ -1515,7 +1349,355 @@
           <w:color w:val="1F4E79"/>
           <w:sz w:val="24"/>
         </w:rPr>
-        <w:t>6.2 Estructura de Deuda + Equity</w:t>
+        <w:t>5.3 Presupuesto / CAPEX por capítulos</w:t>
+      </w:r>
+    </w:p>
+    <w:p>
+      <w:pPr>
+        <w:jc w:val="both"/>
+      </w:pPr>
+      <w:r>
+        <w:rPr>
+          <w:i w:val="0"/>
+          <w:sz w:val="22"/>
+        </w:rPr>
+        <w:t>El CAPEX total se ancla a la inversión real del proyecto (COP 19.971 MM). El desglose por capítulos es una estimación consistente con ese total y con el alcance del proyecto.</w:t>
+      </w:r>
+    </w:p>
+    <w:tbl>
+      <w:tblPr>
+        <w:tblStyle w:val="TableGrid"/>
+        <w:tblW w:type="auto" w:w="0"/>
+        <w:jc w:val="center"/>
+        <w:tblLook w:firstColumn="1" w:firstRow="1" w:lastColumn="0" w:lastRow="0" w:noHBand="0" w:noVBand="1" w:val="04A0"/>
+      </w:tblPr>
+      <w:tblGrid>
+        <w:gridCol w:w="4320"/>
+        <w:gridCol w:w="4320"/>
+      </w:tblGrid>
+      <w:tr>
+        <w:tc>
+          <w:tcPr>
+            <w:tcW w:type="dxa" w:w="4320"/>
+            <w:shd w:val="clear" w:color="auto" w:fill="1F4E79"/>
+          </w:tcPr>
+          <w:p>
+            <w:pPr>
+              <w:jc w:val="center"/>
+            </w:pPr>
+            <w:r/>
+            <w:r>
+              <w:rPr>
+                <w:b/>
+                <w:color w:val="FFFFFF"/>
+                <w:sz w:val="18"/>
+              </w:rPr>
+              <w:t>Capítulo</w:t>
+            </w:r>
+          </w:p>
+        </w:tc>
+        <w:tc>
+          <w:tcPr>
+            <w:tcW w:type="dxa" w:w="4320"/>
+            <w:shd w:val="clear" w:color="auto" w:fill="1F4E79"/>
+          </w:tcPr>
+          <w:p>
+            <w:pPr>
+              <w:jc w:val="center"/>
+            </w:pPr>
+            <w:r/>
+            <w:r>
+              <w:rPr>
+                <w:b/>
+                <w:color w:val="FFFFFF"/>
+                <w:sz w:val="18"/>
+              </w:rPr>
+              <w:t>COP MM</w:t>
+            </w:r>
+          </w:p>
+        </w:tc>
+      </w:tr>
+      <w:tr>
+        <w:tc>
+          <w:tcPr>
+            <w:tcW w:type="dxa" w:w="4320"/>
+          </w:tcPr>
+          <w:p>
+            <w:r/>
+            <w:r>
+              <w:rPr>
+                <w:b w:val="0"/>
+                <w:sz w:val="18"/>
+              </w:rPr>
+              <w:t>Captación (bocatoma) y línea de aducción</w:t>
+            </w:r>
+          </w:p>
+        </w:tc>
+        <w:tc>
+          <w:tcPr>
+            <w:tcW w:type="dxa" w:w="4320"/>
+          </w:tcPr>
+          <w:p>
+            <w:pPr>
+              <w:jc w:val="right"/>
+            </w:pPr>
+            <w:r/>
+            <w:r>
+              <w:rPr>
+                <w:b w:val="0"/>
+                <w:sz w:val="18"/>
+              </w:rPr>
+              <w:t>2.400</w:t>
+            </w:r>
+          </w:p>
+        </w:tc>
+      </w:tr>
+      <w:tr>
+        <w:tc>
+          <w:tcPr>
+            <w:tcW w:type="dxa" w:w="4320"/>
+          </w:tcPr>
+          <w:p>
+            <w:r/>
+            <w:r>
+              <w:rPr>
+                <w:b w:val="0"/>
+                <w:sz w:val="18"/>
+              </w:rPr>
+              <w:t>PTAP 45 L/s (obra civil + equipos)</w:t>
+            </w:r>
+          </w:p>
+        </w:tc>
+        <w:tc>
+          <w:tcPr>
+            <w:tcW w:type="dxa" w:w="4320"/>
+          </w:tcPr>
+          <w:p>
+            <w:pPr>
+              <w:jc w:val="right"/>
+            </w:pPr>
+            <w:r/>
+            <w:r>
+              <w:rPr>
+                <w:b w:val="0"/>
+                <w:sz w:val="18"/>
+              </w:rPr>
+              <w:t>6.300</w:t>
+            </w:r>
+          </w:p>
+        </w:tc>
+      </w:tr>
+      <w:tr>
+        <w:tc>
+          <w:tcPr>
+            <w:tcW w:type="dxa" w:w="4320"/>
+          </w:tcPr>
+          <w:p>
+            <w:r/>
+            <w:r>
+              <w:rPr>
+                <w:b w:val="0"/>
+                <w:sz w:val="18"/>
+              </w:rPr>
+              <w:t>Almacenamiento (tanques) y estaciones de bombeo</w:t>
+            </w:r>
+          </w:p>
+        </w:tc>
+        <w:tc>
+          <w:tcPr>
+            <w:tcW w:type="dxa" w:w="4320"/>
+          </w:tcPr>
+          <w:p>
+            <w:pPr>
+              <w:jc w:val="right"/>
+            </w:pPr>
+            <w:r/>
+            <w:r>
+              <w:rPr>
+                <w:b w:val="0"/>
+                <w:sz w:val="18"/>
+              </w:rPr>
+              <w:t>2.800</w:t>
+            </w:r>
+          </w:p>
+        </w:tc>
+      </w:tr>
+      <w:tr>
+        <w:tc>
+          <w:tcPr>
+            <w:tcW w:type="dxa" w:w="4320"/>
+          </w:tcPr>
+          <w:p>
+            <w:r/>
+            <w:r>
+              <w:rPr>
+                <w:b w:val="0"/>
+                <w:sz w:val="18"/>
+              </w:rPr>
+              <w:t>Redes de distribución, conexiones y micromedición</w:t>
+            </w:r>
+          </w:p>
+        </w:tc>
+        <w:tc>
+          <w:tcPr>
+            <w:tcW w:type="dxa" w:w="4320"/>
+          </w:tcPr>
+          <w:p>
+            <w:pPr>
+              <w:jc w:val="right"/>
+            </w:pPr>
+            <w:r/>
+            <w:r>
+              <w:rPr>
+                <w:b w:val="0"/>
+                <w:sz w:val="18"/>
+              </w:rPr>
+              <w:t>4.200</w:t>
+            </w:r>
+          </w:p>
+        </w:tc>
+      </w:tr>
+      <w:tr>
+        <w:tc>
+          <w:tcPr>
+            <w:tcW w:type="dxa" w:w="4320"/>
+          </w:tcPr>
+          <w:p>
+            <w:r/>
+            <w:r>
+              <w:rPr>
+                <w:b w:val="0"/>
+                <w:sz w:val="18"/>
+              </w:rPr>
+              <w:t>Optimización del alcantarillado (componente asociado)</w:t>
+            </w:r>
+          </w:p>
+        </w:tc>
+        <w:tc>
+          <w:tcPr>
+            <w:tcW w:type="dxa" w:w="4320"/>
+          </w:tcPr>
+          <w:p>
+            <w:pPr>
+              <w:jc w:val="right"/>
+            </w:pPr>
+            <w:r/>
+            <w:r>
+              <w:rPr>
+                <w:b w:val="0"/>
+                <w:sz w:val="18"/>
+              </w:rPr>
+              <w:t>2.471</w:t>
+            </w:r>
+          </w:p>
+        </w:tc>
+      </w:tr>
+      <w:tr>
+        <w:tc>
+          <w:tcPr>
+            <w:tcW w:type="dxa" w:w="4320"/>
+          </w:tcPr>
+          <w:p>
+            <w:r/>
+            <w:r>
+              <w:rPr>
+                <w:b w:val="0"/>
+                <w:sz w:val="18"/>
+              </w:rPr>
+              <w:t>Estudios, diseños, interventoría y gestión ambiental/social</w:t>
+            </w:r>
+          </w:p>
+        </w:tc>
+        <w:tc>
+          <w:tcPr>
+            <w:tcW w:type="dxa" w:w="4320"/>
+          </w:tcPr>
+          <w:p>
+            <w:pPr>
+              <w:jc w:val="right"/>
+            </w:pPr>
+            <w:r/>
+            <w:r>
+              <w:rPr>
+                <w:b w:val="0"/>
+                <w:sz w:val="18"/>
+              </w:rPr>
+              <w:t>1.800</w:t>
+            </w:r>
+          </w:p>
+        </w:tc>
+      </w:tr>
+      <w:tr>
+        <w:tc>
+          <w:tcPr>
+            <w:tcW w:type="dxa" w:w="4320"/>
+          </w:tcPr>
+          <w:p>
+            <w:r/>
+            <w:r>
+              <w:rPr>
+                <w:b w:val="0"/>
+                <w:sz w:val="18"/>
+              </w:rPr>
+              <w:t>TOTAL CAPEX</w:t>
+            </w:r>
+          </w:p>
+        </w:tc>
+        <w:tc>
+          <w:tcPr>
+            <w:tcW w:type="dxa" w:w="4320"/>
+          </w:tcPr>
+          <w:p>
+            <w:pPr>
+              <w:jc w:val="right"/>
+            </w:pPr>
+            <w:r/>
+            <w:r>
+              <w:rPr>
+                <w:b w:val="0"/>
+                <w:sz w:val="18"/>
+              </w:rPr>
+              <w:t>19.971</w:t>
+            </w:r>
+          </w:p>
+        </w:tc>
+      </w:tr>
+    </w:tbl>
+    <w:p/>
+    <w:p>
+      <w:pPr>
+        <w:pStyle w:val="Heading1"/>
+      </w:pPr>
+      <w:r>
+        <w:rPr>
+          <w:color w:val="1F4E79"/>
+          <w:sz w:val="30"/>
+        </w:rPr>
+        <w:t>6. Análisis Financiero</w:t>
+      </w:r>
+    </w:p>
+    <w:p>
+      <w:pPr>
+        <w:pStyle w:val="Heading2"/>
+      </w:pPr>
+      <w:r>
+        <w:rPr>
+          <w:color w:val="1F4E79"/>
+          <w:sz w:val="24"/>
+        </w:rPr>
+        <w:t>6.1 Estructura de financiación y WACC</w:t>
+      </w:r>
+    </w:p>
+    <w:p>
+      <w:pPr>
+        <w:jc w:val="both"/>
+      </w:pPr>
+      <w:r>
+        <w:rPr>
+          <w:i w:val="0"/>
+          <w:sz w:val="22"/>
+        </w:rPr>
+        <w:t>Los acueductos municipales pequeños no se financian con deuda pura: dependen de aportes públicos no reembolsables (SGR, PDA del Chocó, SGP, cooperación). Se adopta la estructura típica 80 % público / 10 % deuda / 10 % equity.</w:t>
       </w:r>
     </w:p>
     <w:tbl>
@@ -1568,7 +1750,7 @@
                 <w:color w:val="FFFFFF"/>
                 <w:sz w:val="18"/>
               </w:rPr>
-              <w:t>Monto (COP MM)</w:t>
+              <w:t>%</w:t>
             </w:r>
           </w:p>
         </w:tc>
@@ -1588,7 +1770,7 @@
                 <w:color w:val="FFFFFF"/>
                 <w:sz w:val="18"/>
               </w:rPr>
-              <w:t>Participación</w:t>
+              <w:t>COP MM</w:t>
             </w:r>
           </w:p>
         </w:tc>
@@ -1625,7 +1807,7 @@
                 <w:b w:val="0"/>
                 <w:sz w:val="18"/>
               </w:rPr>
-              <w:t>Deuda (banca de desarrollo / FINDETER)</w:t>
+              <w:t>Aporte público (SGR/PDA/MinVivienda/cooperación)</w:t>
             </w:r>
           </w:p>
         </w:tc>
@@ -1635,6 +1817,24 @@
           </w:tcPr>
           <w:p>
             <w:pPr>
+              <w:jc w:val="center"/>
+            </w:pPr>
+            <w:r/>
+            <w:r>
+              <w:rPr>
+                <w:b w:val="0"/>
+                <w:sz w:val="18"/>
+              </w:rPr>
+              <w:t>80 %</w:t>
+            </w:r>
+          </w:p>
+        </w:tc>
+        <w:tc>
+          <w:tcPr>
+            <w:tcW w:type="dxa" w:w="2160"/>
+          </w:tcPr>
+          <w:p>
+            <w:pPr>
               <w:jc w:val="right"/>
             </w:pPr>
             <w:r/>
@@ -1643,7 +1843,7 @@
                 <w:b w:val="0"/>
                 <w:sz w:val="18"/>
               </w:rPr>
-              <w:t>8.400</w:t>
+              <w:t>15.977</w:t>
             </w:r>
           </w:p>
         </w:tc>
@@ -1661,25 +1861,7 @@
                 <w:b w:val="0"/>
                 <w:sz w:val="18"/>
               </w:rPr>
-              <w:t>60 %</w:t>
-            </w:r>
-          </w:p>
-        </w:tc>
-        <w:tc>
-          <w:tcPr>
-            <w:tcW w:type="dxa" w:w="2160"/>
-          </w:tcPr>
-          <w:p>
-            <w:pPr>
-              <w:jc w:val="center"/>
-            </w:pPr>
-            <w:r/>
-            <w:r>
-              <w:rPr>
-                <w:b w:val="0"/>
-                <w:sz w:val="18"/>
-              </w:rPr>
-              <w:t>Kd = 12,5 %</w:t>
+              <w:t>tasa social 9 %</w:t>
             </w:r>
           </w:p>
         </w:tc>
@@ -1696,7 +1878,7 @@
                 <w:b w:val="0"/>
                 <w:sz w:val="18"/>
               </w:rPr>
-              <w:t>Equity (operador + municipio)</w:t>
+              <w:t>Deuda (banca de desarrollo, FINDETER)</w:t>
             </w:r>
           </w:p>
         </w:tc>
@@ -1706,6 +1888,24 @@
           </w:tcPr>
           <w:p>
             <w:pPr>
+              <w:jc w:val="center"/>
+            </w:pPr>
+            <w:r/>
+            <w:r>
+              <w:rPr>
+                <w:b w:val="0"/>
+                <w:sz w:val="18"/>
+              </w:rPr>
+              <w:t>10 %</w:t>
+            </w:r>
+          </w:p>
+        </w:tc>
+        <w:tc>
+          <w:tcPr>
+            <w:tcW w:type="dxa" w:w="2160"/>
+          </w:tcPr>
+          <w:p>
+            <w:pPr>
               <w:jc w:val="right"/>
             </w:pPr>
             <w:r/>
@@ -1714,7 +1914,7 @@
                 <w:b w:val="0"/>
                 <w:sz w:val="18"/>
               </w:rPr>
-              <w:t>5.600</w:t>
+              <w:t>1.997</w:t>
             </w:r>
           </w:p>
         </w:tc>
@@ -1732,25 +1932,7 @@
                 <w:b w:val="0"/>
                 <w:sz w:val="18"/>
               </w:rPr>
-              <w:t>40 %</w:t>
-            </w:r>
-          </w:p>
-        </w:tc>
-        <w:tc>
-          <w:tcPr>
-            <w:tcW w:type="dxa" w:w="2160"/>
-          </w:tcPr>
-          <w:p>
-            <w:pPr>
-              <w:jc w:val="center"/>
-            </w:pPr>
-            <w:r/>
-            <w:r>
-              <w:rPr>
-                <w:b w:val="0"/>
-                <w:sz w:val="18"/>
-              </w:rPr>
-              <w:t>Ke = 15,5 %</w:t>
+              <w:t>Kd = 11 %</w:t>
             </w:r>
           </w:p>
         </w:tc>
@@ -1767,7 +1949,7 @@
                 <w:b w:val="0"/>
                 <w:sz w:val="18"/>
               </w:rPr>
-              <w:t>Total</w:t>
+              <w:t>Equity (operador/municipio)</w:t>
             </w:r>
           </w:p>
         </w:tc>
@@ -1777,6 +1959,24 @@
           </w:tcPr>
           <w:p>
             <w:pPr>
+              <w:jc w:val="center"/>
+            </w:pPr>
+            <w:r/>
+            <w:r>
+              <w:rPr>
+                <w:b w:val="0"/>
+                <w:sz w:val="18"/>
+              </w:rPr>
+              <w:t>10 %</w:t>
+            </w:r>
+          </w:p>
+        </w:tc>
+        <w:tc>
+          <w:tcPr>
+            <w:tcW w:type="dxa" w:w="2160"/>
+          </w:tcPr>
+          <w:p>
+            <w:pPr>
               <w:jc w:val="right"/>
             </w:pPr>
             <w:r/>
@@ -1785,7 +1985,7 @@
                 <w:b w:val="0"/>
                 <w:sz w:val="18"/>
               </w:rPr>
-              <w:t>14.000</w:t>
+              <w:t>1.997</w:t>
             </w:r>
           </w:p>
         </w:tc>
@@ -1803,25 +2003,7 @@
                 <w:b w:val="0"/>
                 <w:sz w:val="18"/>
               </w:rPr>
-              <w:t>100 %</w:t>
-            </w:r>
-          </w:p>
-        </w:tc>
-        <w:tc>
-          <w:tcPr>
-            <w:tcW w:type="dxa" w:w="2160"/>
-          </w:tcPr>
-          <w:p>
-            <w:pPr>
-              <w:jc w:val="center"/>
-            </w:pPr>
-            <w:r/>
-            <w:r>
-              <w:rPr>
-                <w:b w:val="0"/>
-                <w:sz w:val="18"/>
-              </w:rPr>
-              <w:t>—</w:t>
+              <w:t>Ke = 14 %</w:t>
             </w:r>
           </w:p>
         </w:tc>
@@ -1837,7 +2019,7 @@
           <w:i w:val="0"/>
           <w:sz w:val="22"/>
         </w:rPr>
-        <w:t>La deuda se amortiza por el sistema francés (cuota fija) a 10 años, con una cuota anual de COP 1.517,2 MM. La tasa de impuesto de renta aplicada es del 35 %.</w:t>
+        <w:t>WACC = 0,80·9 % + 0,10·14 % + 0,10·11 %·(1 − 0,35) = 9,31 %. El costo de oportunidad del aporte público se toma como la tasa social del DNP (9 %); la deuda incluye escudo fiscal con renta del 35 %.</w:t>
       </w:r>
     </w:p>
     <w:p>
@@ -1849,43 +2031,7 @@
           <w:color w:val="1F4E79"/>
           <w:sz w:val="24"/>
         </w:rPr>
-        <w:t>6.3 Cálculo del WACC</w:t>
-      </w:r>
-    </w:p>
-    <w:p>
-      <w:pPr>
-        <w:jc w:val="both"/>
-      </w:pPr>
-      <w:r>
-        <w:rPr>
-          <w:i w:val="0"/>
-          <w:sz w:val="22"/>
-        </w:rPr>
-        <w:t>WACC = (E/V)·Ke + (D/V)·Kd·(1 − t)</w:t>
-      </w:r>
-    </w:p>
-    <w:p>
-      <w:pPr>
-        <w:jc w:val="both"/>
-      </w:pPr>
-      <w:r>
-        <w:rPr>
-          <w:i w:val="0"/>
-          <w:sz w:val="22"/>
-        </w:rPr>
-        <w:t>WACC = (0,40 × 0,155) + (0,60 × 0,125 × (1 − 0,35)) = 0,0620 + 0,04875 = 0,1108 ≈ 11,07 %</w:t>
-      </w:r>
-    </w:p>
-    <w:p>
-      <w:pPr>
-        <w:pStyle w:val="Heading2"/>
-      </w:pPr>
-      <w:r>
-        <w:rPr>
-          <w:color w:val="1F4E79"/>
-          <w:sz w:val="24"/>
-        </w:rPr>
-        <w:t>6.4 Indicadores de Rentabilidad — VPN y TIR</w:t>
+        <w:t>6.2 Indicadores y evaluaciones</w:t>
       </w:r>
     </w:p>
     <w:tbl>
@@ -1896,16 +2042,14 @@
         <w:tblLook w:firstColumn="1" w:firstRow="1" w:lastColumn="0" w:lastRow="0" w:noHBand="0" w:noVBand="1" w:val="04A0"/>
       </w:tblPr>
       <w:tblGrid>
-        <w:gridCol w:w="1728"/>
-        <w:gridCol w:w="1728"/>
-        <w:gridCol w:w="1728"/>
-        <w:gridCol w:w="1728"/>
-        <w:gridCol w:w="1728"/>
+        <w:gridCol w:w="2880"/>
+        <w:gridCol w:w="2880"/>
+        <w:gridCol w:w="2880"/>
       </w:tblGrid>
       <w:tr>
         <w:tc>
           <w:tcPr>
-            <w:tcW w:type="dxa" w:w="1728"/>
+            <w:tcW w:type="dxa" w:w="2880"/>
             <w:shd w:val="clear" w:color="auto" w:fill="1F4E79"/>
           </w:tcPr>
           <w:p>
@@ -1919,13 +2063,13 @@
                 <w:color w:val="FFFFFF"/>
                 <w:sz w:val="18"/>
               </w:rPr>
-              <w:t>Óptica</w:t>
-            </w:r>
-          </w:p>
-        </w:tc>
-        <w:tc>
-          <w:tcPr>
-            <w:tcW w:type="dxa" w:w="1728"/>
+              <w:t>Evaluación</w:t>
+            </w:r>
+          </w:p>
+        </w:tc>
+        <w:tc>
+          <w:tcPr>
+            <w:tcW w:type="dxa" w:w="2880"/>
             <w:shd w:val="clear" w:color="auto" w:fill="1F4E79"/>
           </w:tcPr>
           <w:p>
@@ -1945,7 +2089,7 @@
         </w:tc>
         <w:tc>
           <w:tcPr>
-            <w:tcW w:type="dxa" w:w="1728"/>
+            <w:tcW w:type="dxa" w:w="2880"/>
             <w:shd w:val="clear" w:color="auto" w:fill="1F4E79"/>
           </w:tcPr>
           <w:p>
@@ -1959,47 +2103,7 @@
                 <w:color w:val="FFFFFF"/>
                 <w:sz w:val="18"/>
               </w:rPr>
-              <w:t>VPN (COP MM)</w:t>
-            </w:r>
-          </w:p>
-        </w:tc>
-        <w:tc>
-          <w:tcPr>
-            <w:tcW w:type="dxa" w:w="1728"/>
-            <w:shd w:val="clear" w:color="auto" w:fill="1F4E79"/>
-          </w:tcPr>
-          <w:p>
-            <w:pPr>
-              <w:jc w:val="center"/>
-            </w:pPr>
-            <w:r/>
-            <w:r>
-              <w:rPr>
-                <w:b/>
-                <w:color w:val="FFFFFF"/>
-                <w:sz w:val="18"/>
-              </w:rPr>
-              <w:t>TIR</w:t>
-            </w:r>
-          </w:p>
-        </w:tc>
-        <w:tc>
-          <w:tcPr>
-            <w:tcW w:type="dxa" w:w="1728"/>
-            <w:shd w:val="clear" w:color="auto" w:fill="1F4E79"/>
-          </w:tcPr>
-          <w:p>
-            <w:pPr>
-              <w:jc w:val="center"/>
-            </w:pPr>
-            <w:r/>
-            <w:r>
-              <w:rPr>
-                <w:b/>
-                <w:color w:val="FFFFFF"/>
-                <w:sz w:val="18"/>
-              </w:rPr>
-              <w:t>Criterio</w:t>
+              <w:t>Resultado</w:t>
             </w:r>
           </w:p>
         </w:tc>
@@ -2007,7 +2111,7 @@
       <w:tr>
         <w:tc>
           <w:tcPr>
-            <w:tcW w:type="dxa" w:w="1728"/>
+            <w:tcW w:type="dxa" w:w="2880"/>
           </w:tcPr>
           <w:p>
             <w:r/>
@@ -2016,13 +2120,13 @@
                 <w:b w:val="0"/>
                 <w:sz w:val="18"/>
               </w:rPr>
-              <w:t>Proyecto (FCLP)</w:t>
-            </w:r>
-          </w:p>
-        </w:tc>
-        <w:tc>
-          <w:tcPr>
-            <w:tcW w:type="dxa" w:w="1728"/>
+              <w:t>1) Financiera del proyecto (solo tarifas)</w:t>
+            </w:r>
+          </w:p>
+        </w:tc>
+        <w:tc>
+          <w:tcPr>
+            <w:tcW w:type="dxa" w:w="2880"/>
           </w:tcPr>
           <w:p>
             <w:pPr>
@@ -2034,58 +2138,22 @@
                 <w:b w:val="0"/>
                 <w:sz w:val="18"/>
               </w:rPr>
-              <w:t>WACC = 11,07 %</w:t>
-            </w:r>
-          </w:p>
-        </w:tc>
-        <w:tc>
-          <w:tcPr>
-            <w:tcW w:type="dxa" w:w="1728"/>
-          </w:tcPr>
-          <w:p>
-            <w:pPr>
-              <w:jc w:val="right"/>
-            </w:pPr>
+              <w:t>WACC = 9,31 %</w:t>
+            </w:r>
+          </w:p>
+        </w:tc>
+        <w:tc>
+          <w:tcPr>
+            <w:tcW w:type="dxa" w:w="2880"/>
+          </w:tcPr>
+          <w:p>
             <w:r/>
             <w:r>
               <w:rPr>
                 <w:b w:val="0"/>
                 <w:sz w:val="18"/>
               </w:rPr>
-              <w:t>8.376</w:t>
-            </w:r>
-          </w:p>
-        </w:tc>
-        <w:tc>
-          <w:tcPr>
-            <w:tcW w:type="dxa" w:w="1728"/>
-          </w:tcPr>
-          <w:p>
-            <w:pPr>
-              <w:jc w:val="right"/>
-            </w:pPr>
-            <w:r/>
-            <w:r>
-              <w:rPr>
-                <w:b w:val="0"/>
-                <w:sz w:val="18"/>
-              </w:rPr>
-              <w:t>18,13 %</w:t>
-            </w:r>
-          </w:p>
-        </w:tc>
-        <w:tc>
-          <w:tcPr>
-            <w:tcW w:type="dxa" w:w="1728"/>
-          </w:tcPr>
-          <w:p>
-            <w:r/>
-            <w:r>
-              <w:rPr>
-                <w:b w:val="0"/>
-                <w:sz w:val="18"/>
-              </w:rPr>
-              <w:t>TIR &gt; WACC → viable</w:t>
+              <w:t>VPN = −15.487 MM; TIR = −2,45 %</w:t>
             </w:r>
           </w:p>
         </w:tc>
@@ -2093,7 +2161,7 @@
       <w:tr>
         <w:tc>
           <w:tcPr>
-            <w:tcW w:type="dxa" w:w="1728"/>
+            <w:tcW w:type="dxa" w:w="2880"/>
           </w:tcPr>
           <w:p>
             <w:r/>
@@ -2102,13 +2170,13 @@
                 <w:b w:val="0"/>
                 <w:sz w:val="18"/>
               </w:rPr>
-              <w:t>Inversionista (FCLA)</w:t>
-            </w:r>
-          </w:p>
-        </w:tc>
-        <w:tc>
-          <w:tcPr>
-            <w:tcW w:type="dxa" w:w="1728"/>
+              <w:t>2) Del inversionista (deuda + equity)</w:t>
+            </w:r>
+          </w:p>
+        </w:tc>
+        <w:tc>
+          <w:tcPr>
+            <w:tcW w:type="dxa" w:w="2880"/>
           </w:tcPr>
           <w:p>
             <w:pPr>
@@ -2120,58 +2188,72 @@
                 <w:b w:val="0"/>
                 <w:sz w:val="18"/>
               </w:rPr>
-              <w:t>Ke = 15,5 %</w:t>
-            </w:r>
-          </w:p>
-        </w:tc>
-        <w:tc>
-          <w:tcPr>
-            <w:tcW w:type="dxa" w:w="1728"/>
-          </w:tcPr>
-          <w:p>
-            <w:pPr>
-              <w:jc w:val="right"/>
-            </w:pPr>
+              <w:t>Ke = 14 %</w:t>
+            </w:r>
+          </w:p>
+        </w:tc>
+        <w:tc>
+          <w:tcPr>
+            <w:tcW w:type="dxa" w:w="2880"/>
+          </w:tcPr>
+          <w:p>
             <w:r/>
             <w:r>
               <w:rPr>
                 <w:b w:val="0"/>
                 <w:sz w:val="18"/>
               </w:rPr>
-              <w:t>4.698</w:t>
-            </w:r>
-          </w:p>
-        </w:tc>
-        <w:tc>
-          <w:tcPr>
-            <w:tcW w:type="dxa" w:w="1728"/>
-          </w:tcPr>
-          <w:p>
-            <w:pPr>
-              <w:jc w:val="right"/>
-            </w:pPr>
+              <w:t>VPN = −730 MM; TIR = 10,46 %</w:t>
+            </w:r>
+          </w:p>
+        </w:tc>
+      </w:tr>
+      <w:tr>
+        <w:tc>
+          <w:tcPr>
+            <w:tcW w:type="dxa" w:w="2880"/>
+          </w:tcPr>
+          <w:p>
             <w:r/>
             <w:r>
               <w:rPr>
                 <w:b w:val="0"/>
                 <w:sz w:val="18"/>
               </w:rPr>
-              <w:t>24,78 %</w:t>
-            </w:r>
-          </w:p>
-        </w:tc>
-        <w:tc>
-          <w:tcPr>
-            <w:tcW w:type="dxa" w:w="1728"/>
-          </w:tcPr>
-          <w:p>
+              <w:t>3) Socioeconómica (tasa social DNP)</w:t>
+            </w:r>
+          </w:p>
+        </w:tc>
+        <w:tc>
+          <w:tcPr>
+            <w:tcW w:type="dxa" w:w="2880"/>
+          </w:tcPr>
+          <w:p>
+            <w:pPr>
+              <w:jc w:val="center"/>
+            </w:pPr>
             <w:r/>
             <w:r>
               <w:rPr>
                 <w:b w:val="0"/>
                 <w:sz w:val="18"/>
               </w:rPr>
-              <w:t>TIR &gt; Ke → viable</w:t>
+              <w:t>9 %</w:t>
+            </w:r>
+          </w:p>
+        </w:tc>
+        <w:tc>
+          <w:tcPr>
+            <w:tcW w:type="dxa" w:w="2880"/>
+          </w:tcPr>
+          <w:p>
+            <w:r/>
+            <w:r>
+              <w:rPr>
+                <w:b w:val="0"/>
+                <w:sz w:val="18"/>
+              </w:rPr>
+              <w:t>VPN = +19.626 MM; B/C = 1,56</w:t>
             </w:r>
           </w:p>
         </w:tc>
@@ -2187,7 +2269,7 @@
           <w:i w:val="0"/>
           <w:sz w:val="22"/>
         </w:rPr>
-        <w:t>Ambos VPN son positivos y ambas TIR superan su respectiva tasa de descuento, por lo que el proyecto crea valor. El apalancamiento mejora la rentabilidad del inversionista (24,78 % vs. 18,13 %) por el escudo fiscal de los intereses y el menor costo relativo de la deuda.</w:t>
+        <w:t>El proyecto no es rentable solo con tarifas (norma en acueductos del Pacífico). Es socialmente rentable: el VPN económico es ampliamente positivo y la relación beneficio/costo (1,56) supera 1, lo que justifica la inversión pública, coherente con el estándar internacional de la OMS.</w:t>
       </w:r>
     </w:p>
     <w:p>
@@ -2199,7 +2281,314 @@
           <w:color w:val="1F4E79"/>
           <w:sz w:val="24"/>
         </w:rPr>
-        <w:t>6.5 Flujos de Caja (Proyecto, Inversionistas y Banco)</w:t>
+        <w:t>6.3 Análisis de sensibilidad — aporte público vs. TIR del inversionista</w:t>
+      </w:r>
+    </w:p>
+    <w:tbl>
+      <w:tblPr>
+        <w:tblStyle w:val="TableGrid"/>
+        <w:tblW w:type="auto" w:w="0"/>
+        <w:jc w:val="center"/>
+        <w:tblLook w:firstColumn="1" w:firstRow="1" w:lastColumn="0" w:lastRow="0" w:noHBand="0" w:noVBand="1" w:val="04A0"/>
+      </w:tblPr>
+      <w:tblGrid>
+        <w:gridCol w:w="4320"/>
+        <w:gridCol w:w="4320"/>
+      </w:tblGrid>
+      <w:tr>
+        <w:tc>
+          <w:tcPr>
+            <w:tcW w:type="dxa" w:w="4320"/>
+            <w:shd w:val="clear" w:color="auto" w:fill="1F4E79"/>
+          </w:tcPr>
+          <w:p>
+            <w:pPr>
+              <w:jc w:val="center"/>
+            </w:pPr>
+            <w:r/>
+            <w:r>
+              <w:rPr>
+                <w:b/>
+                <w:color w:val="FFFFFF"/>
+                <w:sz w:val="18"/>
+              </w:rPr>
+              <w:t>Aporte público</w:t>
+            </w:r>
+          </w:p>
+        </w:tc>
+        <w:tc>
+          <w:tcPr>
+            <w:tcW w:type="dxa" w:w="4320"/>
+            <w:shd w:val="clear" w:color="auto" w:fill="1F4E79"/>
+          </w:tcPr>
+          <w:p>
+            <w:pPr>
+              <w:jc w:val="center"/>
+            </w:pPr>
+            <w:r/>
+            <w:r>
+              <w:rPr>
+                <w:b/>
+                <w:color w:val="FFFFFF"/>
+                <w:sz w:val="18"/>
+              </w:rPr>
+              <w:t>TIR inversionista</w:t>
+            </w:r>
+          </w:p>
+        </w:tc>
+      </w:tr>
+      <w:tr>
+        <w:tc>
+          <w:tcPr>
+            <w:tcW w:type="dxa" w:w="4320"/>
+          </w:tcPr>
+          <w:p>
+            <w:pPr>
+              <w:jc w:val="center"/>
+            </w:pPr>
+            <w:r/>
+            <w:r>
+              <w:rPr>
+                <w:b w:val="0"/>
+                <w:sz w:val="18"/>
+              </w:rPr>
+              <w:t>0 %</w:t>
+            </w:r>
+          </w:p>
+        </w:tc>
+        <w:tc>
+          <w:tcPr>
+            <w:tcW w:type="dxa" w:w="4320"/>
+          </w:tcPr>
+          <w:p>
+            <w:pPr>
+              <w:jc w:val="right"/>
+            </w:pPr>
+            <w:r/>
+            <w:r>
+              <w:rPr>
+                <w:b w:val="0"/>
+                <w:sz w:val="18"/>
+              </w:rPr>
+              <w:t>−5,40 %</w:t>
+            </w:r>
+          </w:p>
+        </w:tc>
+      </w:tr>
+      <w:tr>
+        <w:tc>
+          <w:tcPr>
+            <w:tcW w:type="dxa" w:w="4320"/>
+          </w:tcPr>
+          <w:p>
+            <w:pPr>
+              <w:jc w:val="center"/>
+            </w:pPr>
+            <w:r/>
+            <w:r>
+              <w:rPr>
+                <w:b w:val="0"/>
+                <w:sz w:val="18"/>
+              </w:rPr>
+              <w:t>40 %</w:t>
+            </w:r>
+          </w:p>
+        </w:tc>
+        <w:tc>
+          <w:tcPr>
+            <w:tcW w:type="dxa" w:w="4320"/>
+          </w:tcPr>
+          <w:p>
+            <w:pPr>
+              <w:jc w:val="right"/>
+            </w:pPr>
+            <w:r/>
+            <w:r>
+              <w:rPr>
+                <w:b w:val="0"/>
+                <w:sz w:val="18"/>
+              </w:rPr>
+              <w:t>−1,46 %</w:t>
+            </w:r>
+          </w:p>
+        </w:tc>
+      </w:tr>
+      <w:tr>
+        <w:tc>
+          <w:tcPr>
+            <w:tcW w:type="dxa" w:w="4320"/>
+          </w:tcPr>
+          <w:p>
+            <w:pPr>
+              <w:jc w:val="center"/>
+            </w:pPr>
+            <w:r/>
+            <w:r>
+              <w:rPr>
+                <w:b w:val="0"/>
+                <w:sz w:val="18"/>
+              </w:rPr>
+              <w:t>60 %</w:t>
+            </w:r>
+          </w:p>
+        </w:tc>
+        <w:tc>
+          <w:tcPr>
+            <w:tcW w:type="dxa" w:w="4320"/>
+          </w:tcPr>
+          <w:p>
+            <w:pPr>
+              <w:jc w:val="right"/>
+            </w:pPr>
+            <w:r/>
+            <w:r>
+              <w:rPr>
+                <w:b w:val="0"/>
+                <w:sz w:val="18"/>
+              </w:rPr>
+              <w:t>+2,18 %</w:t>
+            </w:r>
+          </w:p>
+        </w:tc>
+      </w:tr>
+      <w:tr>
+        <w:tc>
+          <w:tcPr>
+            <w:tcW w:type="dxa" w:w="4320"/>
+          </w:tcPr>
+          <w:p>
+            <w:pPr>
+              <w:jc w:val="center"/>
+            </w:pPr>
+            <w:r/>
+            <w:r>
+              <w:rPr>
+                <w:b w:val="0"/>
+                <w:sz w:val="18"/>
+              </w:rPr>
+              <w:t>70 %</w:t>
+            </w:r>
+          </w:p>
+        </w:tc>
+        <w:tc>
+          <w:tcPr>
+            <w:tcW w:type="dxa" w:w="4320"/>
+          </w:tcPr>
+          <w:p>
+            <w:pPr>
+              <w:jc w:val="right"/>
+            </w:pPr>
+            <w:r/>
+            <w:r>
+              <w:rPr>
+                <w:b w:val="0"/>
+                <w:sz w:val="18"/>
+              </w:rPr>
+              <w:t>+5,20 %</w:t>
+            </w:r>
+          </w:p>
+        </w:tc>
+      </w:tr>
+      <w:tr>
+        <w:tc>
+          <w:tcPr>
+            <w:tcW w:type="dxa" w:w="4320"/>
+          </w:tcPr>
+          <w:p>
+            <w:pPr>
+              <w:jc w:val="center"/>
+            </w:pPr>
+            <w:r/>
+            <w:r>
+              <w:rPr>
+                <w:b w:val="0"/>
+                <w:sz w:val="18"/>
+              </w:rPr>
+              <w:t>80 %</w:t>
+            </w:r>
+          </w:p>
+        </w:tc>
+        <w:tc>
+          <w:tcPr>
+            <w:tcW w:type="dxa" w:w="4320"/>
+          </w:tcPr>
+          <w:p>
+            <w:pPr>
+              <w:jc w:val="right"/>
+            </w:pPr>
+            <w:r/>
+            <w:r>
+              <w:rPr>
+                <w:b w:val="0"/>
+                <w:sz w:val="18"/>
+              </w:rPr>
+              <w:t>+10,46 %</w:t>
+            </w:r>
+          </w:p>
+        </w:tc>
+      </w:tr>
+      <w:tr>
+        <w:tc>
+          <w:tcPr>
+            <w:tcW w:type="dxa" w:w="4320"/>
+          </w:tcPr>
+          <w:p>
+            <w:pPr>
+              <w:jc w:val="center"/>
+            </w:pPr>
+            <w:r/>
+            <w:r>
+              <w:rPr>
+                <w:b w:val="0"/>
+                <w:sz w:val="18"/>
+              </w:rPr>
+              <w:t>90 %</w:t>
+            </w:r>
+          </w:p>
+        </w:tc>
+        <w:tc>
+          <w:tcPr>
+            <w:tcW w:type="dxa" w:w="4320"/>
+          </w:tcPr>
+          <w:p>
+            <w:pPr>
+              <w:jc w:val="right"/>
+            </w:pPr>
+            <w:r/>
+            <w:r>
+              <w:rPr>
+                <w:b w:val="0"/>
+                <w:sz w:val="18"/>
+              </w:rPr>
+              <w:t>+25,18 %</w:t>
+            </w:r>
+          </w:p>
+        </w:tc>
+      </w:tr>
+    </w:tbl>
+    <w:p/>
+    <w:p>
+      <w:pPr>
+        <w:jc w:val="both"/>
+      </w:pPr>
+      <w:r>
+        <w:rPr>
+          <w:i w:val="0"/>
+          <w:sz w:val="22"/>
+        </w:rPr>
+        <w:t>Sin aporte público el proyecto es inviable para cualquier inversionista. Solo resulta atractivo para un operador privado con aporte público muy alto (≥ 85–90 %), o debe ser operado por una empresa pública/comunitaria que no exige el 14 % de rentabilidad. Esto explica por qué lo financió MinVivienda con cooperación internacional.</w:t>
+      </w:r>
+    </w:p>
+    <w:p>
+      <w:pPr>
+        <w:pStyle w:val="Heading2"/>
+      </w:pPr>
+      <w:r>
+        <w:rPr>
+          <w:color w:val="1F4E79"/>
+          <w:sz w:val="24"/>
+        </w:rPr>
+        <w:t>6.4 Flujos de caja (Proyecto, Inversionista, Banco y Social)</w:t>
       </w:r>
     </w:p>
     <w:tbl>
@@ -2235,7 +2624,7 @@
               <w:rPr>
                 <w:b/>
                 <w:color w:val="FFFFFF"/>
-                <w:sz w:val="18"/>
+                <w:sz w:val="16"/>
               </w:rPr>
               <w:t>Año</w:t>
             </w:r>
@@ -2255,7 +2644,7 @@
               <w:rPr>
                 <w:b/>
                 <w:color w:val="FFFFFF"/>
-                <w:sz w:val="18"/>
+                <w:sz w:val="16"/>
               </w:rPr>
               <w:t>Ingresos</w:t>
             </w:r>
@@ -2275,7 +2664,7 @@
               <w:rPr>
                 <w:b/>
                 <w:color w:val="FFFFFF"/>
-                <w:sz w:val="18"/>
+                <w:sz w:val="16"/>
               </w:rPr>
               <w:t>OPEX</w:t>
             </w:r>
@@ -2295,7 +2684,7 @@
               <w:rPr>
                 <w:b/>
                 <w:color w:val="FFFFFF"/>
-                <w:sz w:val="18"/>
+                <w:sz w:val="16"/>
               </w:rPr>
               <w:t>EBITDA</w:t>
             </w:r>
@@ -2315,9 +2704,9 @@
               <w:rPr>
                 <w:b/>
                 <w:color w:val="FFFFFF"/>
-                <w:sz w:val="18"/>
-              </w:rPr>
-              <w:t>Interés</w:t>
+                <w:sz w:val="16"/>
+              </w:rPr>
+              <w:t>FC Proyecto</w:t>
             </w:r>
           </w:p>
         </w:tc>
@@ -2335,9 +2724,9 @@
               <w:rPr>
                 <w:b/>
                 <w:color w:val="FFFFFF"/>
-                <w:sz w:val="18"/>
-              </w:rPr>
-              <w:t>Amort.</w:t>
+                <w:sz w:val="16"/>
+              </w:rPr>
+              <w:t>FC Inversion.</w:t>
             </w:r>
           </w:p>
         </w:tc>
@@ -2355,9 +2744,9 @@
               <w:rPr>
                 <w:b/>
                 <w:color w:val="FFFFFF"/>
-                <w:sz w:val="18"/>
-              </w:rPr>
-              <w:t>FC Proyecto</w:t>
+                <w:sz w:val="16"/>
+              </w:rPr>
+              <w:t>FC Banco</w:t>
             </w:r>
           </w:p>
         </w:tc>
@@ -2375,9 +2764,9 @@
               <w:rPr>
                 <w:b/>
                 <w:color w:val="FFFFFF"/>
-                <w:sz w:val="18"/>
-              </w:rPr>
-              <w:t>FC Inv.</w:t>
+                <w:sz w:val="16"/>
+              </w:rPr>
+              <w:t>Benef. social</w:t>
             </w:r>
           </w:p>
         </w:tc>
@@ -2395,9 +2784,9 @@
               <w:rPr>
                 <w:b/>
                 <w:color w:val="FFFFFF"/>
-                <w:sz w:val="18"/>
-              </w:rPr>
-              <w:t>FC Banco</w:t>
+                <w:sz w:val="16"/>
+              </w:rPr>
+              <w:t>FC Social</w:t>
             </w:r>
           </w:p>
         </w:tc>
@@ -2415,7 +2804,7 @@
             <w:r>
               <w:rPr>
                 <w:b w:val="0"/>
-                <w:sz w:val="18"/>
+                <w:sz w:val="16"/>
               </w:rPr>
               <w:t>0</w:t>
             </w:r>
@@ -2433,7 +2822,7 @@
             <w:r>
               <w:rPr>
                 <w:b w:val="0"/>
-                <w:sz w:val="18"/>
+                <w:sz w:val="16"/>
               </w:rPr>
               <w:t>—</w:t>
             </w:r>
@@ -2451,7 +2840,7 @@
             <w:r>
               <w:rPr>
                 <w:b w:val="0"/>
-                <w:sz w:val="18"/>
+                <w:sz w:val="16"/>
               </w:rPr>
               <w:t>—</w:t>
             </w:r>
@@ -2469,7 +2858,7 @@
             <w:r>
               <w:rPr>
                 <w:b w:val="0"/>
-                <w:sz w:val="18"/>
+                <w:sz w:val="16"/>
               </w:rPr>
               <w:t>—</w:t>
             </w:r>
@@ -2487,7 +2876,61 @@
             <w:r>
               <w:rPr>
                 <w:b w:val="0"/>
-                <w:sz w:val="18"/>
+                <w:sz w:val="16"/>
+              </w:rPr>
+              <w:t>-19.971</w:t>
+            </w:r>
+          </w:p>
+        </w:tc>
+        <w:tc>
+          <w:tcPr>
+            <w:tcW w:type="dxa" w:w="960"/>
+          </w:tcPr>
+          <w:p>
+            <w:pPr>
+              <w:jc w:val="right"/>
+            </w:pPr>
+            <w:r/>
+            <w:r>
+              <w:rPr>
+                <w:b w:val="0"/>
+                <w:sz w:val="16"/>
+              </w:rPr>
+              <w:t>-1.997</w:t>
+            </w:r>
+          </w:p>
+        </w:tc>
+        <w:tc>
+          <w:tcPr>
+            <w:tcW w:type="dxa" w:w="960"/>
+          </w:tcPr>
+          <w:p>
+            <w:pPr>
+              <w:jc w:val="right"/>
+            </w:pPr>
+            <w:r/>
+            <w:r>
+              <w:rPr>
+                <w:b w:val="0"/>
+                <w:sz w:val="16"/>
+              </w:rPr>
+              <w:t>1.997</w:t>
+            </w:r>
+          </w:p>
+        </w:tc>
+        <w:tc>
+          <w:tcPr>
+            <w:tcW w:type="dxa" w:w="960"/>
+          </w:tcPr>
+          <w:p>
+            <w:pPr>
+              <w:jc w:val="right"/>
+            </w:pPr>
+            <w:r/>
+            <w:r>
+              <w:rPr>
+                <w:b w:val="0"/>
+                <w:sz w:val="16"/>
               </w:rPr>
               <w:t>—</w:t>
             </w:r>
@@ -2505,63 +2948,9 @@
             <w:r>
               <w:rPr>
                 <w:b w:val="0"/>
-                <w:sz w:val="18"/>
-              </w:rPr>
-              <w:t>—</w:t>
-            </w:r>
-          </w:p>
-        </w:tc>
-        <w:tc>
-          <w:tcPr>
-            <w:tcW w:type="dxa" w:w="960"/>
-          </w:tcPr>
-          <w:p>
-            <w:pPr>
-              <w:jc w:val="right"/>
-            </w:pPr>
-            <w:r/>
-            <w:r>
-              <w:rPr>
-                <w:b w:val="0"/>
-                <w:sz w:val="18"/>
-              </w:rPr>
-              <w:t>-14.000</w:t>
-            </w:r>
-          </w:p>
-        </w:tc>
-        <w:tc>
-          <w:tcPr>
-            <w:tcW w:type="dxa" w:w="960"/>
-          </w:tcPr>
-          <w:p>
-            <w:pPr>
-              <w:jc w:val="right"/>
-            </w:pPr>
-            <w:r/>
-            <w:r>
-              <w:rPr>
-                <w:b w:val="0"/>
-                <w:sz w:val="18"/>
-              </w:rPr>
-              <w:t>-5.600</w:t>
-            </w:r>
-          </w:p>
-        </w:tc>
-        <w:tc>
-          <w:tcPr>
-            <w:tcW w:type="dxa" w:w="960"/>
-          </w:tcPr>
-          <w:p>
-            <w:pPr>
-              <w:jc w:val="right"/>
-            </w:pPr>
-            <w:r/>
-            <w:r>
-              <w:rPr>
-                <w:b w:val="0"/>
-                <w:sz w:val="18"/>
-              </w:rPr>
-              <w:t>+8.400</w:t>
+                <w:sz w:val="16"/>
+              </w:rPr>
+              <w:t>-19.971</w:t>
             </w:r>
           </w:p>
         </w:tc>
@@ -2579,7 +2968,7 @@
             <w:r>
               <w:rPr>
                 <w:b w:val="0"/>
-                <w:sz w:val="18"/>
+                <w:sz w:val="16"/>
               </w:rPr>
               <w:t>1</w:t>
             </w:r>
@@ -2597,9 +2986,9 @@
             <w:r>
               <w:rPr>
                 <w:b w:val="0"/>
-                <w:sz w:val="18"/>
-              </w:rPr>
-              <w:t>5.200</w:t>
+                <w:sz w:val="16"/>
+              </w:rPr>
+              <w:t>1.500</w:t>
             </w:r>
           </w:p>
         </w:tc>
@@ -2615,9 +3004,9 @@
             <w:r>
               <w:rPr>
                 <w:b w:val="0"/>
-                <w:sz w:val="18"/>
-              </w:rPr>
-              <w:t>2.350</w:t>
+                <w:sz w:val="16"/>
+              </w:rPr>
+              <w:t>1.150</w:t>
             </w:r>
           </w:p>
         </w:tc>
@@ -2633,9 +3022,9 @@
             <w:r>
               <w:rPr>
                 <w:b w:val="0"/>
-                <w:sz w:val="18"/>
-              </w:rPr>
-              <w:t>2.850</w:t>
+                <w:sz w:val="16"/>
+              </w:rPr>
+              <w:t>350</w:t>
             </w:r>
           </w:p>
         </w:tc>
@@ -2651,9 +3040,9 @@
             <w:r>
               <w:rPr>
                 <w:b w:val="0"/>
-                <w:sz w:val="18"/>
-              </w:rPr>
-              <w:t>1.050</w:t>
+                <w:sz w:val="16"/>
+              </w:rPr>
+              <w:t>350</w:t>
             </w:r>
           </w:p>
         </w:tc>
@@ -2669,9 +3058,9 @@
             <w:r>
               <w:rPr>
                 <w:b w:val="0"/>
-                <w:sz w:val="18"/>
-              </w:rPr>
-              <w:t>467</w:t>
+                <w:sz w:val="16"/>
+              </w:rPr>
+              <w:t>11</w:t>
             </w:r>
           </w:p>
         </w:tc>
@@ -2687,9 +3076,9 @@
             <w:r>
               <w:rPr>
                 <w:b w:val="0"/>
-                <w:sz w:val="18"/>
-              </w:rPr>
-              <w:t>2.098</w:t>
+                <w:sz w:val="16"/>
+              </w:rPr>
+              <w:t>-339</w:t>
             </w:r>
           </w:p>
         </w:tc>
@@ -2705,9 +3094,9 @@
             <w:r>
               <w:rPr>
                 <w:b w:val="0"/>
-                <w:sz w:val="18"/>
-              </w:rPr>
-              <w:t>948</w:t>
+                <w:sz w:val="16"/>
+              </w:rPr>
+              <w:t>4.150</w:t>
             </w:r>
           </w:p>
         </w:tc>
@@ -2723,9 +3112,9 @@
             <w:r>
               <w:rPr>
                 <w:b w:val="0"/>
-                <w:sz w:val="18"/>
-              </w:rPr>
-              <w:t>-1.517</w:t>
+                <w:sz w:val="16"/>
+              </w:rPr>
+              <w:t>3.000</w:t>
             </w:r>
           </w:p>
         </w:tc>
@@ -2743,7 +3132,7 @@
             <w:r>
               <w:rPr>
                 <w:b w:val="0"/>
-                <w:sz w:val="18"/>
+                <w:sz w:val="16"/>
               </w:rPr>
               <w:t>2</w:t>
             </w:r>
@@ -2761,9 +3150,9 @@
             <w:r>
               <w:rPr>
                 <w:b w:val="0"/>
-                <w:sz w:val="18"/>
-              </w:rPr>
-              <w:t>5.434</w:t>
+                <w:sz w:val="16"/>
+              </w:rPr>
+              <w:t>1.552</w:t>
             </w:r>
           </w:p>
         </w:tc>
@@ -2779,9 +3168,9 @@
             <w:r>
               <w:rPr>
                 <w:b w:val="0"/>
-                <w:sz w:val="18"/>
-              </w:rPr>
-              <w:t>2.444</w:t>
+                <w:sz w:val="16"/>
+              </w:rPr>
+              <w:t>1.190</w:t>
             </w:r>
           </w:p>
         </w:tc>
@@ -2797,9 +3186,9 @@
             <w:r>
               <w:rPr>
                 <w:b w:val="0"/>
-                <w:sz w:val="18"/>
-              </w:rPr>
-              <w:t>2.990</w:t>
+                <w:sz w:val="16"/>
+              </w:rPr>
+              <w:t>362</w:t>
             </w:r>
           </w:p>
         </w:tc>
@@ -2815,9 +3204,9 @@
             <w:r>
               <w:rPr>
                 <w:b w:val="0"/>
-                <w:sz w:val="18"/>
-              </w:rPr>
-              <w:t>992</w:t>
+                <w:sz w:val="16"/>
+              </w:rPr>
+              <w:t>362</w:t>
             </w:r>
           </w:p>
         </w:tc>
@@ -2833,9 +3222,9 @@
             <w:r>
               <w:rPr>
                 <w:b w:val="0"/>
-                <w:sz w:val="18"/>
-              </w:rPr>
-              <w:t>526</w:t>
+                <w:sz w:val="16"/>
+              </w:rPr>
+              <w:t>23</w:t>
             </w:r>
           </w:p>
         </w:tc>
@@ -2851,9 +3240,9 @@
             <w:r>
               <w:rPr>
                 <w:b w:val="0"/>
-                <w:sz w:val="18"/>
-              </w:rPr>
-              <w:t>2.188</w:t>
+                <w:sz w:val="16"/>
+              </w:rPr>
+              <w:t>-339</w:t>
             </w:r>
           </w:p>
         </w:tc>
@@ -2869,9 +3258,9 @@
             <w:r>
               <w:rPr>
                 <w:b w:val="0"/>
-                <w:sz w:val="18"/>
-              </w:rPr>
-              <w:t>1.018</w:t>
+                <w:sz w:val="16"/>
+              </w:rPr>
+              <w:t>4.295</w:t>
             </w:r>
           </w:p>
         </w:tc>
@@ -2887,9 +3276,9 @@
             <w:r>
               <w:rPr>
                 <w:b w:val="0"/>
-                <w:sz w:val="18"/>
-              </w:rPr>
-              <w:t>-1.517</w:t>
+                <w:sz w:val="16"/>
+              </w:rPr>
+              <w:t>3.105</w:t>
             </w:r>
           </w:p>
         </w:tc>
@@ -2907,7 +3296,7 @@
             <w:r>
               <w:rPr>
                 <w:b w:val="0"/>
-                <w:sz w:val="18"/>
+                <w:sz w:val="16"/>
               </w:rPr>
               <w:t>3</w:t>
             </w:r>
@@ -2925,9 +3314,9 @@
             <w:r>
               <w:rPr>
                 <w:b w:val="0"/>
-                <w:sz w:val="18"/>
-              </w:rPr>
-              <w:t>5.679</w:t>
+                <w:sz w:val="16"/>
+              </w:rPr>
+              <w:t>1.607</w:t>
             </w:r>
           </w:p>
         </w:tc>
@@ -2943,9 +3332,9 @@
             <w:r>
               <w:rPr>
                 <w:b w:val="0"/>
-                <w:sz w:val="18"/>
-              </w:rPr>
-              <w:t>2.542</w:t>
+                <w:sz w:val="16"/>
+              </w:rPr>
+              <w:t>1.232</w:t>
             </w:r>
           </w:p>
         </w:tc>
@@ -2961,9 +3350,9 @@
             <w:r>
               <w:rPr>
                 <w:b w:val="0"/>
-                <w:sz w:val="18"/>
-              </w:rPr>
-              <w:t>3.137</w:t>
+                <w:sz w:val="16"/>
+              </w:rPr>
+              <w:t>375</w:t>
             </w:r>
           </w:p>
         </w:tc>
@@ -2979,9 +3368,9 @@
             <w:r>
               <w:rPr>
                 <w:b w:val="0"/>
-                <w:sz w:val="18"/>
-              </w:rPr>
-              <w:t>926</w:t>
+                <w:sz w:val="16"/>
+              </w:rPr>
+              <w:t>375</w:t>
             </w:r>
           </w:p>
         </w:tc>
@@ -2997,9 +3386,9 @@
             <w:r>
               <w:rPr>
                 <w:b w:val="0"/>
-                <w:sz w:val="18"/>
-              </w:rPr>
-              <w:t>591</w:t>
+                <w:sz w:val="16"/>
+              </w:rPr>
+              <w:t>36</w:t>
             </w:r>
           </w:p>
         </w:tc>
@@ -3015,9 +3404,9 @@
             <w:r>
               <w:rPr>
                 <w:b w:val="0"/>
-                <w:sz w:val="18"/>
-              </w:rPr>
-              <w:t>2.284</w:t>
+                <w:sz w:val="16"/>
+              </w:rPr>
+              <w:t>-339</w:t>
             </w:r>
           </w:p>
         </w:tc>
@@ -3033,9 +3422,9 @@
             <w:r>
               <w:rPr>
                 <w:b w:val="0"/>
-                <w:sz w:val="18"/>
-              </w:rPr>
-              <w:t>1.091</w:t>
+                <w:sz w:val="16"/>
+              </w:rPr>
+              <w:t>4.446</w:t>
             </w:r>
           </w:p>
         </w:tc>
@@ -3051,9 +3440,9 @@
             <w:r>
               <w:rPr>
                 <w:b w:val="0"/>
-                <w:sz w:val="18"/>
-              </w:rPr>
-              <w:t>-1.517</w:t>
+                <w:sz w:val="16"/>
+              </w:rPr>
+              <w:t>3.214</w:t>
             </w:r>
           </w:p>
         </w:tc>
@@ -3071,7 +3460,7 @@
             <w:r>
               <w:rPr>
                 <w:b w:val="0"/>
-                <w:sz w:val="18"/>
+                <w:sz w:val="16"/>
               </w:rPr>
               <w:t>4</w:t>
             </w:r>
@@ -3089,9 +3478,9 @@
             <w:r>
               <w:rPr>
                 <w:b w:val="0"/>
-                <w:sz w:val="18"/>
-              </w:rPr>
-              <w:t>5.934</w:t>
+                <w:sz w:val="16"/>
+              </w:rPr>
+              <w:t>1.663</w:t>
             </w:r>
           </w:p>
         </w:tc>
@@ -3107,9 +3496,9 @@
             <w:r>
               <w:rPr>
                 <w:b w:val="0"/>
-                <w:sz w:val="18"/>
-              </w:rPr>
-              <w:t>2.643</w:t>
+                <w:sz w:val="16"/>
+              </w:rPr>
+              <w:t>1.275</w:t>
             </w:r>
           </w:p>
         </w:tc>
@@ -3125,9 +3514,9 @@
             <w:r>
               <w:rPr>
                 <w:b w:val="0"/>
-                <w:sz w:val="18"/>
-              </w:rPr>
-              <w:t>3.291</w:t>
+                <w:sz w:val="16"/>
+              </w:rPr>
+              <w:t>388</w:t>
             </w:r>
           </w:p>
         </w:tc>
@@ -3143,9 +3532,9 @@
             <w:r>
               <w:rPr>
                 <w:b w:val="0"/>
-                <w:sz w:val="18"/>
-              </w:rPr>
-              <w:t>852</w:t>
+                <w:sz w:val="16"/>
+              </w:rPr>
+              <w:t>388</w:t>
             </w:r>
           </w:p>
         </w:tc>
@@ -3161,9 +3550,9 @@
             <w:r>
               <w:rPr>
                 <w:b w:val="0"/>
-                <w:sz w:val="18"/>
-              </w:rPr>
-              <w:t>665</w:t>
+                <w:sz w:val="16"/>
+              </w:rPr>
+              <w:t>49</w:t>
             </w:r>
           </w:p>
         </w:tc>
@@ -3179,9 +3568,9 @@
             <w:r>
               <w:rPr>
                 <w:b w:val="0"/>
-                <w:sz w:val="18"/>
-              </w:rPr>
-              <w:t>2.384</w:t>
+                <w:sz w:val="16"/>
+              </w:rPr>
+              <w:t>-339</w:t>
             </w:r>
           </w:p>
         </w:tc>
@@ -3197,9 +3586,9 @@
             <w:r>
               <w:rPr>
                 <w:b w:val="0"/>
-                <w:sz w:val="18"/>
-              </w:rPr>
-              <w:t>1.165</w:t>
+                <w:sz w:val="16"/>
+              </w:rPr>
+              <w:t>4.601</w:t>
             </w:r>
           </w:p>
         </w:tc>
@@ -3215,9 +3604,9 @@
             <w:r>
               <w:rPr>
                 <w:b w:val="0"/>
-                <w:sz w:val="18"/>
-              </w:rPr>
-              <w:t>-1.517</w:t>
+                <w:sz w:val="16"/>
+              </w:rPr>
+              <w:t>3.326</w:t>
             </w:r>
           </w:p>
         </w:tc>
@@ -3235,7 +3624,7 @@
             <w:r>
               <w:rPr>
                 <w:b w:val="0"/>
-                <w:sz w:val="18"/>
+                <w:sz w:val="16"/>
               </w:rPr>
               <w:t>5</w:t>
             </w:r>
@@ -3253,9 +3642,9 @@
             <w:r>
               <w:rPr>
                 <w:b w:val="0"/>
-                <w:sz w:val="18"/>
-              </w:rPr>
-              <w:t>6.201</w:t>
+                <w:sz w:val="16"/>
+              </w:rPr>
+              <w:t>1.721</w:t>
             </w:r>
           </w:p>
         </w:tc>
@@ -3271,9 +3660,9 @@
             <w:r>
               <w:rPr>
                 <w:b w:val="0"/>
-                <w:sz w:val="18"/>
-              </w:rPr>
-              <w:t>2.749</w:t>
+                <w:sz w:val="16"/>
+              </w:rPr>
+              <w:t>1.320</w:t>
             </w:r>
           </w:p>
         </w:tc>
@@ -3289,9 +3678,9 @@
             <w:r>
               <w:rPr>
                 <w:b w:val="0"/>
-                <w:sz w:val="18"/>
-              </w:rPr>
-              <w:t>3.452</w:t>
+                <w:sz w:val="16"/>
+              </w:rPr>
+              <w:t>402</w:t>
             </w:r>
           </w:p>
         </w:tc>
@@ -3307,9 +3696,9 @@
             <w:r>
               <w:rPr>
                 <w:b w:val="0"/>
-                <w:sz w:val="18"/>
-              </w:rPr>
-              <w:t>769</w:t>
+                <w:sz w:val="16"/>
+              </w:rPr>
+              <w:t>402</w:t>
             </w:r>
           </w:p>
         </w:tc>
@@ -3325,9 +3714,9 @@
             <w:r>
               <w:rPr>
                 <w:b w:val="0"/>
-                <w:sz w:val="18"/>
-              </w:rPr>
-              <w:t>748</w:t>
+                <w:sz w:val="16"/>
+              </w:rPr>
+              <w:t>62</w:t>
             </w:r>
           </w:p>
         </w:tc>
@@ -3343,9 +3732,9 @@
             <w:r>
               <w:rPr>
                 <w:b w:val="0"/>
-                <w:sz w:val="18"/>
-              </w:rPr>
-              <w:t>2.489</w:t>
+                <w:sz w:val="16"/>
+              </w:rPr>
+              <w:t>-339</w:t>
             </w:r>
           </w:p>
         </w:tc>
@@ -3361,9 +3750,9 @@
             <w:r>
               <w:rPr>
                 <w:b w:val="0"/>
-                <w:sz w:val="18"/>
-              </w:rPr>
-              <w:t>1.241</w:t>
+                <w:sz w:val="16"/>
+              </w:rPr>
+              <w:t>4.762</w:t>
             </w:r>
           </w:p>
         </w:tc>
@@ -3379,9 +3768,9 @@
             <w:r>
               <w:rPr>
                 <w:b w:val="0"/>
-                <w:sz w:val="18"/>
-              </w:rPr>
-              <w:t>-1.517</w:t>
+                <w:sz w:val="16"/>
+              </w:rPr>
+              <w:t>3.443</w:t>
             </w:r>
           </w:p>
         </w:tc>
@@ -3399,7 +3788,7 @@
             <w:r>
               <w:rPr>
                 <w:b w:val="0"/>
-                <w:sz w:val="18"/>
+                <w:sz w:val="16"/>
               </w:rPr>
               <w:t>6</w:t>
             </w:r>
@@ -3417,9 +3806,9 @@
             <w:r>
               <w:rPr>
                 <w:b w:val="0"/>
-                <w:sz w:val="18"/>
-              </w:rPr>
-              <w:t>6.480</w:t>
+                <w:sz w:val="16"/>
+              </w:rPr>
+              <w:t>1.782</w:t>
             </w:r>
           </w:p>
         </w:tc>
@@ -3435,9 +3824,9 @@
             <w:r>
               <w:rPr>
                 <w:b w:val="0"/>
-                <w:sz w:val="18"/>
-              </w:rPr>
-              <w:t>2.859</w:t>
+                <w:sz w:val="16"/>
+              </w:rPr>
+              <w:t>1.366</w:t>
             </w:r>
           </w:p>
         </w:tc>
@@ -3453,9 +3842,9 @@
             <w:r>
               <w:rPr>
                 <w:b w:val="0"/>
-                <w:sz w:val="18"/>
-              </w:rPr>
-              <w:t>3.621</w:t>
+                <w:sz w:val="16"/>
+              </w:rPr>
+              <w:t>416</w:t>
             </w:r>
           </w:p>
         </w:tc>
@@ -3471,9 +3860,9 @@
             <w:r>
               <w:rPr>
                 <w:b w:val="0"/>
-                <w:sz w:val="18"/>
-              </w:rPr>
-              <w:t>675</w:t>
+                <w:sz w:val="16"/>
+              </w:rPr>
+              <w:t>416</w:t>
             </w:r>
           </w:p>
         </w:tc>
@@ -3489,9 +3878,9 @@
             <w:r>
               <w:rPr>
                 <w:b w:val="0"/>
-                <w:sz w:val="18"/>
-              </w:rPr>
-              <w:t>842</w:t>
+                <w:sz w:val="16"/>
+              </w:rPr>
+              <w:t>77</w:t>
             </w:r>
           </w:p>
         </w:tc>
@@ -3507,9 +3896,9 @@
             <w:r>
               <w:rPr>
                 <w:b w:val="0"/>
-                <w:sz w:val="18"/>
-              </w:rPr>
-              <w:t>2.599</w:t>
+                <w:sz w:val="16"/>
+              </w:rPr>
+              <w:t>-339</w:t>
             </w:r>
           </w:p>
         </w:tc>
@@ -3525,9 +3914,9 @@
             <w:r>
               <w:rPr>
                 <w:b w:val="0"/>
-                <w:sz w:val="18"/>
-              </w:rPr>
-              <w:t>1.318</w:t>
+                <w:sz w:val="16"/>
+              </w:rPr>
+              <w:t>4.929</w:t>
             </w:r>
           </w:p>
         </w:tc>
@@ -3543,9 +3932,9 @@
             <w:r>
               <w:rPr>
                 <w:b w:val="0"/>
-                <w:sz w:val="18"/>
-              </w:rPr>
-              <w:t>-1.517</w:t>
+                <w:sz w:val="16"/>
+              </w:rPr>
+              <w:t>3.563</w:t>
             </w:r>
           </w:p>
         </w:tc>
@@ -3563,7 +3952,7 @@
             <w:r>
               <w:rPr>
                 <w:b w:val="0"/>
-                <w:sz w:val="18"/>
+                <w:sz w:val="16"/>
               </w:rPr>
               <w:t>7</w:t>
             </w:r>
@@ -3581,9 +3970,9 @@
             <w:r>
               <w:rPr>
                 <w:b w:val="0"/>
-                <w:sz w:val="18"/>
-              </w:rPr>
-              <w:t>6.772</w:t>
+                <w:sz w:val="16"/>
+              </w:rPr>
+              <w:t>1.844</w:t>
             </w:r>
           </w:p>
         </w:tc>
@@ -3599,9 +3988,9 @@
             <w:r>
               <w:rPr>
                 <w:b w:val="0"/>
-                <w:sz w:val="18"/>
-              </w:rPr>
-              <w:t>2.973</w:t>
+                <w:sz w:val="16"/>
+              </w:rPr>
+              <w:t>1.414</w:t>
             </w:r>
           </w:p>
         </w:tc>
@@ -3617,9 +4006,9 @@
             <w:r>
               <w:rPr>
                 <w:b w:val="0"/>
-                <w:sz w:val="18"/>
-              </w:rPr>
-              <w:t>3.798</w:t>
+                <w:sz w:val="16"/>
+              </w:rPr>
+              <w:t>430</w:t>
             </w:r>
           </w:p>
         </w:tc>
@@ -3635,9 +4024,9 @@
             <w:r>
               <w:rPr>
                 <w:b w:val="0"/>
-                <w:sz w:val="18"/>
-              </w:rPr>
-              <w:t>570</w:t>
+                <w:sz w:val="16"/>
+              </w:rPr>
+              <w:t>430</w:t>
             </w:r>
           </w:p>
         </w:tc>
@@ -3653,9 +4042,9 @@
             <w:r>
               <w:rPr>
                 <w:b w:val="0"/>
-                <w:sz w:val="18"/>
-              </w:rPr>
-              <w:t>947</w:t>
+                <w:sz w:val="16"/>
+              </w:rPr>
+              <w:t>91</w:t>
             </w:r>
           </w:p>
         </w:tc>
@@ -3671,9 +4060,9 @@
             <w:r>
               <w:rPr>
                 <w:b w:val="0"/>
-                <w:sz w:val="18"/>
-              </w:rPr>
-              <w:t>2.714</w:t>
+                <w:sz w:val="16"/>
+              </w:rPr>
+              <w:t>-339</w:t>
             </w:r>
           </w:p>
         </w:tc>
@@ -3689,9 +4078,9 @@
             <w:r>
               <w:rPr>
                 <w:b w:val="0"/>
-                <w:sz w:val="18"/>
-              </w:rPr>
-              <w:t>1.396</w:t>
+                <w:sz w:val="16"/>
+              </w:rPr>
+              <w:t>5.101</w:t>
             </w:r>
           </w:p>
         </w:tc>
@@ -3707,9 +4096,9 @@
             <w:r>
               <w:rPr>
                 <w:b w:val="0"/>
-                <w:sz w:val="18"/>
-              </w:rPr>
-              <w:t>-1.517</w:t>
+                <w:sz w:val="16"/>
+              </w:rPr>
+              <w:t>3.688</w:t>
             </w:r>
           </w:p>
         </w:tc>
@@ -3727,7 +4116,7 @@
             <w:r>
               <w:rPr>
                 <w:b w:val="0"/>
-                <w:sz w:val="18"/>
+                <w:sz w:val="16"/>
               </w:rPr>
               <w:t>8</w:t>
             </w:r>
@@ -3745,9 +4134,9 @@
             <w:r>
               <w:rPr>
                 <w:b w:val="0"/>
-                <w:sz w:val="18"/>
-              </w:rPr>
-              <w:t>7.076</w:t>
+                <w:sz w:val="16"/>
+              </w:rPr>
+              <w:t>1.908</w:t>
             </w:r>
           </w:p>
         </w:tc>
@@ -3763,9 +4152,9 @@
             <w:r>
               <w:rPr>
                 <w:b w:val="0"/>
-                <w:sz w:val="18"/>
-              </w:rPr>
-              <w:t>3.092</w:t>
+                <w:sz w:val="16"/>
+              </w:rPr>
+              <w:t>1.463</w:t>
             </w:r>
           </w:p>
         </w:tc>
@@ -3781,9 +4170,9 @@
             <w:r>
               <w:rPr>
                 <w:b w:val="0"/>
-                <w:sz w:val="18"/>
-              </w:rPr>
-              <w:t>3.984</w:t>
+                <w:sz w:val="16"/>
+              </w:rPr>
+              <w:t>445</w:t>
             </w:r>
           </w:p>
         </w:tc>
@@ -3799,9 +4188,9 @@
             <w:r>
               <w:rPr>
                 <w:b w:val="0"/>
-                <w:sz w:val="18"/>
-              </w:rPr>
-              <w:t>452</w:t>
+                <w:sz w:val="16"/>
+              </w:rPr>
+              <w:t>445</w:t>
             </w:r>
           </w:p>
         </w:tc>
@@ -3817,9 +4206,9 @@
             <w:r>
               <w:rPr>
                 <w:b w:val="0"/>
-                <w:sz w:val="18"/>
-              </w:rPr>
-              <w:t>1.066</w:t>
+                <w:sz w:val="16"/>
+              </w:rPr>
+              <w:t>106</w:t>
             </w:r>
           </w:p>
         </w:tc>
@@ -3835,9 +4224,9 @@
             <w:r>
               <w:rPr>
                 <w:b w:val="0"/>
-                <w:sz w:val="18"/>
-              </w:rPr>
-              <w:t>2.835</w:t>
+                <w:sz w:val="16"/>
+              </w:rPr>
+              <w:t>-339</w:t>
             </w:r>
           </w:p>
         </w:tc>
@@ -3853,9 +4242,9 @@
             <w:r>
               <w:rPr>
                 <w:b w:val="0"/>
-                <w:sz w:val="18"/>
-              </w:rPr>
-              <w:t>1.475</w:t>
+                <w:sz w:val="16"/>
+              </w:rPr>
+              <w:t>5.280</w:t>
             </w:r>
           </w:p>
         </w:tc>
@@ -3871,9 +4260,9 @@
             <w:r>
               <w:rPr>
                 <w:b w:val="0"/>
-                <w:sz w:val="18"/>
-              </w:rPr>
-              <w:t>-1.517</w:t>
+                <w:sz w:val="16"/>
+              </w:rPr>
+              <w:t>3.817</w:t>
             </w:r>
           </w:p>
         </w:tc>
@@ -3891,7 +4280,7 @@
             <w:r>
               <w:rPr>
                 <w:b w:val="0"/>
-                <w:sz w:val="18"/>
+                <w:sz w:val="16"/>
               </w:rPr>
               <w:t>9</w:t>
             </w:r>
@@ -3909,9 +4298,9 @@
             <w:r>
               <w:rPr>
                 <w:b w:val="0"/>
-                <w:sz w:val="18"/>
-              </w:rPr>
-              <w:t>7.395</w:t>
+                <w:sz w:val="16"/>
+              </w:rPr>
+              <w:t>1.975</w:t>
             </w:r>
           </w:p>
         </w:tc>
@@ -3927,9 +4316,9 @@
             <w:r>
               <w:rPr>
                 <w:b w:val="0"/>
-                <w:sz w:val="18"/>
-              </w:rPr>
-              <w:t>3.216</w:t>
+                <w:sz w:val="16"/>
+              </w:rPr>
+              <w:t>1.514</w:t>
             </w:r>
           </w:p>
         </w:tc>
@@ -3945,9 +4334,9 @@
             <w:r>
               <w:rPr>
                 <w:b w:val="0"/>
-                <w:sz w:val="18"/>
-              </w:rPr>
-              <w:t>4.179</w:t>
+                <w:sz w:val="16"/>
+              </w:rPr>
+              <w:t>461</w:t>
             </w:r>
           </w:p>
         </w:tc>
@@ -3963,9 +4352,9 @@
             <w:r>
               <w:rPr>
                 <w:b w:val="0"/>
-                <w:sz w:val="18"/>
-              </w:rPr>
-              <w:t>318</w:t>
+                <w:sz w:val="16"/>
+              </w:rPr>
+              <w:t>461</w:t>
             </w:r>
           </w:p>
         </w:tc>
@@ -3981,9 +4370,9 @@
             <w:r>
               <w:rPr>
                 <w:b w:val="0"/>
-                <w:sz w:val="18"/>
-              </w:rPr>
-              <w:t>1.199</w:t>
+                <w:sz w:val="16"/>
+              </w:rPr>
+              <w:t>122</w:t>
             </w:r>
           </w:p>
         </w:tc>
@@ -3999,9 +4388,9 @@
             <w:r>
               <w:rPr>
                 <w:b w:val="0"/>
-                <w:sz w:val="18"/>
-              </w:rPr>
-              <w:t>2.961</w:t>
+                <w:sz w:val="16"/>
+              </w:rPr>
+              <w:t>-339</w:t>
             </w:r>
           </w:p>
         </w:tc>
@@ -4017,9 +4406,9 @@
             <w:r>
               <w:rPr>
                 <w:b w:val="0"/>
-                <w:sz w:val="18"/>
-              </w:rPr>
-              <w:t>1.555</w:t>
+                <w:sz w:val="16"/>
+              </w:rPr>
+              <w:t>5.465</w:t>
             </w:r>
           </w:p>
         </w:tc>
@@ -4035,9 +4424,9 @@
             <w:r>
               <w:rPr>
                 <w:b w:val="0"/>
-                <w:sz w:val="18"/>
-              </w:rPr>
-              <w:t>-1.517</w:t>
+                <w:sz w:val="16"/>
+              </w:rPr>
+              <w:t>3.950</w:t>
             </w:r>
           </w:p>
         </w:tc>
@@ -4055,7 +4444,7 @@
             <w:r>
               <w:rPr>
                 <w:b w:val="0"/>
-                <w:sz w:val="18"/>
+                <w:sz w:val="16"/>
               </w:rPr>
               <w:t>10</w:t>
             </w:r>
@@ -4073,9 +4462,9 @@
             <w:r>
               <w:rPr>
                 <w:b w:val="0"/>
-                <w:sz w:val="18"/>
-              </w:rPr>
-              <w:t>7.728</w:t>
+                <w:sz w:val="16"/>
+              </w:rPr>
+              <w:t>2.044</w:t>
             </w:r>
           </w:p>
         </w:tc>
@@ -4091,9 +4480,9 @@
             <w:r>
               <w:rPr>
                 <w:b w:val="0"/>
-                <w:sz w:val="18"/>
-              </w:rPr>
-              <w:t>3.345</w:t>
+                <w:sz w:val="16"/>
+              </w:rPr>
+              <w:t>1.567</w:t>
             </w:r>
           </w:p>
         </w:tc>
@@ -4109,9 +4498,9 @@
             <w:r>
               <w:rPr>
                 <w:b w:val="0"/>
-                <w:sz w:val="18"/>
-              </w:rPr>
-              <w:t>4.383</w:t>
+                <w:sz w:val="16"/>
+              </w:rPr>
+              <w:t>477</w:t>
             </w:r>
           </w:p>
         </w:tc>
@@ -4127,9 +4516,9 @@
             <w:r>
               <w:rPr>
                 <w:b w:val="0"/>
-                <w:sz w:val="18"/>
-              </w:rPr>
-              <w:t>169</w:t>
+                <w:sz w:val="16"/>
+              </w:rPr>
+              <w:t>477</w:t>
             </w:r>
           </w:p>
         </w:tc>
@@ -4145,9 +4534,9 @@
             <w:r>
               <w:rPr>
                 <w:b w:val="0"/>
-                <w:sz w:val="18"/>
-              </w:rPr>
-              <w:t>1.349</w:t>
+                <w:sz w:val="16"/>
+              </w:rPr>
+              <w:t>138</w:t>
             </w:r>
           </w:p>
         </w:tc>
@@ -4163,9 +4552,9 @@
             <w:r>
               <w:rPr>
                 <w:b w:val="0"/>
-                <w:sz w:val="18"/>
-              </w:rPr>
-              <w:t>3.094</w:t>
+                <w:sz w:val="16"/>
+              </w:rPr>
+              <w:t>-339</w:t>
             </w:r>
           </w:p>
         </w:tc>
@@ -4181,9 +4570,9 @@
             <w:r>
               <w:rPr>
                 <w:b w:val="0"/>
-                <w:sz w:val="18"/>
-              </w:rPr>
-              <w:t>1.636</w:t>
+                <w:sz w:val="16"/>
+              </w:rPr>
+              <w:t>5.656</w:t>
             </w:r>
           </w:p>
         </w:tc>
@@ -4199,9 +4588,9 @@
             <w:r>
               <w:rPr>
                 <w:b w:val="0"/>
-                <w:sz w:val="18"/>
-              </w:rPr>
-              <w:t>-1.517</w:t>
+                <w:sz w:val="16"/>
+              </w:rPr>
+              <w:t>4.089</w:t>
             </w:r>
           </w:p>
         </w:tc>
@@ -4219,7 +4608,7 @@
             <w:r>
               <w:rPr>
                 <w:b w:val="0"/>
-                <w:sz w:val="18"/>
+                <w:sz w:val="16"/>
               </w:rPr>
               <w:t>11</w:t>
             </w:r>
@@ -4237,9 +4626,9 @@
             <w:r>
               <w:rPr>
                 <w:b w:val="0"/>
-                <w:sz w:val="18"/>
-              </w:rPr>
-              <w:t>8.075</w:t>
+                <w:sz w:val="16"/>
+              </w:rPr>
+              <w:t>2.116</w:t>
             </w:r>
           </w:p>
         </w:tc>
@@ -4255,9 +4644,9 @@
             <w:r>
               <w:rPr>
                 <w:b w:val="0"/>
-                <w:sz w:val="18"/>
-              </w:rPr>
-              <w:t>3.479</w:t>
+                <w:sz w:val="16"/>
+              </w:rPr>
+              <w:t>1.622</w:t>
             </w:r>
           </w:p>
         </w:tc>
@@ -4273,9 +4662,9 @@
             <w:r>
               <w:rPr>
                 <w:b w:val="0"/>
-                <w:sz w:val="18"/>
-              </w:rPr>
-              <w:t>4.597</w:t>
+                <w:sz w:val="16"/>
+              </w:rPr>
+              <w:t>494</w:t>
             </w:r>
           </w:p>
         </w:tc>
@@ -4291,9 +4680,9 @@
             <w:r>
               <w:rPr>
                 <w:b w:val="0"/>
-                <w:sz w:val="18"/>
-              </w:rPr>
-              <w:t>0</w:t>
+                <w:sz w:val="16"/>
+              </w:rPr>
+              <w:t>494</w:t>
             </w:r>
           </w:p>
         </w:tc>
@@ -4309,9 +4698,9 @@
             <w:r>
               <w:rPr>
                 <w:b w:val="0"/>
-                <w:sz w:val="18"/>
-              </w:rPr>
-              <w:t>0</w:t>
+                <w:sz w:val="16"/>
+              </w:rPr>
+              <w:t>494</w:t>
             </w:r>
           </w:p>
         </w:tc>
@@ -4327,9 +4716,9 @@
             <w:r>
               <w:rPr>
                 <w:b w:val="0"/>
-                <w:sz w:val="18"/>
-              </w:rPr>
-              <w:t>3.233</w:t>
+                <w:sz w:val="16"/>
+              </w:rPr>
+              <w:t>-0</w:t>
             </w:r>
           </w:p>
         </w:tc>
@@ -4345,9 +4734,9 @@
             <w:r>
               <w:rPr>
                 <w:b w:val="0"/>
-                <w:sz w:val="18"/>
-              </w:rPr>
-              <w:t>3.233</w:t>
+                <w:sz w:val="16"/>
+              </w:rPr>
+              <w:t>5.854</w:t>
             </w:r>
           </w:p>
         </w:tc>
@@ -4363,9 +4752,9 @@
             <w:r>
               <w:rPr>
                 <w:b w:val="0"/>
-                <w:sz w:val="18"/>
-              </w:rPr>
-              <w:t>0</w:t>
+                <w:sz w:val="16"/>
+              </w:rPr>
+              <w:t>4.232</w:t>
             </w:r>
           </w:p>
         </w:tc>
@@ -4383,7 +4772,7 @@
             <w:r>
               <w:rPr>
                 <w:b w:val="0"/>
-                <w:sz w:val="18"/>
+                <w:sz w:val="16"/>
               </w:rPr>
               <w:t>12</w:t>
             </w:r>
@@ -4401,9 +4790,9 @@
             <w:r>
               <w:rPr>
                 <w:b w:val="0"/>
-                <w:sz w:val="18"/>
-              </w:rPr>
-              <w:t>8.439</w:t>
+                <w:sz w:val="16"/>
+              </w:rPr>
+              <w:t>2.190</w:t>
             </w:r>
           </w:p>
         </w:tc>
@@ -4419,9 +4808,9 @@
             <w:r>
               <w:rPr>
                 <w:b w:val="0"/>
-                <w:sz w:val="18"/>
-              </w:rPr>
-              <w:t>3.618</w:t>
+                <w:sz w:val="16"/>
+              </w:rPr>
+              <w:t>1.679</w:t>
             </w:r>
           </w:p>
         </w:tc>
@@ -4437,9 +4826,9 @@
             <w:r>
               <w:rPr>
                 <w:b w:val="0"/>
-                <w:sz w:val="18"/>
-              </w:rPr>
-              <w:t>4.821</w:t>
+                <w:sz w:val="16"/>
+              </w:rPr>
+              <w:t>511</w:t>
             </w:r>
           </w:p>
         </w:tc>
@@ -4455,9 +4844,9 @@
             <w:r>
               <w:rPr>
                 <w:b w:val="0"/>
-                <w:sz w:val="18"/>
-              </w:rPr>
-              <w:t>0</w:t>
+                <w:sz w:val="16"/>
+              </w:rPr>
+              <w:t>511</w:t>
             </w:r>
           </w:p>
         </w:tc>
@@ -4473,9 +4862,9 @@
             <w:r>
               <w:rPr>
                 <w:b w:val="0"/>
-                <w:sz w:val="18"/>
-              </w:rPr>
-              <w:t>0</w:t>
+                <w:sz w:val="16"/>
+              </w:rPr>
+              <w:t>511</w:t>
             </w:r>
           </w:p>
         </w:tc>
@@ -4491,9 +4880,9 @@
             <w:r>
               <w:rPr>
                 <w:b w:val="0"/>
-                <w:sz w:val="18"/>
-              </w:rPr>
-              <w:t>3.379</w:t>
+                <w:sz w:val="16"/>
+              </w:rPr>
+              <w:t>-0</w:t>
             </w:r>
           </w:p>
         </w:tc>
@@ -4509,9 +4898,9 @@
             <w:r>
               <w:rPr>
                 <w:b w:val="0"/>
-                <w:sz w:val="18"/>
-              </w:rPr>
-              <w:t>3.379</w:t>
+                <w:sz w:val="16"/>
+              </w:rPr>
+              <w:t>6.059</w:t>
             </w:r>
           </w:p>
         </w:tc>
@@ -4527,9 +4916,9 @@
             <w:r>
               <w:rPr>
                 <w:b w:val="0"/>
-                <w:sz w:val="18"/>
-              </w:rPr>
-              <w:t>0</w:t>
+                <w:sz w:val="16"/>
+              </w:rPr>
+              <w:t>4.380</w:t>
             </w:r>
           </w:p>
         </w:tc>
@@ -4547,7 +4936,7 @@
             <w:r>
               <w:rPr>
                 <w:b w:val="0"/>
-                <w:sz w:val="18"/>
+                <w:sz w:val="16"/>
               </w:rPr>
               <w:t>13</w:t>
             </w:r>
@@ -4565,9 +4954,9 @@
             <w:r>
               <w:rPr>
                 <w:b w:val="0"/>
-                <w:sz w:val="18"/>
-              </w:rPr>
-              <w:t>8.819</w:t>
+                <w:sz w:val="16"/>
+              </w:rPr>
+              <w:t>2.267</w:t>
             </w:r>
           </w:p>
         </w:tc>
@@ -4583,9 +4972,9 @@
             <w:r>
               <w:rPr>
                 <w:b w:val="0"/>
-                <w:sz w:val="18"/>
-              </w:rPr>
-              <w:t>3.762</w:t>
+                <w:sz w:val="16"/>
+              </w:rPr>
+              <w:t>1.738</w:t>
             </w:r>
           </w:p>
         </w:tc>
@@ -4601,9 +4990,9 @@
             <w:r>
               <w:rPr>
                 <w:b w:val="0"/>
-                <w:sz w:val="18"/>
-              </w:rPr>
-              <w:t>5.056</w:t>
+                <w:sz w:val="16"/>
+              </w:rPr>
+              <w:t>529</w:t>
             </w:r>
           </w:p>
         </w:tc>
@@ -4619,9 +5008,9 @@
             <w:r>
               <w:rPr>
                 <w:b w:val="0"/>
-                <w:sz w:val="18"/>
-              </w:rPr>
-              <w:t>0</w:t>
+                <w:sz w:val="16"/>
+              </w:rPr>
+              <w:t>529</w:t>
             </w:r>
           </w:p>
         </w:tc>
@@ -4637,9 +5026,9 @@
             <w:r>
               <w:rPr>
                 <w:b w:val="0"/>
-                <w:sz w:val="18"/>
-              </w:rPr>
-              <w:t>0</w:t>
+                <w:sz w:val="16"/>
+              </w:rPr>
+              <w:t>529</w:t>
             </w:r>
           </w:p>
         </w:tc>
@@ -4655,9 +5044,9 @@
             <w:r>
               <w:rPr>
                 <w:b w:val="0"/>
-                <w:sz w:val="18"/>
-              </w:rPr>
-              <w:t>3.532</w:t>
+                <w:sz w:val="16"/>
+              </w:rPr>
+              <w:t>-0</w:t>
             </w:r>
           </w:p>
         </w:tc>
@@ -4673,9 +5062,9 @@
             <w:r>
               <w:rPr>
                 <w:b w:val="0"/>
-                <w:sz w:val="18"/>
-              </w:rPr>
-              <w:t>3.532</w:t>
+                <w:sz w:val="16"/>
+              </w:rPr>
+              <w:t>6.271</w:t>
             </w:r>
           </w:p>
         </w:tc>
@@ -4691,9 +5080,9 @@
             <w:r>
               <w:rPr>
                 <w:b w:val="0"/>
-                <w:sz w:val="18"/>
-              </w:rPr>
-              <w:t>0</w:t>
+                <w:sz w:val="16"/>
+              </w:rPr>
+              <w:t>4.533</w:t>
             </w:r>
           </w:p>
         </w:tc>
@@ -4711,7 +5100,7 @@
             <w:r>
               <w:rPr>
                 <w:b w:val="0"/>
-                <w:sz w:val="18"/>
+                <w:sz w:val="16"/>
               </w:rPr>
               <w:t>14</w:t>
             </w:r>
@@ -4729,9 +5118,9 @@
             <w:r>
               <w:rPr>
                 <w:b w:val="0"/>
-                <w:sz w:val="18"/>
-              </w:rPr>
-              <w:t>9.215</w:t>
+                <w:sz w:val="16"/>
+              </w:rPr>
+              <w:t>2.346</w:t>
             </w:r>
           </w:p>
         </w:tc>
@@ -4747,9 +5136,9 @@
             <w:r>
               <w:rPr>
                 <w:b w:val="0"/>
-                <w:sz w:val="18"/>
-              </w:rPr>
-              <w:t>3.913</w:t>
+                <w:sz w:val="16"/>
+              </w:rPr>
+              <w:t>1.798</w:t>
             </w:r>
           </w:p>
         </w:tc>
@@ -4765,9 +5154,9 @@
             <w:r>
               <w:rPr>
                 <w:b w:val="0"/>
-                <w:sz w:val="18"/>
-              </w:rPr>
-              <w:t>5.302</w:t>
+                <w:sz w:val="16"/>
+              </w:rPr>
+              <w:t>547</w:t>
             </w:r>
           </w:p>
         </w:tc>
@@ -4783,9 +5172,9 @@
             <w:r>
               <w:rPr>
                 <w:b w:val="0"/>
-                <w:sz w:val="18"/>
-              </w:rPr>
-              <w:t>0</w:t>
+                <w:sz w:val="16"/>
+              </w:rPr>
+              <w:t>547</w:t>
             </w:r>
           </w:p>
         </w:tc>
@@ -4801,9 +5190,9 @@
             <w:r>
               <w:rPr>
                 <w:b w:val="0"/>
-                <w:sz w:val="18"/>
-              </w:rPr>
-              <w:t>0</w:t>
+                <w:sz w:val="16"/>
+              </w:rPr>
+              <w:t>547</w:t>
             </w:r>
           </w:p>
         </w:tc>
@@ -4819,9 +5208,9 @@
             <w:r>
               <w:rPr>
                 <w:b w:val="0"/>
-                <w:sz w:val="18"/>
-              </w:rPr>
-              <w:t>3.692</w:t>
+                <w:sz w:val="16"/>
+              </w:rPr>
+              <w:t>-0</w:t>
             </w:r>
           </w:p>
         </w:tc>
@@ -4837,9 +5226,9 @@
             <w:r>
               <w:rPr>
                 <w:b w:val="0"/>
-                <w:sz w:val="18"/>
-              </w:rPr>
-              <w:t>3.692</w:t>
+                <w:sz w:val="16"/>
+              </w:rPr>
+              <w:t>6.490</w:t>
             </w:r>
           </w:p>
         </w:tc>
@@ -4855,9 +5244,9 @@
             <w:r>
               <w:rPr>
                 <w:b w:val="0"/>
-                <w:sz w:val="18"/>
-              </w:rPr>
-              <w:t>0</w:t>
+                <w:sz w:val="16"/>
+              </w:rPr>
+              <w:t>4.692</w:t>
             </w:r>
           </w:p>
         </w:tc>
@@ -4875,7 +5264,7 @@
             <w:r>
               <w:rPr>
                 <w:b w:val="0"/>
-                <w:sz w:val="18"/>
+                <w:sz w:val="16"/>
               </w:rPr>
               <w:t>15</w:t>
             </w:r>
@@ -4893,9 +5282,9 @@
             <w:r>
               <w:rPr>
                 <w:b w:val="0"/>
-                <w:sz w:val="18"/>
-              </w:rPr>
-              <w:t>9.630</w:t>
+                <w:sz w:val="16"/>
+              </w:rPr>
+              <w:t>2.428</w:t>
             </w:r>
           </w:p>
         </w:tc>
@@ -4911,9 +5300,9 @@
             <w:r>
               <w:rPr>
                 <w:b w:val="0"/>
-                <w:sz w:val="18"/>
-              </w:rPr>
-              <w:t>4.069</w:t>
+                <w:sz w:val="16"/>
+              </w:rPr>
+              <w:t>1.862</w:t>
             </w:r>
           </w:p>
         </w:tc>
@@ -4929,9 +5318,9 @@
             <w:r>
               <w:rPr>
                 <w:b w:val="0"/>
-                <w:sz w:val="18"/>
-              </w:rPr>
-              <w:t>5.561</w:t>
+                <w:sz w:val="16"/>
+              </w:rPr>
+              <w:t>566</w:t>
             </w:r>
           </w:p>
         </w:tc>
@@ -4947,9 +5336,9 @@
             <w:r>
               <w:rPr>
                 <w:b w:val="0"/>
-                <w:sz w:val="18"/>
-              </w:rPr>
-              <w:t>0</w:t>
+                <w:sz w:val="16"/>
+              </w:rPr>
+              <w:t>566</w:t>
             </w:r>
           </w:p>
         </w:tc>
@@ -4965,9 +5354,9 @@
             <w:r>
               <w:rPr>
                 <w:b w:val="0"/>
-                <w:sz w:val="18"/>
-              </w:rPr>
-              <w:t>0</w:t>
+                <w:sz w:val="16"/>
+              </w:rPr>
+              <w:t>566</w:t>
             </w:r>
           </w:p>
         </w:tc>
@@ -4983,9 +5372,9 @@
             <w:r>
               <w:rPr>
                 <w:b w:val="0"/>
-                <w:sz w:val="18"/>
-              </w:rPr>
-              <w:t>3.859</w:t>
+                <w:sz w:val="16"/>
+              </w:rPr>
+              <w:t>-0</w:t>
             </w:r>
           </w:p>
         </w:tc>
@@ -5001,9 +5390,9 @@
             <w:r>
               <w:rPr>
                 <w:b w:val="0"/>
-                <w:sz w:val="18"/>
-              </w:rPr>
-              <w:t>3.859</w:t>
+                <w:sz w:val="16"/>
+              </w:rPr>
+              <w:t>6.718</w:t>
             </w:r>
           </w:p>
         </w:tc>
@@ -5019,9 +5408,9 @@
             <w:r>
               <w:rPr>
                 <w:b w:val="0"/>
-                <w:sz w:val="18"/>
-              </w:rPr>
-              <w:t>0</w:t>
+                <w:sz w:val="16"/>
+              </w:rPr>
+              <w:t>4.856</w:t>
             </w:r>
           </w:p>
         </w:tc>
@@ -5039,7 +5428,7 @@
             <w:r>
               <w:rPr>
                 <w:b w:val="0"/>
-                <w:sz w:val="18"/>
+                <w:sz w:val="16"/>
               </w:rPr>
               <w:t>16</w:t>
             </w:r>
@@ -5057,9 +5446,9 @@
             <w:r>
               <w:rPr>
                 <w:b w:val="0"/>
-                <w:sz w:val="18"/>
-              </w:rPr>
-              <w:t>10.063</w:t>
+                <w:sz w:val="16"/>
+              </w:rPr>
+              <w:t>2.513</w:t>
             </w:r>
           </w:p>
         </w:tc>
@@ -5075,9 +5464,9 @@
             <w:r>
               <w:rPr>
                 <w:b w:val="0"/>
-                <w:sz w:val="18"/>
-              </w:rPr>
-              <w:t>4.232</w:t>
+                <w:sz w:val="16"/>
+              </w:rPr>
+              <w:t>1.927</w:t>
             </w:r>
           </w:p>
         </w:tc>
@@ -5093,9 +5482,9 @@
             <w:r>
               <w:rPr>
                 <w:b w:val="0"/>
-                <w:sz w:val="18"/>
-              </w:rPr>
-              <w:t>5.831</w:t>
+                <w:sz w:val="16"/>
+              </w:rPr>
+              <w:t>586</w:t>
             </w:r>
           </w:p>
         </w:tc>
@@ -5111,9 +5500,9 @@
             <w:r>
               <w:rPr>
                 <w:b w:val="0"/>
-                <w:sz w:val="18"/>
-              </w:rPr>
-              <w:t>0</w:t>
+                <w:sz w:val="16"/>
+              </w:rPr>
+              <w:t>586</w:t>
             </w:r>
           </w:p>
         </w:tc>
@@ -5129,9 +5518,9 @@
             <w:r>
               <w:rPr>
                 <w:b w:val="0"/>
-                <w:sz w:val="18"/>
-              </w:rPr>
-              <w:t>0</w:t>
+                <w:sz w:val="16"/>
+              </w:rPr>
+              <w:t>586</w:t>
             </w:r>
           </w:p>
         </w:tc>
@@ -5147,9 +5536,9 @@
             <w:r>
               <w:rPr>
                 <w:b w:val="0"/>
-                <w:sz w:val="18"/>
-              </w:rPr>
-              <w:t>4.035</w:t>
+                <w:sz w:val="16"/>
+              </w:rPr>
+              <w:t>-0</w:t>
             </w:r>
           </w:p>
         </w:tc>
@@ -5165,9 +5554,9 @@
             <w:r>
               <w:rPr>
                 <w:b w:val="0"/>
-                <w:sz w:val="18"/>
-              </w:rPr>
-              <w:t>4.035</w:t>
+                <w:sz w:val="16"/>
+              </w:rPr>
+              <w:t>6.953</w:t>
             </w:r>
           </w:p>
         </w:tc>
@@ -5183,9 +5572,9 @@
             <w:r>
               <w:rPr>
                 <w:b w:val="0"/>
-                <w:sz w:val="18"/>
-              </w:rPr>
-              <w:t>0</w:t>
+                <w:sz w:val="16"/>
+              </w:rPr>
+              <w:t>5.026</w:t>
             </w:r>
           </w:p>
         </w:tc>
@@ -5203,7 +5592,7 @@
             <w:r>
               <w:rPr>
                 <w:b w:val="0"/>
-                <w:sz w:val="18"/>
+                <w:sz w:val="16"/>
               </w:rPr>
               <w:t>17</w:t>
             </w:r>
@@ -5221,9 +5610,9 @@
             <w:r>
               <w:rPr>
                 <w:b w:val="0"/>
-                <w:sz w:val="18"/>
-              </w:rPr>
-              <w:t>10.516</w:t>
+                <w:sz w:val="16"/>
+              </w:rPr>
+              <w:t>2.601</w:t>
             </w:r>
           </w:p>
         </w:tc>
@@ -5239,9 +5628,9 @@
             <w:r>
               <w:rPr>
                 <w:b w:val="0"/>
-                <w:sz w:val="18"/>
-              </w:rPr>
-              <w:t>4.402</w:t>
+                <w:sz w:val="16"/>
+              </w:rPr>
+              <w:t>1.994</w:t>
             </w:r>
           </w:p>
         </w:tc>
@@ -5257,9 +5646,9 @@
             <w:r>
               <w:rPr>
                 <w:b w:val="0"/>
-                <w:sz w:val="18"/>
-              </w:rPr>
-              <w:t>6.115</w:t>
+                <w:sz w:val="16"/>
+              </w:rPr>
+              <w:t>607</w:t>
             </w:r>
           </w:p>
         </w:tc>
@@ -5275,9 +5664,9 @@
             <w:r>
               <w:rPr>
                 <w:b w:val="0"/>
-                <w:sz w:val="18"/>
-              </w:rPr>
-              <w:t>0</w:t>
+                <w:sz w:val="16"/>
+              </w:rPr>
+              <w:t>607</w:t>
             </w:r>
           </w:p>
         </w:tc>
@@ -5293,9 +5682,9 @@
             <w:r>
               <w:rPr>
                 <w:b w:val="0"/>
-                <w:sz w:val="18"/>
-              </w:rPr>
-              <w:t>0</w:t>
+                <w:sz w:val="16"/>
+              </w:rPr>
+              <w:t>607</w:t>
             </w:r>
           </w:p>
         </w:tc>
@@ -5311,9 +5700,9 @@
             <w:r>
               <w:rPr>
                 <w:b w:val="0"/>
-                <w:sz w:val="18"/>
-              </w:rPr>
-              <w:t>4.220</w:t>
+                <w:sz w:val="16"/>
+              </w:rPr>
+              <w:t>-0</w:t>
             </w:r>
           </w:p>
         </w:tc>
@@ -5329,9 +5718,9 @@
             <w:r>
               <w:rPr>
                 <w:b w:val="0"/>
-                <w:sz w:val="18"/>
-              </w:rPr>
-              <w:t>4.220</w:t>
+                <w:sz w:val="16"/>
+              </w:rPr>
+              <w:t>7.196</w:t>
             </w:r>
           </w:p>
         </w:tc>
@@ -5347,9 +5736,9 @@
             <w:r>
               <w:rPr>
                 <w:b w:val="0"/>
-                <w:sz w:val="18"/>
-              </w:rPr>
-              <w:t>0</w:t>
+                <w:sz w:val="16"/>
+              </w:rPr>
+              <w:t>5.202</w:t>
             </w:r>
           </w:p>
         </w:tc>
@@ -5367,7 +5756,7 @@
             <w:r>
               <w:rPr>
                 <w:b w:val="0"/>
-                <w:sz w:val="18"/>
+                <w:sz w:val="16"/>
               </w:rPr>
               <w:t>18</w:t>
             </w:r>
@@ -5385,9 +5774,9 @@
             <w:r>
               <w:rPr>
                 <w:b w:val="0"/>
-                <w:sz w:val="18"/>
-              </w:rPr>
-              <w:t>10.990</w:t>
+                <w:sz w:val="16"/>
+              </w:rPr>
+              <w:t>2.692</w:t>
             </w:r>
           </w:p>
         </w:tc>
@@ -5403,9 +5792,9 @@
             <w:r>
               <w:rPr>
                 <w:b w:val="0"/>
-                <w:sz w:val="18"/>
-              </w:rPr>
-              <w:t>4.578</w:t>
+                <w:sz w:val="16"/>
+              </w:rPr>
+              <w:t>2.064</w:t>
             </w:r>
           </w:p>
         </w:tc>
@@ -5421,9 +5810,9 @@
             <w:r>
               <w:rPr>
                 <w:b w:val="0"/>
-                <w:sz w:val="18"/>
-              </w:rPr>
-              <w:t>6.412</w:t>
+                <w:sz w:val="16"/>
+              </w:rPr>
+              <w:t>628</w:t>
             </w:r>
           </w:p>
         </w:tc>
@@ -5439,9 +5828,9 @@
             <w:r>
               <w:rPr>
                 <w:b w:val="0"/>
-                <w:sz w:val="18"/>
-              </w:rPr>
-              <w:t>0</w:t>
+                <w:sz w:val="16"/>
+              </w:rPr>
+              <w:t>628</w:t>
             </w:r>
           </w:p>
         </w:tc>
@@ -5457,9 +5846,9 @@
             <w:r>
               <w:rPr>
                 <w:b w:val="0"/>
-                <w:sz w:val="18"/>
-              </w:rPr>
-              <w:t>0</w:t>
+                <w:sz w:val="16"/>
+              </w:rPr>
+              <w:t>628</w:t>
             </w:r>
           </w:p>
         </w:tc>
@@ -5475,9 +5864,9 @@
             <w:r>
               <w:rPr>
                 <w:b w:val="0"/>
-                <w:sz w:val="18"/>
-              </w:rPr>
-              <w:t>4.413</w:t>
+                <w:sz w:val="16"/>
+              </w:rPr>
+              <w:t>-0</w:t>
             </w:r>
           </w:p>
         </w:tc>
@@ -5493,9 +5882,9 @@
             <w:r>
               <w:rPr>
                 <w:b w:val="0"/>
-                <w:sz w:val="18"/>
-              </w:rPr>
-              <w:t>4.413</w:t>
+                <w:sz w:val="16"/>
+              </w:rPr>
+              <w:t>7.448</w:t>
             </w:r>
           </w:p>
         </w:tc>
@@ -5511,9 +5900,9 @@
             <w:r>
               <w:rPr>
                 <w:b w:val="0"/>
-                <w:sz w:val="18"/>
-              </w:rPr>
-              <w:t>0</w:t>
+                <w:sz w:val="16"/>
+              </w:rPr>
+              <w:t>5.384</w:t>
             </w:r>
           </w:p>
         </w:tc>
@@ -5531,7 +5920,7 @@
             <w:r>
               <w:rPr>
                 <w:b w:val="0"/>
-                <w:sz w:val="18"/>
+                <w:sz w:val="16"/>
               </w:rPr>
               <w:t>19</w:t>
             </w:r>
@@ -5549,9 +5938,9 @@
             <w:r>
               <w:rPr>
                 <w:b w:val="0"/>
-                <w:sz w:val="18"/>
-              </w:rPr>
-              <w:t>11.484</w:t>
+                <w:sz w:val="16"/>
+              </w:rPr>
+              <w:t>2.786</w:t>
             </w:r>
           </w:p>
         </w:tc>
@@ -5567,9 +5956,9 @@
             <w:r>
               <w:rPr>
                 <w:b w:val="0"/>
-                <w:sz w:val="18"/>
-              </w:rPr>
-              <w:t>4.761</w:t>
+                <w:sz w:val="16"/>
+              </w:rPr>
+              <w:t>2.136</w:t>
             </w:r>
           </w:p>
         </w:tc>
@@ -5585,9 +5974,9 @@
             <w:r>
               <w:rPr>
                 <w:b w:val="0"/>
-                <w:sz w:val="18"/>
-              </w:rPr>
-              <w:t>6.723</w:t>
+                <w:sz w:val="16"/>
+              </w:rPr>
+              <w:t>650</w:t>
             </w:r>
           </w:p>
         </w:tc>
@@ -5603,9 +5992,9 @@
             <w:r>
               <w:rPr>
                 <w:b w:val="0"/>
-                <w:sz w:val="18"/>
-              </w:rPr>
-              <w:t>0</w:t>
+                <w:sz w:val="16"/>
+              </w:rPr>
+              <w:t>650</w:t>
             </w:r>
           </w:p>
         </w:tc>
@@ -5621,9 +6010,9 @@
             <w:r>
               <w:rPr>
                 <w:b w:val="0"/>
-                <w:sz w:val="18"/>
-              </w:rPr>
-              <w:t>0</w:t>
+                <w:sz w:val="16"/>
+              </w:rPr>
+              <w:t>650</w:t>
             </w:r>
           </w:p>
         </w:tc>
@@ -5639,9 +6028,9 @@
             <w:r>
               <w:rPr>
                 <w:b w:val="0"/>
-                <w:sz w:val="18"/>
-              </w:rPr>
-              <w:t>4.615</w:t>
+                <w:sz w:val="16"/>
+              </w:rPr>
+              <w:t>-0</w:t>
             </w:r>
           </w:p>
         </w:tc>
@@ -5657,9 +6046,9 @@
             <w:r>
               <w:rPr>
                 <w:b w:val="0"/>
-                <w:sz w:val="18"/>
-              </w:rPr>
-              <w:t>4.615</w:t>
+                <w:sz w:val="16"/>
+              </w:rPr>
+              <w:t>7.709</w:t>
             </w:r>
           </w:p>
         </w:tc>
@@ -5675,9 +6064,9 @@
             <w:r>
               <w:rPr>
                 <w:b w:val="0"/>
-                <w:sz w:val="18"/>
-              </w:rPr>
-              <w:t>0</w:t>
+                <w:sz w:val="16"/>
+              </w:rPr>
+              <w:t>5.572</w:t>
             </w:r>
           </w:p>
         </w:tc>
@@ -5695,7 +6084,7 @@
             <w:r>
               <w:rPr>
                 <w:b w:val="0"/>
-                <w:sz w:val="18"/>
+                <w:sz w:val="16"/>
               </w:rPr>
               <w:t>20</w:t>
             </w:r>
@@ -5713,9 +6102,9 @@
             <w:r>
               <w:rPr>
                 <w:b w:val="0"/>
-                <w:sz w:val="18"/>
-              </w:rPr>
-              <w:t>12.001</w:t>
+                <w:sz w:val="16"/>
+              </w:rPr>
+              <w:t>2.884</w:t>
             </w:r>
           </w:p>
         </w:tc>
@@ -5731,9 +6120,9 @@
             <w:r>
               <w:rPr>
                 <w:b w:val="0"/>
-                <w:sz w:val="18"/>
-              </w:rPr>
-              <w:t>4.951</w:t>
+                <w:sz w:val="16"/>
+              </w:rPr>
+              <w:t>2.211</w:t>
             </w:r>
           </w:p>
         </w:tc>
@@ -5749,9 +6138,9 @@
             <w:r>
               <w:rPr>
                 <w:b w:val="0"/>
-                <w:sz w:val="18"/>
-              </w:rPr>
-              <w:t>7.050</w:t>
+                <w:sz w:val="16"/>
+              </w:rPr>
+              <w:t>673</w:t>
             </w:r>
           </w:p>
         </w:tc>
@@ -5767,9 +6156,9 @@
             <w:r>
               <w:rPr>
                 <w:b w:val="0"/>
-                <w:sz w:val="18"/>
-              </w:rPr>
-              <w:t>0</w:t>
+                <w:sz w:val="16"/>
+              </w:rPr>
+              <w:t>673</w:t>
             </w:r>
           </w:p>
         </w:tc>
@@ -5785,9 +6174,9 @@
             <w:r>
               <w:rPr>
                 <w:b w:val="0"/>
-                <w:sz w:val="18"/>
-              </w:rPr>
-              <w:t>0</w:t>
+                <w:sz w:val="16"/>
+              </w:rPr>
+              <w:t>673</w:t>
             </w:r>
           </w:p>
         </w:tc>
@@ -5803,9 +6192,9 @@
             <w:r>
               <w:rPr>
                 <w:b w:val="0"/>
-                <w:sz w:val="18"/>
-              </w:rPr>
-              <w:t>4.827</w:t>
+                <w:sz w:val="16"/>
+              </w:rPr>
+              <w:t>-0</w:t>
             </w:r>
           </w:p>
         </w:tc>
@@ -5821,9 +6210,9 @@
             <w:r>
               <w:rPr>
                 <w:b w:val="0"/>
-                <w:sz w:val="18"/>
-              </w:rPr>
-              <w:t>4.827</w:t>
+                <w:sz w:val="16"/>
+              </w:rPr>
+              <w:t>7.978</w:t>
             </w:r>
           </w:p>
         </w:tc>
@@ -5839,9 +6228,829 @@
             <w:r>
               <w:rPr>
                 <w:b w:val="0"/>
-                <w:sz w:val="18"/>
-              </w:rPr>
-              <w:t>0</w:t>
+                <w:sz w:val="16"/>
+              </w:rPr>
+              <w:t>5.768</w:t>
+            </w:r>
+          </w:p>
+        </w:tc>
+      </w:tr>
+      <w:tr>
+        <w:tc>
+          <w:tcPr>
+            <w:tcW w:type="dxa" w:w="960"/>
+          </w:tcPr>
+          <w:p>
+            <w:pPr>
+              <w:jc w:val="center"/>
+            </w:pPr>
+            <w:r/>
+            <w:r>
+              <w:rPr>
+                <w:b w:val="0"/>
+                <w:sz w:val="16"/>
+              </w:rPr>
+              <w:t>21</w:t>
+            </w:r>
+          </w:p>
+        </w:tc>
+        <w:tc>
+          <w:tcPr>
+            <w:tcW w:type="dxa" w:w="960"/>
+          </w:tcPr>
+          <w:p>
+            <w:pPr>
+              <w:jc w:val="right"/>
+            </w:pPr>
+            <w:r/>
+            <w:r>
+              <w:rPr>
+                <w:b w:val="0"/>
+                <w:sz w:val="16"/>
+              </w:rPr>
+              <w:t>2.985</w:t>
+            </w:r>
+          </w:p>
+        </w:tc>
+        <w:tc>
+          <w:tcPr>
+            <w:tcW w:type="dxa" w:w="960"/>
+          </w:tcPr>
+          <w:p>
+            <w:pPr>
+              <w:jc w:val="right"/>
+            </w:pPr>
+            <w:r/>
+            <w:r>
+              <w:rPr>
+                <w:b w:val="0"/>
+                <w:sz w:val="16"/>
+              </w:rPr>
+              <w:t>2.288</w:t>
+            </w:r>
+          </w:p>
+        </w:tc>
+        <w:tc>
+          <w:tcPr>
+            <w:tcW w:type="dxa" w:w="960"/>
+          </w:tcPr>
+          <w:p>
+            <w:pPr>
+              <w:jc w:val="right"/>
+            </w:pPr>
+            <w:r/>
+            <w:r>
+              <w:rPr>
+                <w:b w:val="0"/>
+                <w:sz w:val="16"/>
+              </w:rPr>
+              <w:t>696</w:t>
+            </w:r>
+          </w:p>
+        </w:tc>
+        <w:tc>
+          <w:tcPr>
+            <w:tcW w:type="dxa" w:w="960"/>
+          </w:tcPr>
+          <w:p>
+            <w:pPr>
+              <w:jc w:val="right"/>
+            </w:pPr>
+            <w:r/>
+            <w:r>
+              <w:rPr>
+                <w:b w:val="0"/>
+                <w:sz w:val="16"/>
+              </w:rPr>
+              <w:t>696</w:t>
+            </w:r>
+          </w:p>
+        </w:tc>
+        <w:tc>
+          <w:tcPr>
+            <w:tcW w:type="dxa" w:w="960"/>
+          </w:tcPr>
+          <w:p>
+            <w:pPr>
+              <w:jc w:val="right"/>
+            </w:pPr>
+            <w:r/>
+            <w:r>
+              <w:rPr>
+                <w:b w:val="0"/>
+                <w:sz w:val="16"/>
+              </w:rPr>
+              <w:t>696</w:t>
+            </w:r>
+          </w:p>
+        </w:tc>
+        <w:tc>
+          <w:tcPr>
+            <w:tcW w:type="dxa" w:w="960"/>
+          </w:tcPr>
+          <w:p>
+            <w:pPr>
+              <w:jc w:val="right"/>
+            </w:pPr>
+            <w:r/>
+            <w:r>
+              <w:rPr>
+                <w:b w:val="0"/>
+                <w:sz w:val="16"/>
+              </w:rPr>
+              <w:t>-0</w:t>
+            </w:r>
+          </w:p>
+        </w:tc>
+        <w:tc>
+          <w:tcPr>
+            <w:tcW w:type="dxa" w:w="960"/>
+          </w:tcPr>
+          <w:p>
+            <w:pPr>
+              <w:jc w:val="right"/>
+            </w:pPr>
+            <w:r/>
+            <w:r>
+              <w:rPr>
+                <w:b w:val="0"/>
+                <w:sz w:val="16"/>
+              </w:rPr>
+              <w:t>8.258</w:t>
+            </w:r>
+          </w:p>
+        </w:tc>
+        <w:tc>
+          <w:tcPr>
+            <w:tcW w:type="dxa" w:w="960"/>
+          </w:tcPr>
+          <w:p>
+            <w:pPr>
+              <w:jc w:val="right"/>
+            </w:pPr>
+            <w:r/>
+            <w:r>
+              <w:rPr>
+                <w:b w:val="0"/>
+                <w:sz w:val="16"/>
+              </w:rPr>
+              <w:t>5.969</w:t>
+            </w:r>
+          </w:p>
+        </w:tc>
+      </w:tr>
+      <w:tr>
+        <w:tc>
+          <w:tcPr>
+            <w:tcW w:type="dxa" w:w="960"/>
+          </w:tcPr>
+          <w:p>
+            <w:pPr>
+              <w:jc w:val="center"/>
+            </w:pPr>
+            <w:r/>
+            <w:r>
+              <w:rPr>
+                <w:b w:val="0"/>
+                <w:sz w:val="16"/>
+              </w:rPr>
+              <w:t>22</w:t>
+            </w:r>
+          </w:p>
+        </w:tc>
+        <w:tc>
+          <w:tcPr>
+            <w:tcW w:type="dxa" w:w="960"/>
+          </w:tcPr>
+          <w:p>
+            <w:pPr>
+              <w:jc w:val="right"/>
+            </w:pPr>
+            <w:r/>
+            <w:r>
+              <w:rPr>
+                <w:b w:val="0"/>
+                <w:sz w:val="16"/>
+              </w:rPr>
+              <w:t>3.089</w:t>
+            </w:r>
+          </w:p>
+        </w:tc>
+        <w:tc>
+          <w:tcPr>
+            <w:tcW w:type="dxa" w:w="960"/>
+          </w:tcPr>
+          <w:p>
+            <w:pPr>
+              <w:jc w:val="right"/>
+            </w:pPr>
+            <w:r/>
+            <w:r>
+              <w:rPr>
+                <w:b w:val="0"/>
+                <w:sz w:val="16"/>
+              </w:rPr>
+              <w:t>2.368</w:t>
+            </w:r>
+          </w:p>
+        </w:tc>
+        <w:tc>
+          <w:tcPr>
+            <w:tcW w:type="dxa" w:w="960"/>
+          </w:tcPr>
+          <w:p>
+            <w:pPr>
+              <w:jc w:val="right"/>
+            </w:pPr>
+            <w:r/>
+            <w:r>
+              <w:rPr>
+                <w:b w:val="0"/>
+                <w:sz w:val="16"/>
+              </w:rPr>
+              <w:t>721</w:t>
+            </w:r>
+          </w:p>
+        </w:tc>
+        <w:tc>
+          <w:tcPr>
+            <w:tcW w:type="dxa" w:w="960"/>
+          </w:tcPr>
+          <w:p>
+            <w:pPr>
+              <w:jc w:val="right"/>
+            </w:pPr>
+            <w:r/>
+            <w:r>
+              <w:rPr>
+                <w:b w:val="0"/>
+                <w:sz w:val="16"/>
+              </w:rPr>
+              <w:t>721</w:t>
+            </w:r>
+          </w:p>
+        </w:tc>
+        <w:tc>
+          <w:tcPr>
+            <w:tcW w:type="dxa" w:w="960"/>
+          </w:tcPr>
+          <w:p>
+            <w:pPr>
+              <w:jc w:val="right"/>
+            </w:pPr>
+            <w:r/>
+            <w:r>
+              <w:rPr>
+                <w:b w:val="0"/>
+                <w:sz w:val="16"/>
+              </w:rPr>
+              <w:t>721</w:t>
+            </w:r>
+          </w:p>
+        </w:tc>
+        <w:tc>
+          <w:tcPr>
+            <w:tcW w:type="dxa" w:w="960"/>
+          </w:tcPr>
+          <w:p>
+            <w:pPr>
+              <w:jc w:val="right"/>
+            </w:pPr>
+            <w:r/>
+            <w:r>
+              <w:rPr>
+                <w:b w:val="0"/>
+                <w:sz w:val="16"/>
+              </w:rPr>
+              <w:t>-0</w:t>
+            </w:r>
+          </w:p>
+        </w:tc>
+        <w:tc>
+          <w:tcPr>
+            <w:tcW w:type="dxa" w:w="960"/>
+          </w:tcPr>
+          <w:p>
+            <w:pPr>
+              <w:jc w:val="right"/>
+            </w:pPr>
+            <w:r/>
+            <w:r>
+              <w:rPr>
+                <w:b w:val="0"/>
+                <w:sz w:val="16"/>
+              </w:rPr>
+              <w:t>8.547</w:t>
+            </w:r>
+          </w:p>
+        </w:tc>
+        <w:tc>
+          <w:tcPr>
+            <w:tcW w:type="dxa" w:w="960"/>
+          </w:tcPr>
+          <w:p>
+            <w:pPr>
+              <w:jc w:val="right"/>
+            </w:pPr>
+            <w:r/>
+            <w:r>
+              <w:rPr>
+                <w:b w:val="0"/>
+                <w:sz w:val="16"/>
+              </w:rPr>
+              <w:t>6.178</w:t>
+            </w:r>
+          </w:p>
+        </w:tc>
+      </w:tr>
+      <w:tr>
+        <w:tc>
+          <w:tcPr>
+            <w:tcW w:type="dxa" w:w="960"/>
+          </w:tcPr>
+          <w:p>
+            <w:pPr>
+              <w:jc w:val="center"/>
+            </w:pPr>
+            <w:r/>
+            <w:r>
+              <w:rPr>
+                <w:b w:val="0"/>
+                <w:sz w:val="16"/>
+              </w:rPr>
+              <w:t>23</w:t>
+            </w:r>
+          </w:p>
+        </w:tc>
+        <w:tc>
+          <w:tcPr>
+            <w:tcW w:type="dxa" w:w="960"/>
+          </w:tcPr>
+          <w:p>
+            <w:pPr>
+              <w:jc w:val="right"/>
+            </w:pPr>
+            <w:r/>
+            <w:r>
+              <w:rPr>
+                <w:b w:val="0"/>
+                <w:sz w:val="16"/>
+              </w:rPr>
+              <w:t>3.197</w:t>
+            </w:r>
+          </w:p>
+        </w:tc>
+        <w:tc>
+          <w:tcPr>
+            <w:tcW w:type="dxa" w:w="960"/>
+          </w:tcPr>
+          <w:p>
+            <w:pPr>
+              <w:jc w:val="right"/>
+            </w:pPr>
+            <w:r/>
+            <w:r>
+              <w:rPr>
+                <w:b w:val="0"/>
+                <w:sz w:val="16"/>
+              </w:rPr>
+              <w:t>2.451</w:t>
+            </w:r>
+          </w:p>
+        </w:tc>
+        <w:tc>
+          <w:tcPr>
+            <w:tcW w:type="dxa" w:w="960"/>
+          </w:tcPr>
+          <w:p>
+            <w:pPr>
+              <w:jc w:val="right"/>
+            </w:pPr>
+            <w:r/>
+            <w:r>
+              <w:rPr>
+                <w:b w:val="0"/>
+                <w:sz w:val="16"/>
+              </w:rPr>
+              <w:t>746</w:t>
+            </w:r>
+          </w:p>
+        </w:tc>
+        <w:tc>
+          <w:tcPr>
+            <w:tcW w:type="dxa" w:w="960"/>
+          </w:tcPr>
+          <w:p>
+            <w:pPr>
+              <w:jc w:val="right"/>
+            </w:pPr>
+            <w:r/>
+            <w:r>
+              <w:rPr>
+                <w:b w:val="0"/>
+                <w:sz w:val="16"/>
+              </w:rPr>
+              <w:t>746</w:t>
+            </w:r>
+          </w:p>
+        </w:tc>
+        <w:tc>
+          <w:tcPr>
+            <w:tcW w:type="dxa" w:w="960"/>
+          </w:tcPr>
+          <w:p>
+            <w:pPr>
+              <w:jc w:val="right"/>
+            </w:pPr>
+            <w:r/>
+            <w:r>
+              <w:rPr>
+                <w:b w:val="0"/>
+                <w:sz w:val="16"/>
+              </w:rPr>
+              <w:t>746</w:t>
+            </w:r>
+          </w:p>
+        </w:tc>
+        <w:tc>
+          <w:tcPr>
+            <w:tcW w:type="dxa" w:w="960"/>
+          </w:tcPr>
+          <w:p>
+            <w:pPr>
+              <w:jc w:val="right"/>
+            </w:pPr>
+            <w:r/>
+            <w:r>
+              <w:rPr>
+                <w:b w:val="0"/>
+                <w:sz w:val="16"/>
+              </w:rPr>
+              <w:t>-0</w:t>
+            </w:r>
+          </w:p>
+        </w:tc>
+        <w:tc>
+          <w:tcPr>
+            <w:tcW w:type="dxa" w:w="960"/>
+          </w:tcPr>
+          <w:p>
+            <w:pPr>
+              <w:jc w:val="right"/>
+            </w:pPr>
+            <w:r/>
+            <w:r>
+              <w:rPr>
+                <w:b w:val="0"/>
+                <w:sz w:val="16"/>
+              </w:rPr>
+              <w:t>8.846</w:t>
+            </w:r>
+          </w:p>
+        </w:tc>
+        <w:tc>
+          <w:tcPr>
+            <w:tcW w:type="dxa" w:w="960"/>
+          </w:tcPr>
+          <w:p>
+            <w:pPr>
+              <w:jc w:val="right"/>
+            </w:pPr>
+            <w:r/>
+            <w:r>
+              <w:rPr>
+                <w:b w:val="0"/>
+                <w:sz w:val="16"/>
+              </w:rPr>
+              <w:t>6.394</w:t>
+            </w:r>
+          </w:p>
+        </w:tc>
+      </w:tr>
+      <w:tr>
+        <w:tc>
+          <w:tcPr>
+            <w:tcW w:type="dxa" w:w="960"/>
+          </w:tcPr>
+          <w:p>
+            <w:pPr>
+              <w:jc w:val="center"/>
+            </w:pPr>
+            <w:r/>
+            <w:r>
+              <w:rPr>
+                <w:b w:val="0"/>
+                <w:sz w:val="16"/>
+              </w:rPr>
+              <w:t>24</w:t>
+            </w:r>
+          </w:p>
+        </w:tc>
+        <w:tc>
+          <w:tcPr>
+            <w:tcW w:type="dxa" w:w="960"/>
+          </w:tcPr>
+          <w:p>
+            <w:pPr>
+              <w:jc w:val="right"/>
+            </w:pPr>
+            <w:r/>
+            <w:r>
+              <w:rPr>
+                <w:b w:val="0"/>
+                <w:sz w:val="16"/>
+              </w:rPr>
+              <w:t>3.309</w:t>
+            </w:r>
+          </w:p>
+        </w:tc>
+        <w:tc>
+          <w:tcPr>
+            <w:tcW w:type="dxa" w:w="960"/>
+          </w:tcPr>
+          <w:p>
+            <w:pPr>
+              <w:jc w:val="right"/>
+            </w:pPr>
+            <w:r/>
+            <w:r>
+              <w:rPr>
+                <w:b w:val="0"/>
+                <w:sz w:val="16"/>
+              </w:rPr>
+              <w:t>2.537</w:t>
+            </w:r>
+          </w:p>
+        </w:tc>
+        <w:tc>
+          <w:tcPr>
+            <w:tcW w:type="dxa" w:w="960"/>
+          </w:tcPr>
+          <w:p>
+            <w:pPr>
+              <w:jc w:val="right"/>
+            </w:pPr>
+            <w:r/>
+            <w:r>
+              <w:rPr>
+                <w:b w:val="0"/>
+                <w:sz w:val="16"/>
+              </w:rPr>
+              <w:t>772</w:t>
+            </w:r>
+          </w:p>
+        </w:tc>
+        <w:tc>
+          <w:tcPr>
+            <w:tcW w:type="dxa" w:w="960"/>
+          </w:tcPr>
+          <w:p>
+            <w:pPr>
+              <w:jc w:val="right"/>
+            </w:pPr>
+            <w:r/>
+            <w:r>
+              <w:rPr>
+                <w:b w:val="0"/>
+                <w:sz w:val="16"/>
+              </w:rPr>
+              <w:t>772</w:t>
+            </w:r>
+          </w:p>
+        </w:tc>
+        <w:tc>
+          <w:tcPr>
+            <w:tcW w:type="dxa" w:w="960"/>
+          </w:tcPr>
+          <w:p>
+            <w:pPr>
+              <w:jc w:val="right"/>
+            </w:pPr>
+            <w:r/>
+            <w:r>
+              <w:rPr>
+                <w:b w:val="0"/>
+                <w:sz w:val="16"/>
+              </w:rPr>
+              <w:t>772</w:t>
+            </w:r>
+          </w:p>
+        </w:tc>
+        <w:tc>
+          <w:tcPr>
+            <w:tcW w:type="dxa" w:w="960"/>
+          </w:tcPr>
+          <w:p>
+            <w:pPr>
+              <w:jc w:val="right"/>
+            </w:pPr>
+            <w:r/>
+            <w:r>
+              <w:rPr>
+                <w:b w:val="0"/>
+                <w:sz w:val="16"/>
+              </w:rPr>
+              <w:t>-0</w:t>
+            </w:r>
+          </w:p>
+        </w:tc>
+        <w:tc>
+          <w:tcPr>
+            <w:tcW w:type="dxa" w:w="960"/>
+          </w:tcPr>
+          <w:p>
+            <w:pPr>
+              <w:jc w:val="right"/>
+            </w:pPr>
+            <w:r/>
+            <w:r>
+              <w:rPr>
+                <w:b w:val="0"/>
+                <w:sz w:val="16"/>
+              </w:rPr>
+              <w:t>9.155</w:t>
+            </w:r>
+          </w:p>
+        </w:tc>
+        <w:tc>
+          <w:tcPr>
+            <w:tcW w:type="dxa" w:w="960"/>
+          </w:tcPr>
+          <w:p>
+            <w:pPr>
+              <w:jc w:val="right"/>
+            </w:pPr>
+            <w:r/>
+            <w:r>
+              <w:rPr>
+                <w:b w:val="0"/>
+                <w:sz w:val="16"/>
+              </w:rPr>
+              <w:t>6.618</w:t>
+            </w:r>
+          </w:p>
+        </w:tc>
+      </w:tr>
+      <w:tr>
+        <w:tc>
+          <w:tcPr>
+            <w:tcW w:type="dxa" w:w="960"/>
+          </w:tcPr>
+          <w:p>
+            <w:pPr>
+              <w:jc w:val="center"/>
+            </w:pPr>
+            <w:r/>
+            <w:r>
+              <w:rPr>
+                <w:b w:val="0"/>
+                <w:sz w:val="16"/>
+              </w:rPr>
+              <w:t>25</w:t>
+            </w:r>
+          </w:p>
+        </w:tc>
+        <w:tc>
+          <w:tcPr>
+            <w:tcW w:type="dxa" w:w="960"/>
+          </w:tcPr>
+          <w:p>
+            <w:pPr>
+              <w:jc w:val="right"/>
+            </w:pPr>
+            <w:r/>
+            <w:r>
+              <w:rPr>
+                <w:b w:val="0"/>
+                <w:sz w:val="16"/>
+              </w:rPr>
+              <w:t>3.425</w:t>
+            </w:r>
+          </w:p>
+        </w:tc>
+        <w:tc>
+          <w:tcPr>
+            <w:tcW w:type="dxa" w:w="960"/>
+          </w:tcPr>
+          <w:p>
+            <w:pPr>
+              <w:jc w:val="right"/>
+            </w:pPr>
+            <w:r/>
+            <w:r>
+              <w:rPr>
+                <w:b w:val="0"/>
+                <w:sz w:val="16"/>
+              </w:rPr>
+              <w:t>2.626</w:t>
+            </w:r>
+          </w:p>
+        </w:tc>
+        <w:tc>
+          <w:tcPr>
+            <w:tcW w:type="dxa" w:w="960"/>
+          </w:tcPr>
+          <w:p>
+            <w:pPr>
+              <w:jc w:val="right"/>
+            </w:pPr>
+            <w:r/>
+            <w:r>
+              <w:rPr>
+                <w:b w:val="0"/>
+                <w:sz w:val="16"/>
+              </w:rPr>
+              <w:t>799</w:t>
+            </w:r>
+          </w:p>
+        </w:tc>
+        <w:tc>
+          <w:tcPr>
+            <w:tcW w:type="dxa" w:w="960"/>
+          </w:tcPr>
+          <w:p>
+            <w:pPr>
+              <w:jc w:val="right"/>
+            </w:pPr>
+            <w:r/>
+            <w:r>
+              <w:rPr>
+                <w:b w:val="0"/>
+                <w:sz w:val="16"/>
+              </w:rPr>
+              <w:t>799</w:t>
+            </w:r>
+          </w:p>
+        </w:tc>
+        <w:tc>
+          <w:tcPr>
+            <w:tcW w:type="dxa" w:w="960"/>
+          </w:tcPr>
+          <w:p>
+            <w:pPr>
+              <w:jc w:val="right"/>
+            </w:pPr>
+            <w:r/>
+            <w:r>
+              <w:rPr>
+                <w:b w:val="0"/>
+                <w:sz w:val="16"/>
+              </w:rPr>
+              <w:t>799</w:t>
+            </w:r>
+          </w:p>
+        </w:tc>
+        <w:tc>
+          <w:tcPr>
+            <w:tcW w:type="dxa" w:w="960"/>
+          </w:tcPr>
+          <w:p>
+            <w:pPr>
+              <w:jc w:val="right"/>
+            </w:pPr>
+            <w:r/>
+            <w:r>
+              <w:rPr>
+                <w:b w:val="0"/>
+                <w:sz w:val="16"/>
+              </w:rPr>
+              <w:t>-0</w:t>
+            </w:r>
+          </w:p>
+        </w:tc>
+        <w:tc>
+          <w:tcPr>
+            <w:tcW w:type="dxa" w:w="960"/>
+          </w:tcPr>
+          <w:p>
+            <w:pPr>
+              <w:jc w:val="right"/>
+            </w:pPr>
+            <w:r/>
+            <w:r>
+              <w:rPr>
+                <w:b w:val="0"/>
+                <w:sz w:val="16"/>
+              </w:rPr>
+              <w:t>9.476</w:t>
+            </w:r>
+          </w:p>
+        </w:tc>
+        <w:tc>
+          <w:tcPr>
+            <w:tcW w:type="dxa" w:w="960"/>
+          </w:tcPr>
+          <w:p>
+            <w:pPr>
+              <w:jc w:val="right"/>
+            </w:pPr>
+            <w:r/>
+            <w:r>
+              <w:rPr>
+                <w:b w:val="0"/>
+                <w:sz w:val="16"/>
+              </w:rPr>
+              <w:t>6.850</w:t>
             </w:r>
           </w:p>
         </w:tc>
@@ -5857,7 +7066,7 @@
           <w:i/>
           <w:sz w:val="18"/>
         </w:rPr>
-        <w:t>Flujo del Proyecto (FCLP): rentabilidad de la inversión total, descontado al WACC. Flujo del Inversionista (FCLA): lo que queda al accionista tras pagar intereses y amortizar deuda, descontado al Ke. Flujo del Banco: desembolsa COP 8.400 MM en el año 0 y recibe la cuota fija durante 10 años (TIR = Kd = 12,5 %).</w:t>
+        <w:t>FC Proyecto: rentabilidad de la inversión total (descontado al WACC). FC Inversionista: lo que recibe el accionista tras intereses y amortización (descontado al Ke). FC Banco: desembolsa la deuda en el año 0 y recibe la cuota fija 10 años. FC Social: beneficios sociales menos OPEX (descontado a la tasa social 9 %).</w:t>
       </w:r>
     </w:p>
     <w:p>
@@ -5881,7 +7090,7 @@
           <w:i/>
           <w:sz w:val="18"/>
         </w:rPr>
-        <w:t>Escala: Probabilidad (P) e Impacto (I) de 1 a 5. Nivel de riesgo = P × I. Clasificación: Bajo (1–6), Medio (8–12), Alto (15–25).</w:t>
+        <w:t>Escala: Probabilidad (P) e Impacto (I) de 1 a 5. Severidad = P × I. Clasificación: Bajo (1–6), Medio (8–12), Alto (15–25).</w:t>
       </w:r>
     </w:p>
     <w:tbl>
@@ -6072,7 +7281,7 @@
                 <w:b w:val="0"/>
                 <w:sz w:val="18"/>
               </w:rPr>
-              <w:t>Sobrecostos en la construcción</w:t>
+              <w:t>Crecientes/turbiedad extrema del río San Juan</w:t>
             </w:r>
           </w:p>
         </w:tc>
@@ -6087,7 +7296,7 @@
                 <w:b w:val="0"/>
                 <w:sz w:val="18"/>
               </w:rPr>
-              <w:t>Financiero</w:t>
+              <w:t>Ambiental</w:t>
             </w:r>
           </w:p>
         </w:tc>
@@ -6123,7 +7332,7 @@
                 <w:b w:val="0"/>
                 <w:sz w:val="18"/>
               </w:rPr>
-              <w:t>4</w:t>
+              <w:t>5</w:t>
             </w:r>
           </w:p>
         </w:tc>
@@ -6141,7 +7350,7 @@
                 <w:b w:val="0"/>
                 <w:sz w:val="18"/>
               </w:rPr>
-              <w:t>16</w:t>
+              <w:t>20</w:t>
             </w:r>
           </w:p>
         </w:tc>
@@ -6194,7 +7403,7 @@
                 <w:b w:val="0"/>
                 <w:sz w:val="18"/>
               </w:rPr>
-              <w:t>Retrasos en el cronograma de obra</w:t>
+              <w:t>Contaminación por minería ilegal (mercurio)</w:t>
             </w:r>
           </w:p>
         </w:tc>
@@ -6209,7 +7418,7 @@
                 <w:b w:val="0"/>
                 <w:sz w:val="18"/>
               </w:rPr>
-              <w:t>Operativo</w:t>
+              <w:t>Ambiental</w:t>
             </w:r>
           </w:p>
         </w:tc>
@@ -6245,7 +7454,7 @@
                 <w:b w:val="0"/>
                 <w:sz w:val="18"/>
               </w:rPr>
-              <w:t>3</w:t>
+              <w:t>5</w:t>
             </w:r>
           </w:p>
         </w:tc>
@@ -6263,7 +7472,7 @@
                 <w:b w:val="0"/>
                 <w:sz w:val="18"/>
               </w:rPr>
-              <w:t>12</w:t>
+              <w:t>20</w:t>
             </w:r>
           </w:p>
         </w:tc>
@@ -6281,7 +7490,7 @@
                 <w:b w:val="0"/>
                 <w:sz w:val="18"/>
               </w:rPr>
-              <w:t>Medio</w:t>
+              <w:t>Alto</w:t>
             </w:r>
           </w:p>
         </w:tc>
@@ -6316,7 +7525,7 @@
                 <w:b w:val="0"/>
                 <w:sz w:val="18"/>
               </w:rPr>
-              <w:t>Demoras en gestión predial y servidumbres</w:t>
+              <w:t>Inundaciones que dañan captación/redes</w:t>
             </w:r>
           </w:p>
         </w:tc>
@@ -6331,7 +7540,7 @@
                 <w:b w:val="0"/>
                 <w:sz w:val="18"/>
               </w:rPr>
-              <w:t>Legal</w:t>
+              <w:t>Ambiental</w:t>
             </w:r>
           </w:p>
         </w:tc>
@@ -6349,7 +7558,7 @@
                 <w:b w:val="0"/>
                 <w:sz w:val="18"/>
               </w:rPr>
-              <w:t>3</w:t>
+              <w:t>4</w:t>
             </w:r>
           </w:p>
         </w:tc>
@@ -6385,7 +7594,7 @@
                 <w:b w:val="0"/>
                 <w:sz w:val="18"/>
               </w:rPr>
-              <w:t>12</w:t>
+              <w:t>16</w:t>
             </w:r>
           </w:p>
         </w:tc>
@@ -6403,7 +7612,7 @@
                 <w:b w:val="0"/>
                 <w:sz w:val="18"/>
               </w:rPr>
-              <w:t>Medio</w:t>
+              <w:t>Alto</w:t>
             </w:r>
           </w:p>
         </w:tc>
@@ -6438,7 +7647,7 @@
                 <w:b w:val="0"/>
                 <w:sz w:val="18"/>
               </w:rPr>
-              <w:t>Variación en la tasa de cambio</w:t>
+              <w:t>Deforestación de la cuenca</w:t>
             </w:r>
           </w:p>
         </w:tc>
@@ -6453,7 +7662,7 @@
                 <w:b w:val="0"/>
                 <w:sz w:val="18"/>
               </w:rPr>
-              <w:t>Financiero</w:t>
+              <w:t>Ambiental</w:t>
             </w:r>
           </w:p>
         </w:tc>
@@ -6560,7 +7769,7 @@
                 <w:b w:val="0"/>
                 <w:sz w:val="18"/>
               </w:rPr>
-              <w:t>Incremento de tasas de interés</w:t>
+              <w:t>Vertimientos de aguas residuales a la fuente</w:t>
             </w:r>
           </w:p>
         </w:tc>
@@ -6575,7 +7784,7 @@
                 <w:b w:val="0"/>
                 <w:sz w:val="18"/>
               </w:rPr>
-              <w:t>Financiero</w:t>
+              <w:t>Ambiental</w:t>
             </w:r>
           </w:p>
         </w:tc>
@@ -6682,7 +7891,7 @@
                 <w:b w:val="0"/>
                 <w:sz w:val="18"/>
               </w:rPr>
-              <w:t>Recaudo tarifario inferior al proyectado</w:t>
+              <w:t>Resistencia comunitaria a micromedición/tarifa</w:t>
             </w:r>
           </w:p>
         </w:tc>
@@ -6697,7 +7906,7 @@
                 <w:b w:val="0"/>
                 <w:sz w:val="18"/>
               </w:rPr>
-              <w:t>Comercial</w:t>
+              <w:t>Social</w:t>
             </w:r>
           </w:p>
         </w:tc>
@@ -6715,7 +7924,7 @@
                 <w:b w:val="0"/>
                 <w:sz w:val="18"/>
               </w:rPr>
-              <w:t>4</w:t>
+              <w:t>3</w:t>
             </w:r>
           </w:p>
         </w:tc>
@@ -6733,7 +7942,7 @@
                 <w:b w:val="0"/>
                 <w:sz w:val="18"/>
               </w:rPr>
-              <w:t>4</w:t>
+              <w:t>3</w:t>
             </w:r>
           </w:p>
         </w:tc>
@@ -6751,7 +7960,7 @@
                 <w:b w:val="0"/>
                 <w:sz w:val="18"/>
               </w:rPr>
-              <w:t>16</w:t>
+              <w:t>9</w:t>
             </w:r>
           </w:p>
         </w:tc>
@@ -6769,7 +7978,7 @@
                 <w:b w:val="0"/>
                 <w:sz w:val="18"/>
               </w:rPr>
-              <w:t>Alto</w:t>
+              <w:t>Medio</w:t>
             </w:r>
           </w:p>
         </w:tc>
@@ -6804,7 +8013,7 @@
                 <w:b w:val="0"/>
                 <w:sz w:val="18"/>
               </w:rPr>
-              <w:t>Cambios regulatorios en el marco tarifario</w:t>
+              <w:t>Baja cultura de pago y cartera morosa</w:t>
             </w:r>
           </w:p>
         </w:tc>
@@ -6819,7 +8028,7 @@
                 <w:b w:val="0"/>
                 <w:sz w:val="18"/>
               </w:rPr>
-              <w:t>Regulatorio</w:t>
+              <w:t>Social</w:t>
             </w:r>
           </w:p>
         </w:tc>
@@ -6837,7 +8046,7 @@
                 <w:b w:val="0"/>
                 <w:sz w:val="18"/>
               </w:rPr>
-              <w:t>2</w:t>
+              <w:t>4</w:t>
             </w:r>
           </w:p>
         </w:tc>
@@ -6855,7 +8064,7 @@
                 <w:b w:val="0"/>
                 <w:sz w:val="18"/>
               </w:rPr>
-              <w:t>4</w:t>
+              <w:t>3</w:t>
             </w:r>
           </w:p>
         </w:tc>
@@ -6873,7 +8082,7 @@
                 <w:b w:val="0"/>
                 <w:sz w:val="18"/>
               </w:rPr>
-              <w:t>8</w:t>
+              <w:t>12</w:t>
             </w:r>
           </w:p>
         </w:tc>
@@ -6926,7 +8135,7 @@
                 <w:b w:val="0"/>
                 <w:sz w:val="18"/>
               </w:rPr>
-              <w:t>Contaminación de la fuente de captación</w:t>
+              <w:t>Presencia de grupos armados (extorsión/retrasos)</w:t>
             </w:r>
           </w:p>
         </w:tc>
@@ -6941,7 +8150,7 @@
                 <w:b w:val="0"/>
                 <w:sz w:val="18"/>
               </w:rPr>
-              <w:t>Ambiental</w:t>
+              <w:t>Seguridad</w:t>
             </w:r>
           </w:p>
         </w:tc>
@@ -6959,7 +8168,7 @@
                 <w:b w:val="0"/>
                 <w:sz w:val="18"/>
               </w:rPr>
-              <w:t>3</w:t>
+              <w:t>4</w:t>
             </w:r>
           </w:p>
         </w:tc>
@@ -6977,7 +8186,7 @@
                 <w:b w:val="0"/>
                 <w:sz w:val="18"/>
               </w:rPr>
-              <w:t>5</w:t>
+              <w:t>4</w:t>
             </w:r>
           </w:p>
         </w:tc>
@@ -6995,7 +8204,7 @@
                 <w:b w:val="0"/>
                 <w:sz w:val="18"/>
               </w:rPr>
-              <w:t>15</w:t>
+              <w:t>16</w:t>
             </w:r>
           </w:p>
         </w:tc>
@@ -7048,7 +8257,7 @@
                 <w:b w:val="0"/>
                 <w:sz w:val="18"/>
               </w:rPr>
-              <w:t>Reducción del caudal (sequía/cambio climático)</w:t>
+              <w:t>Demora en desembolsos de cofinanciación</w:t>
             </w:r>
           </w:p>
         </w:tc>
@@ -7063,7 +8272,7 @@
                 <w:b w:val="0"/>
                 <w:sz w:val="18"/>
               </w:rPr>
-              <w:t>Ambiental</w:t>
+              <w:t>Institucional</w:t>
             </w:r>
           </w:p>
         </w:tc>
@@ -7081,7 +8290,7 @@
                 <w:b w:val="0"/>
                 <w:sz w:val="18"/>
               </w:rPr>
-              <w:t>3</w:t>
+              <w:t>4</w:t>
             </w:r>
           </w:p>
         </w:tc>
@@ -7099,7 +8308,7 @@
                 <w:b w:val="0"/>
                 <w:sz w:val="18"/>
               </w:rPr>
-              <w:t>5</w:t>
+              <w:t>4</w:t>
             </w:r>
           </w:p>
         </w:tc>
@@ -7117,7 +8326,7 @@
                 <w:b w:val="0"/>
                 <w:sz w:val="18"/>
               </w:rPr>
-              <w:t>15</w:t>
+              <w:t>16</w:t>
             </w:r>
           </w:p>
         </w:tc>
@@ -7170,7 +8379,7 @@
                 <w:b w:val="0"/>
                 <w:sz w:val="18"/>
               </w:rPr>
-              <w:t>Inadecuada disposición de lodos de la PTAP</w:t>
+              <w:t>Debilidad del operador municipal</w:t>
             </w:r>
           </w:p>
         </w:tc>
@@ -7185,7 +8394,7 @@
                 <w:b w:val="0"/>
                 <w:sz w:val="18"/>
               </w:rPr>
-              <w:t>Ambiental</w:t>
+              <w:t>Institucional</w:t>
             </w:r>
           </w:p>
         </w:tc>
@@ -7292,7 +8501,7 @@
                 <w:b w:val="0"/>
                 <w:sz w:val="18"/>
               </w:rPr>
-              <w:t>Vertimiento de aguas de lavado sin tratar</w:t>
+              <w:t>Sobrecostos por inflación de insumos/transporte</w:t>
             </w:r>
           </w:p>
         </w:tc>
@@ -7307,7 +8516,7 @@
                 <w:b w:val="0"/>
                 <w:sz w:val="18"/>
               </w:rPr>
-              <w:t>Ambiental</w:t>
+              <w:t>Financiero</w:t>
             </w:r>
           </w:p>
         </w:tc>
@@ -7343,7 +8552,7 @@
                 <w:b w:val="0"/>
                 <w:sz w:val="18"/>
               </w:rPr>
-              <w:t>4</w:t>
+              <w:t>3</w:t>
             </w:r>
           </w:p>
         </w:tc>
@@ -7361,7 +8570,7 @@
                 <w:b w:val="0"/>
                 <w:sz w:val="18"/>
               </w:rPr>
-              <w:t>12</w:t>
+              <w:t>9</w:t>
             </w:r>
           </w:p>
         </w:tc>
@@ -7414,7 +8623,7 @@
                 <w:b w:val="0"/>
                 <w:sz w:val="18"/>
               </w:rPr>
-              <w:t>Afectación de fauna/flora en zona de obras</w:t>
+              <w:t>Tarifa insuficiente para cubrir OPEX</w:t>
             </w:r>
           </w:p>
         </w:tc>
@@ -7429,7 +8638,7 @@
                 <w:b w:val="0"/>
                 <w:sz w:val="18"/>
               </w:rPr>
-              <w:t>Ambiental</w:t>
+              <w:t>Financiero</w:t>
             </w:r>
           </w:p>
         </w:tc>
@@ -7447,7 +8656,7 @@
                 <w:b w:val="0"/>
                 <w:sz w:val="18"/>
               </w:rPr>
-              <w:t>2</w:t>
+              <w:t>4</w:t>
             </w:r>
           </w:p>
         </w:tc>
@@ -7483,7 +8692,7 @@
                 <w:b w:val="0"/>
                 <w:sz w:val="18"/>
               </w:rPr>
-              <w:t>6</w:t>
+              <w:t>12</w:t>
             </w:r>
           </w:p>
         </w:tc>
@@ -7501,7 +8710,7 @@
                 <w:b w:val="0"/>
                 <w:sz w:val="18"/>
               </w:rPr>
-              <w:t>Bajo</w:t>
+              <w:t>Medio</w:t>
             </w:r>
           </w:p>
         </w:tc>
@@ -7536,7 +8745,7 @@
                 <w:b w:val="0"/>
                 <w:sz w:val="18"/>
               </w:rPr>
-              <w:t>Fallas o paradas de equipos de bombeo</w:t>
+              <w:t>Diseño hidráulico subdimensionado</w:t>
             </w:r>
           </w:p>
         </w:tc>
@@ -7551,7 +8760,7 @@
                 <w:b w:val="0"/>
                 <w:sz w:val="18"/>
               </w:rPr>
-              <w:t>Operativo</w:t>
+              <w:t>Técnico</w:t>
             </w:r>
           </w:p>
         </w:tc>
@@ -7569,7 +8778,7 @@
                 <w:b w:val="0"/>
                 <w:sz w:val="18"/>
               </w:rPr>
-              <w:t>3</w:t>
+              <w:t>2</w:t>
             </w:r>
           </w:p>
         </w:tc>
@@ -7587,7 +8796,7 @@
                 <w:b w:val="0"/>
                 <w:sz w:val="18"/>
               </w:rPr>
-              <w:t>3</w:t>
+              <w:t>4</w:t>
             </w:r>
           </w:p>
         </w:tc>
@@ -7605,7 +8814,7 @@
                 <w:b w:val="0"/>
                 <w:sz w:val="18"/>
               </w:rPr>
-              <w:t>9</w:t>
+              <w:t>8</w:t>
             </w:r>
           </w:p>
         </w:tc>
@@ -7658,7 +8867,7 @@
                 <w:b w:val="0"/>
                 <w:sz w:val="18"/>
               </w:rPr>
-              <w:t>Interrupción del suministro eléctrico</w:t>
+              <w:t>Fallas de equipos de bombeo</w:t>
             </w:r>
           </w:p>
         </w:tc>
@@ -7673,7 +8882,7 @@
                 <w:b w:val="0"/>
                 <w:sz w:val="18"/>
               </w:rPr>
-              <w:t>Operativo</w:t>
+              <w:t>Técnico</w:t>
             </w:r>
           </w:p>
         </w:tc>
@@ -7709,7 +8918,7 @@
                 <w:b w:val="0"/>
                 <w:sz w:val="18"/>
               </w:rPr>
-              <w:t>4</w:t>
+              <w:t>3</w:t>
             </w:r>
           </w:p>
         </w:tc>
@@ -7727,7 +8936,7 @@
                 <w:b w:val="0"/>
                 <w:sz w:val="18"/>
               </w:rPr>
-              <w:t>12</w:t>
+              <w:t>9</w:t>
             </w:r>
           </w:p>
         </w:tc>
@@ -7780,7 +8989,7 @@
                 <w:b w:val="0"/>
                 <w:sz w:val="18"/>
               </w:rPr>
-              <w:t>Accidentes laborales en obra</w:t>
+              <w:t>Suministro eléctrico inestable</w:t>
             </w:r>
           </w:p>
         </w:tc>
@@ -7795,7 +9004,7 @@
                 <w:b w:val="0"/>
                 <w:sz w:val="18"/>
               </w:rPr>
-              <w:t>SST</w:t>
+              <w:t>Técnico</w:t>
             </w:r>
           </w:p>
         </w:tc>
@@ -7902,7 +9111,7 @@
                 <w:b w:val="0"/>
                 <w:sz w:val="18"/>
               </w:rPr>
-              <w:t>Oposición o conflicto con la comunidad</w:t>
+              <w:t>Alto IANC por fugas no detectadas</w:t>
             </w:r>
           </w:p>
         </w:tc>
@@ -7917,7 +9126,7 @@
                 <w:b w:val="0"/>
                 <w:sz w:val="18"/>
               </w:rPr>
-              <w:t>Social</w:t>
+              <w:t>Operativo</w:t>
             </w:r>
           </w:p>
         </w:tc>
@@ -8024,7 +9233,7 @@
                 <w:b w:val="0"/>
                 <w:sz w:val="18"/>
               </w:rPr>
-              <w:t>Vandalismo o robo de infraestructura</w:t>
+              <w:t>Dificultad de acceso por mal estado de vías</w:t>
             </w:r>
           </w:p>
         </w:tc>
@@ -8039,7 +9248,7 @@
                 <w:b w:val="0"/>
                 <w:sz w:val="18"/>
               </w:rPr>
-              <w:t>Seguridad</w:t>
+              <w:t>Logístico</w:t>
             </w:r>
           </w:p>
         </w:tc>
@@ -8057,6 +9266,24 @@
                 <w:b w:val="0"/>
                 <w:sz w:val="18"/>
               </w:rPr>
+              <w:t>4</w:t>
+            </w:r>
+          </w:p>
+        </w:tc>
+        <w:tc>
+          <w:tcPr>
+            <w:tcW w:type="dxa" w:w="1234"/>
+          </w:tcPr>
+          <w:p>
+            <w:pPr>
+              <w:jc w:val="center"/>
+            </w:pPr>
+            <w:r/>
+            <w:r>
+              <w:rPr>
+                <w:b w:val="0"/>
+                <w:sz w:val="18"/>
+              </w:rPr>
               <w:t>3</w:t>
             </w:r>
           </w:p>
@@ -8075,7 +9302,7 @@
                 <w:b w:val="0"/>
                 <w:sz w:val="18"/>
               </w:rPr>
-              <w:t>2</w:t>
+              <w:t>12</w:t>
             </w:r>
           </w:p>
         </w:tc>
@@ -8093,25 +9320,7 @@
                 <w:b w:val="0"/>
                 <w:sz w:val="18"/>
               </w:rPr>
-              <w:t>6</w:t>
-            </w:r>
-          </w:p>
-        </w:tc>
-        <w:tc>
-          <w:tcPr>
-            <w:tcW w:type="dxa" w:w="1234"/>
-          </w:tcPr>
-          <w:p>
-            <w:pPr>
-              <w:jc w:val="center"/>
-            </w:pPr>
-            <w:r/>
-            <w:r>
-              <w:rPr>
-                <w:b w:val="0"/>
-                <w:sz w:val="18"/>
-              </w:rPr>
-              <w:t>Bajo</w:t>
+              <w:t>Medio</w:t>
             </w:r>
           </w:p>
         </w:tc>
@@ -8146,7 +9355,7 @@
                 <w:b w:val="0"/>
                 <w:sz w:val="18"/>
               </w:rPr>
-              <w:t>Errores en estudios y diseños técnicos</w:t>
+              <w:t>Escasez de insumos químicos (coagulantes)</w:t>
             </w:r>
           </w:p>
         </w:tc>
@@ -8161,7 +9370,7 @@
                 <w:b w:val="0"/>
                 <w:sz w:val="18"/>
               </w:rPr>
-              <w:t>Técnico</w:t>
+              <w:t>Ambiental</w:t>
             </w:r>
           </w:p>
         </w:tc>
@@ -8197,7 +9406,7 @@
                 <w:b w:val="0"/>
                 <w:sz w:val="18"/>
               </w:rPr>
-              <w:t>4</w:t>
+              <w:t>3</w:t>
             </w:r>
           </w:p>
         </w:tc>
@@ -8215,7 +9424,7 @@
                 <w:b w:val="0"/>
                 <w:sz w:val="18"/>
               </w:rPr>
-              <w:t>8</w:t>
+              <w:t>6</w:t>
             </w:r>
           </w:p>
         </w:tc>
@@ -8233,7 +9442,7 @@
                 <w:b w:val="0"/>
                 <w:sz w:val="18"/>
               </w:rPr>
-              <w:t>Medio</w:t>
+              <w:t>Bajo</w:t>
             </w:r>
           </w:p>
         </w:tc>
@@ -8268,7 +9477,7 @@
                 <w:b w:val="0"/>
                 <w:sz w:val="18"/>
               </w:rPr>
-              <w:t>Incumplimiento del contratista</w:t>
+              <w:t>Demoras en predios/servidumbres</w:t>
             </w:r>
           </w:p>
         </w:tc>
@@ -8283,7 +9492,7 @@
                 <w:b w:val="0"/>
                 <w:sz w:val="18"/>
               </w:rPr>
-              <w:t>Contractual</w:t>
+              <w:t>Legal</w:t>
             </w:r>
           </w:p>
         </w:tc>
@@ -8301,7 +9510,7 @@
                 <w:b w:val="0"/>
                 <w:sz w:val="18"/>
               </w:rPr>
-              <w:t>2</w:t>
+              <w:t>3</w:t>
             </w:r>
           </w:p>
         </w:tc>
@@ -8319,7 +9528,7 @@
                 <w:b w:val="0"/>
                 <w:sz w:val="18"/>
               </w:rPr>
-              <w:t>4</w:t>
+              <w:t>3</w:t>
             </w:r>
           </w:p>
         </w:tc>
@@ -8337,7 +9546,7 @@
                 <w:b w:val="0"/>
                 <w:sz w:val="18"/>
               </w:rPr>
-              <w:t>8</w:t>
+              <w:t>9</w:t>
             </w:r>
           </w:p>
         </w:tc>
@@ -8390,7 +9599,7 @@
                 <w:b w:val="0"/>
                 <w:sz w:val="18"/>
               </w:rPr>
-              <w:t>Inflación de costos operativos</w:t>
+              <w:t>Brote de EDA durante la transición de obra</w:t>
             </w:r>
           </w:p>
         </w:tc>
@@ -8405,7 +9614,7 @@
                 <w:b w:val="0"/>
                 <w:sz w:val="18"/>
               </w:rPr>
-              <w:t>Financiero</w:t>
+              <w:t>Salud pública</w:t>
             </w:r>
           </w:p>
         </w:tc>
@@ -8423,7 +9632,7 @@
                 <w:b w:val="0"/>
                 <w:sz w:val="18"/>
               </w:rPr>
-              <w:t>3</w:t>
+              <w:t>2</w:t>
             </w:r>
           </w:p>
         </w:tc>
@@ -8441,7 +9650,7 @@
                 <w:b w:val="0"/>
                 <w:sz w:val="18"/>
               </w:rPr>
-              <w:t>3</w:t>
+              <w:t>4</w:t>
             </w:r>
           </w:p>
         </w:tc>
@@ -8459,7 +9668,7 @@
                 <w:b w:val="0"/>
                 <w:sz w:val="18"/>
               </w:rPr>
-              <w:t>9</w:t>
+              <w:t>8</w:t>
             </w:r>
           </w:p>
         </w:tc>
@@ -8493,7 +9702,7 @@
           <w:i w:val="0"/>
           <w:sz w:val="22"/>
         </w:rPr>
-        <w:t>Resumen: 4 riesgos Altos, 14 Medios y 2 Bajos. Los Altos se concentran en sobrecostos, recaudo y los factores ambientales de la fuente.</w:t>
+        <w:t>Los riesgos más críticos (Altos) se concentran en factores ambientales (turbiedad, minería, inundaciones), seguridad e institucionales (desembolsos).</w:t>
       </w:r>
     </w:p>
     <w:p>
@@ -8517,19 +9726,7 @@
           <w:i w:val="0"/>
           <w:sz w:val="22"/>
         </w:rPr>
-        <w:t>Se intervienen los 10 riesgos prioritarios; los riesgos 8, 9, 10, 11 y 12 son de tipo ambiental (5 ambientales, según lo exigido).</w:t>
-      </w:r>
-    </w:p>
-    <w:p>
-      <w:pPr>
-        <w:pStyle w:val="Heading2"/>
-      </w:pPr>
-      <w:r>
-        <w:rPr>
-          <w:color w:val="1F4E79"/>
-          <w:sz w:val="24"/>
-        </w:rPr>
-        <w:t>8.1 Descripción de las intervenciones</w:t>
+        <w:t>Se intervienen los 10 riesgos prioritarios, incluidos 5 ambientales (riesgos 1, 2, 3, 5 y 4).</w:t>
       </w:r>
     </w:p>
     <w:tbl>
@@ -8540,15 +9737,17 @@
         <w:tblLook w:firstColumn="1" w:firstRow="1" w:lastColumn="0" w:lastRow="0" w:noHBand="0" w:noVBand="1" w:val="04A0"/>
       </w:tblPr>
       <w:tblGrid>
-        <w:gridCol w:w="2160"/>
-        <w:gridCol w:w="2160"/>
-        <w:gridCol w:w="2160"/>
-        <w:gridCol w:w="2160"/>
+        <w:gridCol w:w="1440"/>
+        <w:gridCol w:w="1440"/>
+        <w:gridCol w:w="1440"/>
+        <w:gridCol w:w="1440"/>
+        <w:gridCol w:w="1440"/>
+        <w:gridCol w:w="1440"/>
       </w:tblGrid>
       <w:tr>
         <w:tc>
           <w:tcPr>
-            <w:tcW w:type="dxa" w:w="2160"/>
+            <w:tcW w:type="dxa" w:w="1440"/>
             <w:shd w:val="clear" w:color="auto" w:fill="1F4E79"/>
           </w:tcPr>
           <w:p>
@@ -8568,7 +9767,7 @@
         </w:tc>
         <w:tc>
           <w:tcPr>
-            <w:tcW w:type="dxa" w:w="2160"/>
+            <w:tcW w:type="dxa" w:w="1440"/>
             <w:shd w:val="clear" w:color="auto" w:fill="1F4E79"/>
           </w:tcPr>
           <w:p>
@@ -8588,7 +9787,7 @@
         </w:tc>
         <w:tc>
           <w:tcPr>
-            <w:tcW w:type="dxa" w:w="2160"/>
+            <w:tcW w:type="dxa" w:w="1440"/>
             <w:shd w:val="clear" w:color="auto" w:fill="1F4E79"/>
           </w:tcPr>
           <w:p>
@@ -8608,7 +9807,7 @@
         </w:tc>
         <w:tc>
           <w:tcPr>
-            <w:tcW w:type="dxa" w:w="2160"/>
+            <w:tcW w:type="dxa" w:w="1440"/>
             <w:shd w:val="clear" w:color="auto" w:fill="1F4E79"/>
           </w:tcPr>
           <w:p>
@@ -8626,691 +9825,9 @@
             </w:r>
           </w:p>
         </w:tc>
-      </w:tr>
-      <w:tr>
-        <w:tc>
-          <w:tcPr>
-            <w:tcW w:type="dxa" w:w="2160"/>
-          </w:tcPr>
-          <w:p>
-            <w:pPr>
-              <w:jc w:val="center"/>
-            </w:pPr>
-            <w:r/>
-            <w:r>
-              <w:rPr>
-                <w:b w:val="0"/>
-                <w:sz w:val="18"/>
-              </w:rPr>
-              <w:t>1</w:t>
-            </w:r>
-          </w:p>
-        </w:tc>
-        <w:tc>
-          <w:tcPr>
-            <w:tcW w:type="dxa" w:w="2160"/>
-          </w:tcPr>
-          <w:p>
-            <w:r/>
-            <w:r>
-              <w:rPr>
-                <w:b w:val="0"/>
-                <w:sz w:val="18"/>
-              </w:rPr>
-              <w:t>Sobrecostos de construcción</w:t>
-            </w:r>
-          </w:p>
-        </w:tc>
-        <w:tc>
-          <w:tcPr>
-            <w:tcW w:type="dxa" w:w="2160"/>
-          </w:tcPr>
-          <w:p>
-            <w:r/>
-            <w:r>
-              <w:rPr>
-                <w:b w:val="0"/>
-                <w:sz w:val="18"/>
-              </w:rPr>
-              <w:t>Financiero</w:t>
-            </w:r>
-          </w:p>
-        </w:tc>
-        <w:tc>
-          <w:tcPr>
-            <w:tcW w:type="dxa" w:w="2160"/>
-          </w:tcPr>
-          <w:p>
-            <w:r/>
-            <w:r>
-              <w:rPr>
-                <w:b w:val="0"/>
-                <w:sz w:val="18"/>
-              </w:rPr>
-              <w:t>Contrato a precio global fijo (EPC), contingencia del 10 % y control de cambios por interventoría.</w:t>
-            </w:r>
-          </w:p>
-        </w:tc>
-      </w:tr>
-      <w:tr>
-        <w:tc>
-          <w:tcPr>
-            <w:tcW w:type="dxa" w:w="2160"/>
-          </w:tcPr>
-          <w:p>
-            <w:pPr>
-              <w:jc w:val="center"/>
-            </w:pPr>
-            <w:r/>
-            <w:r>
-              <w:rPr>
-                <w:b w:val="0"/>
-                <w:sz w:val="18"/>
-              </w:rPr>
-              <w:t>6</w:t>
-            </w:r>
-          </w:p>
-        </w:tc>
-        <w:tc>
-          <w:tcPr>
-            <w:tcW w:type="dxa" w:w="2160"/>
-          </w:tcPr>
-          <w:p>
-            <w:r/>
-            <w:r>
-              <w:rPr>
-                <w:b w:val="0"/>
-                <w:sz w:val="18"/>
-              </w:rPr>
-              <w:t>Bajo recaudo tarifario</w:t>
-            </w:r>
-          </w:p>
-        </w:tc>
-        <w:tc>
-          <w:tcPr>
-            <w:tcW w:type="dxa" w:w="2160"/>
-          </w:tcPr>
-          <w:p>
-            <w:r/>
-            <w:r>
-              <w:rPr>
-                <w:b w:val="0"/>
-                <w:sz w:val="18"/>
-              </w:rPr>
-              <w:t>Comercial</w:t>
-            </w:r>
-          </w:p>
-        </w:tc>
-        <w:tc>
-          <w:tcPr>
-            <w:tcW w:type="dxa" w:w="2160"/>
-          </w:tcPr>
-          <w:p>
-            <w:r/>
-            <w:r>
-              <w:rPr>
-                <w:b w:val="0"/>
-                <w:sz w:val="18"/>
-              </w:rPr>
-              <w:t>Cultura de pago, financiación de cartera, corte por mora y micromedición masiva.</w:t>
-            </w:r>
-          </w:p>
-        </w:tc>
-      </w:tr>
-      <w:tr>
-        <w:tc>
-          <w:tcPr>
-            <w:tcW w:type="dxa" w:w="2160"/>
-          </w:tcPr>
-          <w:p>
-            <w:pPr>
-              <w:jc w:val="center"/>
-            </w:pPr>
-            <w:r/>
-            <w:r>
-              <w:rPr>
-                <w:b w:val="0"/>
-                <w:sz w:val="18"/>
-              </w:rPr>
-              <w:t>5</w:t>
-            </w:r>
-          </w:p>
-        </w:tc>
-        <w:tc>
-          <w:tcPr>
-            <w:tcW w:type="dxa" w:w="2160"/>
-          </w:tcPr>
-          <w:p>
-            <w:r/>
-            <w:r>
-              <w:rPr>
-                <w:b w:val="0"/>
-                <w:sz w:val="18"/>
-              </w:rPr>
-              <w:t>Alza de tasas de interés</w:t>
-            </w:r>
-          </w:p>
-        </w:tc>
-        <w:tc>
-          <w:tcPr>
-            <w:tcW w:type="dxa" w:w="2160"/>
-          </w:tcPr>
-          <w:p>
-            <w:r/>
-            <w:r>
-              <w:rPr>
-                <w:b w:val="0"/>
-                <w:sz w:val="18"/>
-              </w:rPr>
-              <w:t>Financiero</w:t>
-            </w:r>
-          </w:p>
-        </w:tc>
-        <w:tc>
-          <w:tcPr>
-            <w:tcW w:type="dxa" w:w="2160"/>
-          </w:tcPr>
-          <w:p>
-            <w:r/>
-            <w:r>
-              <w:rPr>
-                <w:b w:val="0"/>
-                <w:sz w:val="18"/>
-              </w:rPr>
-              <w:t>Cobertura con tasa fija / SWAP en el cierre financiero.</w:t>
-            </w:r>
-          </w:p>
-        </w:tc>
-      </w:tr>
-      <w:tr>
-        <w:tc>
-          <w:tcPr>
-            <w:tcW w:type="dxa" w:w="2160"/>
-          </w:tcPr>
-          <w:p>
-            <w:pPr>
-              <w:jc w:val="center"/>
-            </w:pPr>
-            <w:r/>
-            <w:r>
-              <w:rPr>
-                <w:b w:val="0"/>
-                <w:sz w:val="18"/>
-              </w:rPr>
-              <w:t>8</w:t>
-            </w:r>
-          </w:p>
-        </w:tc>
-        <w:tc>
-          <w:tcPr>
-            <w:tcW w:type="dxa" w:w="2160"/>
-          </w:tcPr>
-          <w:p>
-            <w:r/>
-            <w:r>
-              <w:rPr>
-                <w:b w:val="0"/>
-                <w:sz w:val="18"/>
-              </w:rPr>
-              <w:t>Contaminación de la fuente</w:t>
-            </w:r>
-          </w:p>
-        </w:tc>
-        <w:tc>
-          <w:tcPr>
-            <w:tcW w:type="dxa" w:w="2160"/>
-          </w:tcPr>
-          <w:p>
-            <w:r/>
-            <w:r>
-              <w:rPr>
-                <w:b w:val="0"/>
-                <w:sz w:val="18"/>
-              </w:rPr>
-              <w:t>Ambiental</w:t>
-            </w:r>
-          </w:p>
-        </w:tc>
-        <w:tc>
-          <w:tcPr>
-            <w:tcW w:type="dxa" w:w="2160"/>
-          </w:tcPr>
-          <w:p>
-            <w:r/>
-            <w:r>
-              <w:rPr>
-                <w:b w:val="0"/>
-                <w:sz w:val="18"/>
-              </w:rPr>
-              <w:t>Protección y reforestación de ronda hídrica, monitoreo de calidad y barreras de captación.</w:t>
-            </w:r>
-          </w:p>
-        </w:tc>
-      </w:tr>
-      <w:tr>
-        <w:tc>
-          <w:tcPr>
-            <w:tcW w:type="dxa" w:w="2160"/>
-          </w:tcPr>
-          <w:p>
-            <w:pPr>
-              <w:jc w:val="center"/>
-            </w:pPr>
-            <w:r/>
-            <w:r>
-              <w:rPr>
-                <w:b w:val="0"/>
-                <w:sz w:val="18"/>
-              </w:rPr>
-              <w:t>9</w:t>
-            </w:r>
-          </w:p>
-        </w:tc>
-        <w:tc>
-          <w:tcPr>
-            <w:tcW w:type="dxa" w:w="2160"/>
-          </w:tcPr>
-          <w:p>
-            <w:r/>
-            <w:r>
-              <w:rPr>
-                <w:b w:val="0"/>
-                <w:sz w:val="18"/>
-              </w:rPr>
-              <w:t>Reducción de caudal (sequía)</w:t>
-            </w:r>
-          </w:p>
-        </w:tc>
-        <w:tc>
-          <w:tcPr>
-            <w:tcW w:type="dxa" w:w="2160"/>
-          </w:tcPr>
-          <w:p>
-            <w:r/>
-            <w:r>
-              <w:rPr>
-                <w:b w:val="0"/>
-                <w:sz w:val="18"/>
-              </w:rPr>
-              <w:t>Ambiental</w:t>
-            </w:r>
-          </w:p>
-        </w:tc>
-        <w:tc>
-          <w:tcPr>
-            <w:tcW w:type="dxa" w:w="2160"/>
-          </w:tcPr>
-          <w:p>
-            <w:r/>
-            <w:r>
-              <w:rPr>
-                <w:b w:val="0"/>
-                <w:sz w:val="18"/>
-              </w:rPr>
-              <w:t>Fuente alterna de respaldo, tanques de regulación, PUEAA y reuso.</w:t>
-            </w:r>
-          </w:p>
-        </w:tc>
-      </w:tr>
-      <w:tr>
-        <w:tc>
-          <w:tcPr>
-            <w:tcW w:type="dxa" w:w="2160"/>
-          </w:tcPr>
-          <w:p>
-            <w:pPr>
-              <w:jc w:val="center"/>
-            </w:pPr>
-            <w:r/>
-            <w:r>
-              <w:rPr>
-                <w:b w:val="0"/>
-                <w:sz w:val="18"/>
-              </w:rPr>
-              <w:t>10</w:t>
-            </w:r>
-          </w:p>
-        </w:tc>
-        <w:tc>
-          <w:tcPr>
-            <w:tcW w:type="dxa" w:w="2160"/>
-          </w:tcPr>
-          <w:p>
-            <w:r/>
-            <w:r>
-              <w:rPr>
-                <w:b w:val="0"/>
-                <w:sz w:val="18"/>
-              </w:rPr>
-              <w:t>Disposición de lodos</w:t>
-            </w:r>
-          </w:p>
-        </w:tc>
-        <w:tc>
-          <w:tcPr>
-            <w:tcW w:type="dxa" w:w="2160"/>
-          </w:tcPr>
-          <w:p>
-            <w:r/>
-            <w:r>
-              <w:rPr>
-                <w:b w:val="0"/>
-                <w:sz w:val="18"/>
-              </w:rPr>
-              <w:t>Ambiental</w:t>
-            </w:r>
-          </w:p>
-        </w:tc>
-        <w:tc>
-          <w:tcPr>
-            <w:tcW w:type="dxa" w:w="2160"/>
-          </w:tcPr>
-          <w:p>
-            <w:r/>
-            <w:r>
-              <w:rPr>
-                <w:b w:val="0"/>
-                <w:sz w:val="18"/>
-              </w:rPr>
-              <w:t>Lechos de secado y deshidratación, disposición final autorizada y aprovechamiento agrícola.</w:t>
-            </w:r>
-          </w:p>
-        </w:tc>
-      </w:tr>
-      <w:tr>
-        <w:tc>
-          <w:tcPr>
-            <w:tcW w:type="dxa" w:w="2160"/>
-          </w:tcPr>
-          <w:p>
-            <w:pPr>
-              <w:jc w:val="center"/>
-            </w:pPr>
-            <w:r/>
-            <w:r>
-              <w:rPr>
-                <w:b w:val="0"/>
-                <w:sz w:val="18"/>
-              </w:rPr>
-              <w:t>11</w:t>
-            </w:r>
-          </w:p>
-        </w:tc>
-        <w:tc>
-          <w:tcPr>
-            <w:tcW w:type="dxa" w:w="2160"/>
-          </w:tcPr>
-          <w:p>
-            <w:r/>
-            <w:r>
-              <w:rPr>
-                <w:b w:val="0"/>
-                <w:sz w:val="18"/>
-              </w:rPr>
-              <w:t>Vertimiento de aguas de lavado</w:t>
-            </w:r>
-          </w:p>
-        </w:tc>
-        <w:tc>
-          <w:tcPr>
-            <w:tcW w:type="dxa" w:w="2160"/>
-          </w:tcPr>
-          <w:p>
-            <w:r/>
-            <w:r>
-              <w:rPr>
-                <w:b w:val="0"/>
-                <w:sz w:val="18"/>
-              </w:rPr>
-              <w:t>Ambiental</w:t>
-            </w:r>
-          </w:p>
-        </w:tc>
-        <w:tc>
-          <w:tcPr>
-            <w:tcW w:type="dxa" w:w="2160"/>
-          </w:tcPr>
-          <w:p>
-            <w:r/>
-            <w:r>
-              <w:rPr>
-                <w:b w:val="0"/>
-                <w:sz w:val="18"/>
-              </w:rPr>
-              <w:t>Recirculación y tratamiento previo, con permiso ambiental (CAR).</w:t>
-            </w:r>
-          </w:p>
-        </w:tc>
-      </w:tr>
-      <w:tr>
-        <w:tc>
-          <w:tcPr>
-            <w:tcW w:type="dxa" w:w="2160"/>
-          </w:tcPr>
-          <w:p>
-            <w:pPr>
-              <w:jc w:val="center"/>
-            </w:pPr>
-            <w:r/>
-            <w:r>
-              <w:rPr>
-                <w:b w:val="0"/>
-                <w:sz w:val="18"/>
-              </w:rPr>
-              <w:t>12</w:t>
-            </w:r>
-          </w:p>
-        </w:tc>
-        <w:tc>
-          <w:tcPr>
-            <w:tcW w:type="dxa" w:w="2160"/>
-          </w:tcPr>
-          <w:p>
-            <w:r/>
-            <w:r>
-              <w:rPr>
-                <w:b w:val="0"/>
-                <w:sz w:val="18"/>
-              </w:rPr>
-              <w:t>Afectación de fauna/flora</w:t>
-            </w:r>
-          </w:p>
-        </w:tc>
-        <w:tc>
-          <w:tcPr>
-            <w:tcW w:type="dxa" w:w="2160"/>
-          </w:tcPr>
-          <w:p>
-            <w:r/>
-            <w:r>
-              <w:rPr>
-                <w:b w:val="0"/>
-                <w:sz w:val="18"/>
-              </w:rPr>
-              <w:t>Ambiental</w:t>
-            </w:r>
-          </w:p>
-        </w:tc>
-        <w:tc>
-          <w:tcPr>
-            <w:tcW w:type="dxa" w:w="2160"/>
-          </w:tcPr>
-          <w:p>
-            <w:r/>
-            <w:r>
-              <w:rPr>
-                <w:b w:val="0"/>
-                <w:sz w:val="18"/>
-              </w:rPr>
-              <w:t>Plan de Manejo Ambiental (PMA), compensación forestal y obras en franjas intervenidas.</w:t>
-            </w:r>
-          </w:p>
-        </w:tc>
-      </w:tr>
-      <w:tr>
-        <w:tc>
-          <w:tcPr>
-            <w:tcW w:type="dxa" w:w="2160"/>
-          </w:tcPr>
-          <w:p>
-            <w:pPr>
-              <w:jc w:val="center"/>
-            </w:pPr>
-            <w:r/>
-            <w:r>
-              <w:rPr>
-                <w:b w:val="0"/>
-                <w:sz w:val="18"/>
-              </w:rPr>
-              <w:t>14</w:t>
-            </w:r>
-          </w:p>
-        </w:tc>
-        <w:tc>
-          <w:tcPr>
-            <w:tcW w:type="dxa" w:w="2160"/>
-          </w:tcPr>
-          <w:p>
-            <w:r/>
-            <w:r>
-              <w:rPr>
-                <w:b w:val="0"/>
-                <w:sz w:val="18"/>
-              </w:rPr>
-              <w:t>Interrupción eléctrica</w:t>
-            </w:r>
-          </w:p>
-        </w:tc>
-        <w:tc>
-          <w:tcPr>
-            <w:tcW w:type="dxa" w:w="2160"/>
-          </w:tcPr>
-          <w:p>
-            <w:r/>
-            <w:r>
-              <w:rPr>
-                <w:b w:val="0"/>
-                <w:sz w:val="18"/>
-              </w:rPr>
-              <w:t>Operativo</w:t>
-            </w:r>
-          </w:p>
-        </w:tc>
-        <w:tc>
-          <w:tcPr>
-            <w:tcW w:type="dxa" w:w="2160"/>
-          </w:tcPr>
-          <w:p>
-            <w:r/>
-            <w:r>
-              <w:rPr>
-                <w:b w:val="0"/>
-                <w:sz w:val="18"/>
-              </w:rPr>
-              <w:t>Grupo electrógeno de respaldo y energía con respaldo dual.</w:t>
-            </w:r>
-          </w:p>
-        </w:tc>
-      </w:tr>
-      <w:tr>
-        <w:tc>
-          <w:tcPr>
-            <w:tcW w:type="dxa" w:w="2160"/>
-          </w:tcPr>
-          <w:p>
-            <w:pPr>
-              <w:jc w:val="center"/>
-            </w:pPr>
-            <w:r/>
-            <w:r>
-              <w:rPr>
-                <w:b w:val="0"/>
-                <w:sz w:val="18"/>
-              </w:rPr>
-              <w:t>15</w:t>
-            </w:r>
-          </w:p>
-        </w:tc>
-        <w:tc>
-          <w:tcPr>
-            <w:tcW w:type="dxa" w:w="2160"/>
-          </w:tcPr>
-          <w:p>
-            <w:r/>
-            <w:r>
-              <w:rPr>
-                <w:b w:val="0"/>
-                <w:sz w:val="18"/>
-              </w:rPr>
-              <w:t>Accidentes laborales</w:t>
-            </w:r>
-          </w:p>
-        </w:tc>
-        <w:tc>
-          <w:tcPr>
-            <w:tcW w:type="dxa" w:w="2160"/>
-          </w:tcPr>
-          <w:p>
-            <w:r/>
-            <w:r>
-              <w:rPr>
-                <w:b w:val="0"/>
-                <w:sz w:val="18"/>
-              </w:rPr>
-              <w:t>SST</w:t>
-            </w:r>
-          </w:p>
-        </w:tc>
-        <w:tc>
-          <w:tcPr>
-            <w:tcW w:type="dxa" w:w="2160"/>
-          </w:tcPr>
-          <w:p>
-            <w:r/>
-            <w:r>
-              <w:rPr>
-                <w:b w:val="0"/>
-                <w:sz w:val="18"/>
-              </w:rPr>
-              <w:t>SG-SST (Decreto 1072), capacitación, EPP y permisos de trabajo de alto riesgo.</w:t>
-            </w:r>
-          </w:p>
-        </w:tc>
-      </w:tr>
-    </w:tbl>
-    <w:p/>
-    <w:p>
-      <w:pPr>
-        <w:pStyle w:val="Heading2"/>
-      </w:pPr>
-      <w:r>
-        <w:rPr>
-          <w:color w:val="1F4E79"/>
-          <w:sz w:val="24"/>
-        </w:rPr>
-        <w:t>8.2 Matriz de recalificación (riesgo residual)</w:t>
-      </w:r>
-    </w:p>
-    <w:tbl>
-      <w:tblPr>
-        <w:tblStyle w:val="TableGrid"/>
-        <w:tblW w:type="auto" w:w="0"/>
-        <w:jc w:val="center"/>
-        <w:tblLook w:firstColumn="1" w:firstRow="1" w:lastColumn="0" w:lastRow="0" w:noHBand="0" w:noVBand="1" w:val="04A0"/>
-      </w:tblPr>
-      <w:tblGrid>
-        <w:gridCol w:w="1234"/>
-        <w:gridCol w:w="1234"/>
-        <w:gridCol w:w="1234"/>
-        <w:gridCol w:w="1234"/>
-        <w:gridCol w:w="1234"/>
-        <w:gridCol w:w="1234"/>
-        <w:gridCol w:w="1234"/>
-      </w:tblGrid>
-      <w:tr>
-        <w:tc>
-          <w:tcPr>
-            <w:tcW w:type="dxa" w:w="1234"/>
+        <w:tc>
+          <w:tcPr>
+            <w:tcW w:type="dxa" w:w="1440"/>
             <w:shd w:val="clear" w:color="auto" w:fill="1F4E79"/>
           </w:tcPr>
           <w:p>
@@ -9324,13 +9841,13 @@
                 <w:color w:val="FFFFFF"/>
                 <w:sz w:val="18"/>
               </w:rPr>
-              <w:t>#</w:t>
-            </w:r>
-          </w:p>
-        </w:tc>
-        <w:tc>
-          <w:tcPr>
-            <w:tcW w:type="dxa" w:w="1234"/>
+              <w:t>P×I residual</w:t>
+            </w:r>
+          </w:p>
+        </w:tc>
+        <w:tc>
+          <w:tcPr>
+            <w:tcW w:type="dxa" w:w="1440"/>
             <w:shd w:val="clear" w:color="auto" w:fill="1F4E79"/>
           </w:tcPr>
           <w:p>
@@ -9344,106 +9861,6 @@
                 <w:color w:val="FFFFFF"/>
                 <w:sz w:val="18"/>
               </w:rPr>
-              <w:t>Riesgo</w:t>
-            </w:r>
-          </w:p>
-        </w:tc>
-        <w:tc>
-          <w:tcPr>
-            <w:tcW w:type="dxa" w:w="1234"/>
-            <w:shd w:val="clear" w:color="auto" w:fill="1F4E79"/>
-          </w:tcPr>
-          <w:p>
-            <w:pPr>
-              <w:jc w:val="center"/>
-            </w:pPr>
-            <w:r/>
-            <w:r>
-              <w:rPr>
-                <w:b/>
-                <w:color w:val="FFFFFF"/>
-                <w:sz w:val="18"/>
-              </w:rPr>
-              <w:t>Tipo</w:t>
-            </w:r>
-          </w:p>
-        </w:tc>
-        <w:tc>
-          <w:tcPr>
-            <w:tcW w:type="dxa" w:w="1234"/>
-            <w:shd w:val="clear" w:color="auto" w:fill="1F4E79"/>
-          </w:tcPr>
-          <w:p>
-            <w:pPr>
-              <w:jc w:val="center"/>
-            </w:pPr>
-            <w:r/>
-            <w:r>
-              <w:rPr>
-                <w:b/>
-                <w:color w:val="FFFFFF"/>
-                <w:sz w:val="18"/>
-              </w:rPr>
-              <w:t>P×I inicial</w:t>
-            </w:r>
-          </w:p>
-        </w:tc>
-        <w:tc>
-          <w:tcPr>
-            <w:tcW w:type="dxa" w:w="1234"/>
-            <w:shd w:val="clear" w:color="auto" w:fill="1F4E79"/>
-          </w:tcPr>
-          <w:p>
-            <w:pPr>
-              <w:jc w:val="center"/>
-            </w:pPr>
-            <w:r/>
-            <w:r>
-              <w:rPr>
-                <w:b/>
-                <w:color w:val="FFFFFF"/>
-                <w:sz w:val="18"/>
-              </w:rPr>
-              <w:t>Nivel inicial</w:t>
-            </w:r>
-          </w:p>
-        </w:tc>
-        <w:tc>
-          <w:tcPr>
-            <w:tcW w:type="dxa" w:w="1234"/>
-            <w:shd w:val="clear" w:color="auto" w:fill="1F4E79"/>
-          </w:tcPr>
-          <w:p>
-            <w:pPr>
-              <w:jc w:val="center"/>
-            </w:pPr>
-            <w:r/>
-            <w:r>
-              <w:rPr>
-                <w:b/>
-                <w:color w:val="FFFFFF"/>
-                <w:sz w:val="18"/>
-              </w:rPr>
-              <w:t>P×I residual</w:t>
-            </w:r>
-          </w:p>
-        </w:tc>
-        <w:tc>
-          <w:tcPr>
-            <w:tcW w:type="dxa" w:w="1234"/>
-            <w:shd w:val="clear" w:color="auto" w:fill="1F4E79"/>
-          </w:tcPr>
-          <w:p>
-            <w:pPr>
-              <w:jc w:val="center"/>
-            </w:pPr>
-            <w:r/>
-            <w:r>
-              <w:rPr>
-                <w:b/>
-                <w:color w:val="FFFFFF"/>
-                <w:sz w:val="18"/>
-              </w:rPr>
               <w:t>Nivel residual</w:t>
             </w:r>
           </w:p>
@@ -9452,7 +9869,7 @@
       <w:tr>
         <w:tc>
           <w:tcPr>
-            <w:tcW w:type="dxa" w:w="1234"/>
+            <w:tcW w:type="dxa" w:w="1440"/>
           </w:tcPr>
           <w:p>
             <w:pPr>
@@ -9470,7 +9887,7 @@
         </w:tc>
         <w:tc>
           <w:tcPr>
-            <w:tcW w:type="dxa" w:w="1234"/>
+            <w:tcW w:type="dxa" w:w="1440"/>
           </w:tcPr>
           <w:p>
             <w:r/>
@@ -9479,13 +9896,13 @@
                 <w:b w:val="0"/>
                 <w:sz w:val="18"/>
               </w:rPr>
-              <w:t>Sobrecostos de construcción</w:t>
-            </w:r>
-          </w:p>
-        </w:tc>
-        <w:tc>
-          <w:tcPr>
-            <w:tcW w:type="dxa" w:w="1234"/>
+              <w:t>Turbiedad extrema del río San Juan</w:t>
+            </w:r>
+          </w:p>
+        </w:tc>
+        <w:tc>
+          <w:tcPr>
+            <w:tcW w:type="dxa" w:w="1440"/>
           </w:tcPr>
           <w:p>
             <w:r/>
@@ -9494,13 +9911,28 @@
                 <w:b w:val="0"/>
                 <w:sz w:val="18"/>
               </w:rPr>
-              <w:t>Financiero</w:t>
-            </w:r>
-          </w:p>
-        </w:tc>
-        <w:tc>
-          <w:tcPr>
-            <w:tcW w:type="dxa" w:w="1234"/>
+              <w:t>Ambiental</w:t>
+            </w:r>
+          </w:p>
+        </w:tc>
+        <w:tc>
+          <w:tcPr>
+            <w:tcW w:type="dxa" w:w="1440"/>
+          </w:tcPr>
+          <w:p>
+            <w:r/>
+            <w:r>
+              <w:rPr>
+                <w:b w:val="0"/>
+                <w:sz w:val="18"/>
+              </w:rPr>
+              <w:t>Pretratamiento robusto + sedimentadores de alta tasa + dosificación automática + tanque de regulación.</w:t>
+            </w:r>
+          </w:p>
+        </w:tc>
+        <w:tc>
+          <w:tcPr>
+            <w:tcW w:type="dxa" w:w="1440"/>
           </w:tcPr>
           <w:p>
             <w:pPr>
@@ -9512,13 +9944,13 @@
                 <w:b w:val="0"/>
                 <w:sz w:val="18"/>
               </w:rPr>
-              <w:t>16</w:t>
-            </w:r>
-          </w:p>
-        </w:tc>
-        <w:tc>
-          <w:tcPr>
-            <w:tcW w:type="dxa" w:w="1234"/>
+              <w:t>8</w:t>
+            </w:r>
+          </w:p>
+        </w:tc>
+        <w:tc>
+          <w:tcPr>
+            <w:tcW w:type="dxa" w:w="1440"/>
           </w:tcPr>
           <w:p>
             <w:pPr>
@@ -9530,43 +9962,7 @@
                 <w:b w:val="0"/>
                 <w:sz w:val="18"/>
               </w:rPr>
-              <w:t>Alto</w:t>
-            </w:r>
-          </w:p>
-        </w:tc>
-        <w:tc>
-          <w:tcPr>
-            <w:tcW w:type="dxa" w:w="1234"/>
-          </w:tcPr>
-          <w:p>
-            <w:pPr>
-              <w:jc w:val="center"/>
-            </w:pPr>
-            <w:r/>
-            <w:r>
-              <w:rPr>
-                <w:b w:val="0"/>
-                <w:sz w:val="18"/>
-              </w:rPr>
-              <w:t>6</w:t>
-            </w:r>
-          </w:p>
-        </w:tc>
-        <w:tc>
-          <w:tcPr>
-            <w:tcW w:type="dxa" w:w="1234"/>
-          </w:tcPr>
-          <w:p>
-            <w:pPr>
-              <w:jc w:val="center"/>
-            </w:pPr>
-            <w:r/>
-            <w:r>
-              <w:rPr>
-                <w:b w:val="0"/>
-                <w:sz w:val="18"/>
-              </w:rPr>
-              <w:t>Bajo</w:t>
+              <w:t>Medio</w:t>
             </w:r>
           </w:p>
         </w:tc>
@@ -9574,7 +9970,7 @@
       <w:tr>
         <w:tc>
           <w:tcPr>
-            <w:tcW w:type="dxa" w:w="1234"/>
+            <w:tcW w:type="dxa" w:w="1440"/>
           </w:tcPr>
           <w:p>
             <w:pPr>
@@ -9586,13 +9982,13 @@
                 <w:b w:val="0"/>
                 <w:sz w:val="18"/>
               </w:rPr>
-              <w:t>6</w:t>
-            </w:r>
-          </w:p>
-        </w:tc>
-        <w:tc>
-          <w:tcPr>
-            <w:tcW w:type="dxa" w:w="1234"/>
+              <w:t>2</w:t>
+            </w:r>
+          </w:p>
+        </w:tc>
+        <w:tc>
+          <w:tcPr>
+            <w:tcW w:type="dxa" w:w="1440"/>
           </w:tcPr>
           <w:p>
             <w:r/>
@@ -9601,13 +9997,13 @@
                 <w:b w:val="0"/>
                 <w:sz w:val="18"/>
               </w:rPr>
-              <w:t>Bajo recaudo tarifario</w:t>
-            </w:r>
-          </w:p>
-        </w:tc>
-        <w:tc>
-          <w:tcPr>
-            <w:tcW w:type="dxa" w:w="1234"/>
+              <w:t>Contaminación por minería ilegal</w:t>
+            </w:r>
+          </w:p>
+        </w:tc>
+        <w:tc>
+          <w:tcPr>
+            <w:tcW w:type="dxa" w:w="1440"/>
           </w:tcPr>
           <w:p>
             <w:r/>
@@ -9616,13 +10012,28 @@
                 <w:b w:val="0"/>
                 <w:sz w:val="18"/>
               </w:rPr>
-              <w:t>Comercial</w:t>
-            </w:r>
-          </w:p>
-        </w:tc>
-        <w:tc>
-          <w:tcPr>
-            <w:tcW w:type="dxa" w:w="1234"/>
+              <w:t>Ambiental</w:t>
+            </w:r>
+          </w:p>
+        </w:tc>
+        <w:tc>
+          <w:tcPr>
+            <w:tcW w:type="dxa" w:w="1440"/>
+          </w:tcPr>
+          <w:p>
+            <w:r/>
+            <w:r>
+              <w:rPr>
+                <w:b w:val="0"/>
+                <w:sz w:val="18"/>
+              </w:rPr>
+              <w:t>Monitoreo de fuente + carbón activado + articulación con CODECHOCÓ y control de minería.</w:t>
+            </w:r>
+          </w:p>
+        </w:tc>
+        <w:tc>
+          <w:tcPr>
+            <w:tcW w:type="dxa" w:w="1440"/>
           </w:tcPr>
           <w:p>
             <w:pPr>
@@ -9634,13 +10045,13 @@
                 <w:b w:val="0"/>
                 <w:sz w:val="18"/>
               </w:rPr>
-              <w:t>16</w:t>
-            </w:r>
-          </w:p>
-        </w:tc>
-        <w:tc>
-          <w:tcPr>
-            <w:tcW w:type="dxa" w:w="1234"/>
+              <w:t>9</w:t>
+            </w:r>
+          </w:p>
+        </w:tc>
+        <w:tc>
+          <w:tcPr>
+            <w:tcW w:type="dxa" w:w="1440"/>
           </w:tcPr>
           <w:p>
             <w:pPr>
@@ -9652,43 +10063,7 @@
                 <w:b w:val="0"/>
                 <w:sz w:val="18"/>
               </w:rPr>
-              <w:t>Alto</w:t>
-            </w:r>
-          </w:p>
-        </w:tc>
-        <w:tc>
-          <w:tcPr>
-            <w:tcW w:type="dxa" w:w="1234"/>
-          </w:tcPr>
-          <w:p>
-            <w:pPr>
-              <w:jc w:val="center"/>
-            </w:pPr>
-            <w:r/>
-            <w:r>
-              <w:rPr>
-                <w:b w:val="0"/>
-                <w:sz w:val="18"/>
-              </w:rPr>
-              <w:t>6</w:t>
-            </w:r>
-          </w:p>
-        </w:tc>
-        <w:tc>
-          <w:tcPr>
-            <w:tcW w:type="dxa" w:w="1234"/>
-          </w:tcPr>
-          <w:p>
-            <w:pPr>
-              <w:jc w:val="center"/>
-            </w:pPr>
-            <w:r/>
-            <w:r>
-              <w:rPr>
-                <w:b w:val="0"/>
-                <w:sz w:val="18"/>
-              </w:rPr>
-              <w:t>Bajo</w:t>
+              <w:t>Medio</w:t>
             </w:r>
           </w:p>
         </w:tc>
@@ -9696,7 +10071,7 @@
       <w:tr>
         <w:tc>
           <w:tcPr>
-            <w:tcW w:type="dxa" w:w="1234"/>
+            <w:tcW w:type="dxa" w:w="1440"/>
           </w:tcPr>
           <w:p>
             <w:pPr>
@@ -9708,13 +10083,13 @@
                 <w:b w:val="0"/>
                 <w:sz w:val="18"/>
               </w:rPr>
-              <w:t>5</w:t>
-            </w:r>
-          </w:p>
-        </w:tc>
-        <w:tc>
-          <w:tcPr>
-            <w:tcW w:type="dxa" w:w="1234"/>
+              <w:t>3</w:t>
+            </w:r>
+          </w:p>
+        </w:tc>
+        <w:tc>
+          <w:tcPr>
+            <w:tcW w:type="dxa" w:w="1440"/>
           </w:tcPr>
           <w:p>
             <w:r/>
@@ -9723,13 +10098,13 @@
                 <w:b w:val="0"/>
                 <w:sz w:val="18"/>
               </w:rPr>
-              <w:t>Alza de tasas de interés</w:t>
-            </w:r>
-          </w:p>
-        </w:tc>
-        <w:tc>
-          <w:tcPr>
-            <w:tcW w:type="dxa" w:w="1234"/>
+              <w:t>Inundaciones que dañan infraestructura</w:t>
+            </w:r>
+          </w:p>
+        </w:tc>
+        <w:tc>
+          <w:tcPr>
+            <w:tcW w:type="dxa" w:w="1440"/>
           </w:tcPr>
           <w:p>
             <w:r/>
@@ -9738,13 +10113,28 @@
                 <w:b w:val="0"/>
                 <w:sz w:val="18"/>
               </w:rPr>
-              <w:t>Financiero</w:t>
-            </w:r>
-          </w:p>
-        </w:tc>
-        <w:tc>
-          <w:tcPr>
-            <w:tcW w:type="dxa" w:w="1234"/>
+              <w:t>Ambiental</w:t>
+            </w:r>
+          </w:p>
+        </w:tc>
+        <w:tc>
+          <w:tcPr>
+            <w:tcW w:type="dxa" w:w="1440"/>
+          </w:tcPr>
+          <w:p>
+            <w:r/>
+            <w:r>
+              <w:rPr>
+                <w:b w:val="0"/>
+                <w:sz w:val="18"/>
+              </w:rPr>
+              <w:t>Captación elevada/protegida + protección de orillas + redes en cotas seguras.</w:t>
+            </w:r>
+          </w:p>
+        </w:tc>
+        <w:tc>
+          <w:tcPr>
+            <w:tcW w:type="dxa" w:w="1440"/>
           </w:tcPr>
           <w:p>
             <w:pPr>
@@ -9756,13 +10146,13 @@
                 <w:b w:val="0"/>
                 <w:sz w:val="18"/>
               </w:rPr>
-              <w:t>12</w:t>
-            </w:r>
-          </w:p>
-        </w:tc>
-        <w:tc>
-          <w:tcPr>
-            <w:tcW w:type="dxa" w:w="1234"/>
+              <w:t>8</w:t>
+            </w:r>
+          </w:p>
+        </w:tc>
+        <w:tc>
+          <w:tcPr>
+            <w:tcW w:type="dxa" w:w="1440"/>
           </w:tcPr>
           <w:p>
             <w:pPr>
@@ -9775,42 +10165,6 @@
                 <w:sz w:val="18"/>
               </w:rPr>
               <w:t>Medio</w:t>
-            </w:r>
-          </w:p>
-        </w:tc>
-        <w:tc>
-          <w:tcPr>
-            <w:tcW w:type="dxa" w:w="1234"/>
-          </w:tcPr>
-          <w:p>
-            <w:pPr>
-              <w:jc w:val="center"/>
-            </w:pPr>
-            <w:r/>
-            <w:r>
-              <w:rPr>
-                <w:b w:val="0"/>
-                <w:sz w:val="18"/>
-              </w:rPr>
-              <w:t>3</w:t>
-            </w:r>
-          </w:p>
-        </w:tc>
-        <w:tc>
-          <w:tcPr>
-            <w:tcW w:type="dxa" w:w="1234"/>
-          </w:tcPr>
-          <w:p>
-            <w:pPr>
-              <w:jc w:val="center"/>
-            </w:pPr>
-            <w:r/>
-            <w:r>
-              <w:rPr>
-                <w:b w:val="0"/>
-                <w:sz w:val="18"/>
-              </w:rPr>
-              <w:t>Bajo</w:t>
             </w:r>
           </w:p>
         </w:tc>
@@ -9818,7 +10172,7 @@
       <w:tr>
         <w:tc>
           <w:tcPr>
-            <w:tcW w:type="dxa" w:w="1234"/>
+            <w:tcW w:type="dxa" w:w="1440"/>
           </w:tcPr>
           <w:p>
             <w:pPr>
@@ -9830,13 +10184,13 @@
                 <w:b w:val="0"/>
                 <w:sz w:val="18"/>
               </w:rPr>
-              <w:t>8</w:t>
-            </w:r>
-          </w:p>
-        </w:tc>
-        <w:tc>
-          <w:tcPr>
-            <w:tcW w:type="dxa" w:w="1234"/>
+              <w:t>5</w:t>
+            </w:r>
+          </w:p>
+        </w:tc>
+        <w:tc>
+          <w:tcPr>
+            <w:tcW w:type="dxa" w:w="1440"/>
           </w:tcPr>
           <w:p>
             <w:r/>
@@ -9845,13 +10199,13 @@
                 <w:b w:val="0"/>
                 <w:sz w:val="18"/>
               </w:rPr>
-              <w:t>Contaminación de la fuente</w:t>
-            </w:r>
-          </w:p>
-        </w:tc>
-        <w:tc>
-          <w:tcPr>
-            <w:tcW w:type="dxa" w:w="1234"/>
+              <w:t>Vertimientos a la fuente</w:t>
+            </w:r>
+          </w:p>
+        </w:tc>
+        <w:tc>
+          <w:tcPr>
+            <w:tcW w:type="dxa" w:w="1440"/>
           </w:tcPr>
           <w:p>
             <w:r/>
@@ -9866,7 +10220,22 @@
         </w:tc>
         <w:tc>
           <w:tcPr>
-            <w:tcW w:type="dxa" w:w="1234"/>
+            <w:tcW w:type="dxa" w:w="1440"/>
+          </w:tcPr>
+          <w:p>
+            <w:r/>
+            <w:r>
+              <w:rPr>
+                <w:b w:val="0"/>
+                <w:sz w:val="18"/>
+              </w:rPr>
+              <w:t>Optimización de alcantarillado + campañas + coordinación municipal.</w:t>
+            </w:r>
+          </w:p>
+        </w:tc>
+        <w:tc>
+          <w:tcPr>
+            <w:tcW w:type="dxa" w:w="1440"/>
           </w:tcPr>
           <w:p>
             <w:pPr>
@@ -9878,13 +10247,13 @@
                 <w:b w:val="0"/>
                 <w:sz w:val="18"/>
               </w:rPr>
-              <w:t>15</w:t>
-            </w:r>
-          </w:p>
-        </w:tc>
-        <w:tc>
-          <w:tcPr>
-            <w:tcW w:type="dxa" w:w="1234"/>
+              <w:t>6</w:t>
+            </w:r>
+          </w:p>
+        </w:tc>
+        <w:tc>
+          <w:tcPr>
+            <w:tcW w:type="dxa" w:w="1440"/>
           </w:tcPr>
           <w:p>
             <w:pPr>
@@ -9896,43 +10265,7 @@
                 <w:b w:val="0"/>
                 <w:sz w:val="18"/>
               </w:rPr>
-              <w:t>Alto</w:t>
-            </w:r>
-          </w:p>
-        </w:tc>
-        <w:tc>
-          <w:tcPr>
-            <w:tcW w:type="dxa" w:w="1234"/>
-          </w:tcPr>
-          <w:p>
-            <w:pPr>
-              <w:jc w:val="center"/>
-            </w:pPr>
-            <w:r/>
-            <w:r>
-              <w:rPr>
-                <w:b w:val="0"/>
-                <w:sz w:val="18"/>
-              </w:rPr>
-              <w:t>8</w:t>
-            </w:r>
-          </w:p>
-        </w:tc>
-        <w:tc>
-          <w:tcPr>
-            <w:tcW w:type="dxa" w:w="1234"/>
-          </w:tcPr>
-          <w:p>
-            <w:pPr>
-              <w:jc w:val="center"/>
-            </w:pPr>
-            <w:r/>
-            <w:r>
-              <w:rPr>
-                <w:b w:val="0"/>
-                <w:sz w:val="18"/>
-              </w:rPr>
-              <w:t>Medio</w:t>
+              <w:t>Bajo</w:t>
             </w:r>
           </w:p>
         </w:tc>
@@ -9940,7 +10273,7 @@
       <w:tr>
         <w:tc>
           <w:tcPr>
-            <w:tcW w:type="dxa" w:w="1234"/>
+            <w:tcW w:type="dxa" w:w="1440"/>
           </w:tcPr>
           <w:p>
             <w:pPr>
@@ -9952,13 +10285,13 @@
                 <w:b w:val="0"/>
                 <w:sz w:val="18"/>
               </w:rPr>
-              <w:t>9</w:t>
-            </w:r>
-          </w:p>
-        </w:tc>
-        <w:tc>
-          <w:tcPr>
-            <w:tcW w:type="dxa" w:w="1234"/>
+              <w:t>4</w:t>
+            </w:r>
+          </w:p>
+        </w:tc>
+        <w:tc>
+          <w:tcPr>
+            <w:tcW w:type="dxa" w:w="1440"/>
           </w:tcPr>
           <w:p>
             <w:r/>
@@ -9967,13 +10300,13 @@
                 <w:b w:val="0"/>
                 <w:sz w:val="18"/>
               </w:rPr>
-              <w:t>Reducción de caudal (sequía)</w:t>
-            </w:r>
-          </w:p>
-        </w:tc>
-        <w:tc>
-          <w:tcPr>
-            <w:tcW w:type="dxa" w:w="1234"/>
+              <w:t>Deforestación de la cuenca</w:t>
+            </w:r>
+          </w:p>
+        </w:tc>
+        <w:tc>
+          <w:tcPr>
+            <w:tcW w:type="dxa" w:w="1440"/>
           </w:tcPr>
           <w:p>
             <w:r/>
@@ -9988,7 +10321,22 @@
         </w:tc>
         <w:tc>
           <w:tcPr>
-            <w:tcW w:type="dxa" w:w="1234"/>
+            <w:tcW w:type="dxa" w:w="1440"/>
+          </w:tcPr>
+          <w:p>
+            <w:r/>
+            <w:r>
+              <w:rPr>
+                <w:b w:val="0"/>
+                <w:sz w:val="18"/>
+              </w:rPr>
+              <w:t>Pago por servicios ambientales + reforestación de microcuenca con la comunidad.</w:t>
+            </w:r>
+          </w:p>
+        </w:tc>
+        <w:tc>
+          <w:tcPr>
+            <w:tcW w:type="dxa" w:w="1440"/>
           </w:tcPr>
           <w:p>
             <w:pPr>
@@ -10000,13 +10348,13 @@
                 <w:b w:val="0"/>
                 <w:sz w:val="18"/>
               </w:rPr>
-              <w:t>15</w:t>
-            </w:r>
-          </w:p>
-        </w:tc>
-        <w:tc>
-          <w:tcPr>
-            <w:tcW w:type="dxa" w:w="1234"/>
+              <w:t>4</w:t>
+            </w:r>
+          </w:p>
+        </w:tc>
+        <w:tc>
+          <w:tcPr>
+            <w:tcW w:type="dxa" w:w="1440"/>
           </w:tcPr>
           <w:p>
             <w:pPr>
@@ -10018,43 +10366,7 @@
                 <w:b w:val="0"/>
                 <w:sz w:val="18"/>
               </w:rPr>
-              <w:t>Alto</w:t>
-            </w:r>
-          </w:p>
-        </w:tc>
-        <w:tc>
-          <w:tcPr>
-            <w:tcW w:type="dxa" w:w="1234"/>
-          </w:tcPr>
-          <w:p>
-            <w:pPr>
-              <w:jc w:val="center"/>
-            </w:pPr>
-            <w:r/>
-            <w:r>
-              <w:rPr>
-                <w:b w:val="0"/>
-                <w:sz w:val="18"/>
-              </w:rPr>
-              <w:t>8</w:t>
-            </w:r>
-          </w:p>
-        </w:tc>
-        <w:tc>
-          <w:tcPr>
-            <w:tcW w:type="dxa" w:w="1234"/>
-          </w:tcPr>
-          <w:p>
-            <w:pPr>
-              <w:jc w:val="center"/>
-            </w:pPr>
-            <w:r/>
-            <w:r>
-              <w:rPr>
-                <w:b w:val="0"/>
-                <w:sz w:val="18"/>
-              </w:rPr>
-              <w:t>Medio</w:t>
+              <w:t>Bajo</w:t>
             </w:r>
           </w:p>
         </w:tc>
@@ -10062,7 +10374,7 @@
       <w:tr>
         <w:tc>
           <w:tcPr>
-            <w:tcW w:type="dxa" w:w="1234"/>
+            <w:tcW w:type="dxa" w:w="1440"/>
           </w:tcPr>
           <w:p>
             <w:pPr>
@@ -10074,13 +10386,13 @@
                 <w:b w:val="0"/>
                 <w:sz w:val="18"/>
               </w:rPr>
-              <w:t>10</w:t>
-            </w:r>
-          </w:p>
-        </w:tc>
-        <w:tc>
-          <w:tcPr>
-            <w:tcW w:type="dxa" w:w="1234"/>
+              <w:t>8</w:t>
+            </w:r>
+          </w:p>
+        </w:tc>
+        <w:tc>
+          <w:tcPr>
+            <w:tcW w:type="dxa" w:w="1440"/>
           </w:tcPr>
           <w:p>
             <w:r/>
@@ -10089,13 +10401,13 @@
                 <w:b w:val="0"/>
                 <w:sz w:val="18"/>
               </w:rPr>
-              <w:t>Disposición de lodos</w:t>
-            </w:r>
-          </w:p>
-        </w:tc>
-        <w:tc>
-          <w:tcPr>
-            <w:tcW w:type="dxa" w:w="1234"/>
+              <w:t>Grupos armados / inseguridad</w:t>
+            </w:r>
+          </w:p>
+        </w:tc>
+        <w:tc>
+          <w:tcPr>
+            <w:tcW w:type="dxa" w:w="1440"/>
           </w:tcPr>
           <w:p>
             <w:r/>
@@ -10104,13 +10416,28 @@
                 <w:b w:val="0"/>
                 <w:sz w:val="18"/>
               </w:rPr>
-              <w:t>Ambiental</w:t>
-            </w:r>
-          </w:p>
-        </w:tc>
-        <w:tc>
-          <w:tcPr>
-            <w:tcW w:type="dxa" w:w="1234"/>
+              <w:t>Seguridad</w:t>
+            </w:r>
+          </w:p>
+        </w:tc>
+        <w:tc>
+          <w:tcPr>
+            <w:tcW w:type="dxa" w:w="1440"/>
+          </w:tcPr>
+          <w:p>
+            <w:r/>
+            <w:r>
+              <w:rPr>
+                <w:b w:val="0"/>
+                <w:sz w:val="18"/>
+              </w:rPr>
+              <w:t>Plan de seguridad de obra + articulación con autoridades + contratación local.</w:t>
+            </w:r>
+          </w:p>
+        </w:tc>
+        <w:tc>
+          <w:tcPr>
+            <w:tcW w:type="dxa" w:w="1440"/>
           </w:tcPr>
           <w:p>
             <w:pPr>
@@ -10122,13 +10449,13 @@
                 <w:b w:val="0"/>
                 <w:sz w:val="18"/>
               </w:rPr>
-              <w:t>12</w:t>
-            </w:r>
-          </w:p>
-        </w:tc>
-        <w:tc>
-          <w:tcPr>
-            <w:tcW w:type="dxa" w:w="1234"/>
+              <w:t>8</w:t>
+            </w:r>
+          </w:p>
+        </w:tc>
+        <w:tc>
+          <w:tcPr>
+            <w:tcW w:type="dxa" w:w="1440"/>
           </w:tcPr>
           <w:p>
             <w:pPr>
@@ -10141,42 +10468,6 @@
                 <w:sz w:val="18"/>
               </w:rPr>
               <w:t>Medio</w:t>
-            </w:r>
-          </w:p>
-        </w:tc>
-        <w:tc>
-          <w:tcPr>
-            <w:tcW w:type="dxa" w:w="1234"/>
-          </w:tcPr>
-          <w:p>
-            <w:pPr>
-              <w:jc w:val="center"/>
-            </w:pPr>
-            <w:r/>
-            <w:r>
-              <w:rPr>
-                <w:b w:val="0"/>
-                <w:sz w:val="18"/>
-              </w:rPr>
-              <w:t>3</w:t>
-            </w:r>
-          </w:p>
-        </w:tc>
-        <w:tc>
-          <w:tcPr>
-            <w:tcW w:type="dxa" w:w="1234"/>
-          </w:tcPr>
-          <w:p>
-            <w:pPr>
-              <w:jc w:val="center"/>
-            </w:pPr>
-            <w:r/>
-            <w:r>
-              <w:rPr>
-                <w:b w:val="0"/>
-                <w:sz w:val="18"/>
-              </w:rPr>
-              <w:t>Bajo</w:t>
             </w:r>
           </w:p>
         </w:tc>
@@ -10184,7 +10475,7 @@
       <w:tr>
         <w:tc>
           <w:tcPr>
-            <w:tcW w:type="dxa" w:w="1234"/>
+            <w:tcW w:type="dxa" w:w="1440"/>
           </w:tcPr>
           <w:p>
             <w:pPr>
@@ -10196,13 +10487,13 @@
                 <w:b w:val="0"/>
                 <w:sz w:val="18"/>
               </w:rPr>
-              <w:t>11</w:t>
-            </w:r>
-          </w:p>
-        </w:tc>
-        <w:tc>
-          <w:tcPr>
-            <w:tcW w:type="dxa" w:w="1234"/>
+              <w:t>9</w:t>
+            </w:r>
+          </w:p>
+        </w:tc>
+        <w:tc>
+          <w:tcPr>
+            <w:tcW w:type="dxa" w:w="1440"/>
           </w:tcPr>
           <w:p>
             <w:r/>
@@ -10211,13 +10502,13 @@
                 <w:b w:val="0"/>
                 <w:sz w:val="18"/>
               </w:rPr>
-              <w:t>Vertimiento aguas de lavado</w:t>
-            </w:r>
-          </w:p>
-        </w:tc>
-        <w:tc>
-          <w:tcPr>
-            <w:tcW w:type="dxa" w:w="1234"/>
+              <w:t>Demora en desembolsos</w:t>
+            </w:r>
+          </w:p>
+        </w:tc>
+        <w:tc>
+          <w:tcPr>
+            <w:tcW w:type="dxa" w:w="1440"/>
           </w:tcPr>
           <w:p>
             <w:r/>
@@ -10226,13 +10517,28 @@
                 <w:b w:val="0"/>
                 <w:sz w:val="18"/>
               </w:rPr>
-              <w:t>Ambiental</w:t>
-            </w:r>
-          </w:p>
-        </w:tc>
-        <w:tc>
-          <w:tcPr>
-            <w:tcW w:type="dxa" w:w="1234"/>
+              <w:t>Institucional</w:t>
+            </w:r>
+          </w:p>
+        </w:tc>
+        <w:tc>
+          <w:tcPr>
+            <w:tcW w:type="dxa" w:w="1440"/>
+          </w:tcPr>
+          <w:p>
+            <w:r/>
+            <w:r>
+              <w:rPr>
+                <w:b w:val="0"/>
+                <w:sz w:val="18"/>
+              </w:rPr>
+              <w:t>Convenio con desembolsos por hitos + anticipo + fiducia.</w:t>
+            </w:r>
+          </w:p>
+        </w:tc>
+        <w:tc>
+          <w:tcPr>
+            <w:tcW w:type="dxa" w:w="1440"/>
           </w:tcPr>
           <w:p>
             <w:pPr>
@@ -10244,13 +10550,13 @@
                 <w:b w:val="0"/>
                 <w:sz w:val="18"/>
               </w:rPr>
-              <w:t>12</w:t>
-            </w:r>
-          </w:p>
-        </w:tc>
-        <w:tc>
-          <w:tcPr>
-            <w:tcW w:type="dxa" w:w="1234"/>
+              <w:t>8</w:t>
+            </w:r>
+          </w:p>
+        </w:tc>
+        <w:tc>
+          <w:tcPr>
+            <w:tcW w:type="dxa" w:w="1440"/>
           </w:tcPr>
           <w:p>
             <w:pPr>
@@ -10263,42 +10569,6 @@
                 <w:sz w:val="18"/>
               </w:rPr>
               <w:t>Medio</w:t>
-            </w:r>
-          </w:p>
-        </w:tc>
-        <w:tc>
-          <w:tcPr>
-            <w:tcW w:type="dxa" w:w="1234"/>
-          </w:tcPr>
-          <w:p>
-            <w:pPr>
-              <w:jc w:val="center"/>
-            </w:pPr>
-            <w:r/>
-            <w:r>
-              <w:rPr>
-                <w:b w:val="0"/>
-                <w:sz w:val="18"/>
-              </w:rPr>
-              <w:t>3</w:t>
-            </w:r>
-          </w:p>
-        </w:tc>
-        <w:tc>
-          <w:tcPr>
-            <w:tcW w:type="dxa" w:w="1234"/>
-          </w:tcPr>
-          <w:p>
-            <w:pPr>
-              <w:jc w:val="center"/>
-            </w:pPr>
-            <w:r/>
-            <w:r>
-              <w:rPr>
-                <w:b w:val="0"/>
-                <w:sz w:val="18"/>
-              </w:rPr>
-              <w:t>Bajo</w:t>
             </w:r>
           </w:p>
         </w:tc>
@@ -10306,7 +10576,7 @@
       <w:tr>
         <w:tc>
           <w:tcPr>
-            <w:tcW w:type="dxa" w:w="1234"/>
+            <w:tcW w:type="dxa" w:w="1440"/>
           </w:tcPr>
           <w:p>
             <w:pPr>
@@ -10318,13 +10588,13 @@
                 <w:b w:val="0"/>
                 <w:sz w:val="18"/>
               </w:rPr>
-              <w:t>12</w:t>
-            </w:r>
-          </w:p>
-        </w:tc>
-        <w:tc>
-          <w:tcPr>
-            <w:tcW w:type="dxa" w:w="1234"/>
+              <w:t>7</w:t>
+            </w:r>
+          </w:p>
+        </w:tc>
+        <w:tc>
+          <w:tcPr>
+            <w:tcW w:type="dxa" w:w="1440"/>
           </w:tcPr>
           <w:p>
             <w:r/>
@@ -10333,13 +10603,13 @@
                 <w:b w:val="0"/>
                 <w:sz w:val="18"/>
               </w:rPr>
-              <w:t>Afectación fauna/flora</w:t>
-            </w:r>
-          </w:p>
-        </w:tc>
-        <w:tc>
-          <w:tcPr>
-            <w:tcW w:type="dxa" w:w="1234"/>
+              <w:t>Baja cultura de pago</w:t>
+            </w:r>
+          </w:p>
+        </w:tc>
+        <w:tc>
+          <w:tcPr>
+            <w:tcW w:type="dxa" w:w="1440"/>
           </w:tcPr>
           <w:p>
             <w:r/>
@@ -10348,13 +10618,28 @@
                 <w:b w:val="0"/>
                 <w:sz w:val="18"/>
               </w:rPr>
-              <w:t>Ambiental</w:t>
-            </w:r>
-          </w:p>
-        </w:tc>
-        <w:tc>
-          <w:tcPr>
-            <w:tcW w:type="dxa" w:w="1234"/>
+              <w:t>Social</w:t>
+            </w:r>
+          </w:p>
+        </w:tc>
+        <w:tc>
+          <w:tcPr>
+            <w:tcW w:type="dxa" w:w="1440"/>
+          </w:tcPr>
+          <w:p>
+            <w:r/>
+            <w:r>
+              <w:rPr>
+                <w:b w:val="0"/>
+                <w:sz w:val="18"/>
+              </w:rPr>
+              <w:t>Subsidios focalizados + educación + tarifa social + facturación clara.</w:t>
+            </w:r>
+          </w:p>
+        </w:tc>
+        <w:tc>
+          <w:tcPr>
+            <w:tcW w:type="dxa" w:w="1440"/>
           </w:tcPr>
           <w:p>
             <w:pPr>
@@ -10372,43 +10657,7 @@
         </w:tc>
         <w:tc>
           <w:tcPr>
-            <w:tcW w:type="dxa" w:w="1234"/>
-          </w:tcPr>
-          <w:p>
-            <w:pPr>
-              <w:jc w:val="center"/>
-            </w:pPr>
-            <w:r/>
-            <w:r>
-              <w:rPr>
-                <w:b w:val="0"/>
-                <w:sz w:val="18"/>
-              </w:rPr>
-              <w:t>Bajo</w:t>
-            </w:r>
-          </w:p>
-        </w:tc>
-        <w:tc>
-          <w:tcPr>
-            <w:tcW w:type="dxa" w:w="1234"/>
-          </w:tcPr>
-          <w:p>
-            <w:pPr>
-              <w:jc w:val="center"/>
-            </w:pPr>
-            <w:r/>
-            <w:r>
-              <w:rPr>
-                <w:b w:val="0"/>
-                <w:sz w:val="18"/>
-              </w:rPr>
-              <w:t>2</w:t>
-            </w:r>
-          </w:p>
-        </w:tc>
-        <w:tc>
-          <w:tcPr>
-            <w:tcW w:type="dxa" w:w="1234"/>
+            <w:tcW w:type="dxa" w:w="1440"/>
           </w:tcPr>
           <w:p>
             <w:pPr>
@@ -10428,7 +10677,7 @@
       <w:tr>
         <w:tc>
           <w:tcPr>
-            <w:tcW w:type="dxa" w:w="1234"/>
+            <w:tcW w:type="dxa" w:w="1440"/>
           </w:tcPr>
           <w:p>
             <w:pPr>
@@ -10440,13 +10689,13 @@
                 <w:b w:val="0"/>
                 <w:sz w:val="18"/>
               </w:rPr>
-              <w:t>14</w:t>
-            </w:r>
-          </w:p>
-        </w:tc>
-        <w:tc>
-          <w:tcPr>
-            <w:tcW w:type="dxa" w:w="1234"/>
+              <w:t>12</w:t>
+            </w:r>
+          </w:p>
+        </w:tc>
+        <w:tc>
+          <w:tcPr>
+            <w:tcW w:type="dxa" w:w="1440"/>
           </w:tcPr>
           <w:p>
             <w:r/>
@@ -10455,13 +10704,13 @@
                 <w:b w:val="0"/>
                 <w:sz w:val="18"/>
               </w:rPr>
-              <w:t>Interrupción eléctrica</w:t>
-            </w:r>
-          </w:p>
-        </w:tc>
-        <w:tc>
-          <w:tcPr>
-            <w:tcW w:type="dxa" w:w="1234"/>
+              <w:t>Tarifa insuficiente</w:t>
+            </w:r>
+          </w:p>
+        </w:tc>
+        <w:tc>
+          <w:tcPr>
+            <w:tcW w:type="dxa" w:w="1440"/>
           </w:tcPr>
           <w:p>
             <w:r/>
@@ -10470,13 +10719,28 @@
                 <w:b w:val="0"/>
                 <w:sz w:val="18"/>
               </w:rPr>
-              <w:t>Operativo</w:t>
-            </w:r>
-          </w:p>
-        </w:tc>
-        <w:tc>
-          <w:tcPr>
-            <w:tcW w:type="dxa" w:w="1234"/>
+              <w:t>Financiero</w:t>
+            </w:r>
+          </w:p>
+        </w:tc>
+        <w:tc>
+          <w:tcPr>
+            <w:tcW w:type="dxa" w:w="1440"/>
+          </w:tcPr>
+          <w:p>
+            <w:r/>
+            <w:r>
+              <w:rPr>
+                <w:b w:val="0"/>
+                <w:sz w:val="18"/>
+              </w:rPr>
+              <w:t>Estudio tarifario CRA + subsidios cruzados + aporte SGP.</w:t>
+            </w:r>
+          </w:p>
+        </w:tc>
+        <w:tc>
+          <w:tcPr>
+            <w:tcW w:type="dxa" w:w="1440"/>
           </w:tcPr>
           <w:p>
             <w:pPr>
@@ -10488,49 +10752,13 @@
                 <w:b w:val="0"/>
                 <w:sz w:val="18"/>
               </w:rPr>
-              <w:t>12</w:t>
-            </w:r>
-          </w:p>
-        </w:tc>
-        <w:tc>
-          <w:tcPr>
-            <w:tcW w:type="dxa" w:w="1234"/>
-          </w:tcPr>
-          <w:p>
-            <w:pPr>
-              <w:jc w:val="center"/>
-            </w:pPr>
-            <w:r/>
-            <w:r>
-              <w:rPr>
-                <w:b w:val="0"/>
-                <w:sz w:val="18"/>
-              </w:rPr>
-              <w:t>Medio</w:t>
-            </w:r>
-          </w:p>
-        </w:tc>
-        <w:tc>
-          <w:tcPr>
-            <w:tcW w:type="dxa" w:w="1234"/>
-          </w:tcPr>
-          <w:p>
-            <w:pPr>
-              <w:jc w:val="center"/>
-            </w:pPr>
-            <w:r/>
-            <w:r>
-              <w:rPr>
-                <w:b w:val="0"/>
-                <w:sz w:val="18"/>
-              </w:rPr>
-              <w:t>4</w:t>
-            </w:r>
-          </w:p>
-        </w:tc>
-        <w:tc>
-          <w:tcPr>
-            <w:tcW w:type="dxa" w:w="1234"/>
+              <w:t>6</w:t>
+            </w:r>
+          </w:p>
+        </w:tc>
+        <w:tc>
+          <w:tcPr>
+            <w:tcW w:type="dxa" w:w="1440"/>
           </w:tcPr>
           <w:p>
             <w:pPr>
@@ -10550,7 +10778,7 @@
       <w:tr>
         <w:tc>
           <w:tcPr>
-            <w:tcW w:type="dxa" w:w="1234"/>
+            <w:tcW w:type="dxa" w:w="1440"/>
           </w:tcPr>
           <w:p>
             <w:pPr>
@@ -10568,7 +10796,7 @@
         </w:tc>
         <w:tc>
           <w:tcPr>
-            <w:tcW w:type="dxa" w:w="1234"/>
+            <w:tcW w:type="dxa" w:w="1440"/>
           </w:tcPr>
           <w:p>
             <w:r/>
@@ -10577,13 +10805,13 @@
                 <w:b w:val="0"/>
                 <w:sz w:val="18"/>
               </w:rPr>
-              <w:t>Accidentes laborales</w:t>
-            </w:r>
-          </w:p>
-        </w:tc>
-        <w:tc>
-          <w:tcPr>
-            <w:tcW w:type="dxa" w:w="1234"/>
+              <w:t>Suministro eléctrico inestable</w:t>
+            </w:r>
+          </w:p>
+        </w:tc>
+        <w:tc>
+          <w:tcPr>
+            <w:tcW w:type="dxa" w:w="1440"/>
           </w:tcPr>
           <w:p>
             <w:r/>
@@ -10592,13 +10820,28 @@
                 <w:b w:val="0"/>
                 <w:sz w:val="18"/>
               </w:rPr>
-              <w:t>SST</w:t>
-            </w:r>
-          </w:p>
-        </w:tc>
-        <w:tc>
-          <w:tcPr>
-            <w:tcW w:type="dxa" w:w="1234"/>
+              <w:t>Técnico</w:t>
+            </w:r>
+          </w:p>
+        </w:tc>
+        <w:tc>
+          <w:tcPr>
+            <w:tcW w:type="dxa" w:w="1440"/>
+          </w:tcPr>
+          <w:p>
+            <w:r/>
+            <w:r>
+              <w:rPr>
+                <w:b w:val="0"/>
+                <w:sz w:val="18"/>
+              </w:rPr>
+              <w:t>Planta eléctrica de respaldo + almacenamiento con autonomía.</w:t>
+            </w:r>
+          </w:p>
+        </w:tc>
+        <w:tc>
+          <w:tcPr>
+            <w:tcW w:type="dxa" w:w="1440"/>
           </w:tcPr>
           <w:p>
             <w:pPr>
@@ -10610,49 +10853,13 @@
                 <w:b w:val="0"/>
                 <w:sz w:val="18"/>
               </w:rPr>
-              <w:t>12</w:t>
-            </w:r>
-          </w:p>
-        </w:tc>
-        <w:tc>
-          <w:tcPr>
-            <w:tcW w:type="dxa" w:w="1234"/>
-          </w:tcPr>
-          <w:p>
-            <w:pPr>
-              <w:jc w:val="center"/>
-            </w:pPr>
-            <w:r/>
-            <w:r>
-              <w:rPr>
-                <w:b w:val="0"/>
-                <w:sz w:val="18"/>
-              </w:rPr>
-              <w:t>Medio</w:t>
-            </w:r>
-          </w:p>
-        </w:tc>
-        <w:tc>
-          <w:tcPr>
-            <w:tcW w:type="dxa" w:w="1234"/>
-          </w:tcPr>
-          <w:p>
-            <w:pPr>
-              <w:jc w:val="center"/>
-            </w:pPr>
-            <w:r/>
-            <w:r>
-              <w:rPr>
-                <w:b w:val="0"/>
-                <w:sz w:val="18"/>
-              </w:rPr>
-              <w:t>4</w:t>
-            </w:r>
-          </w:p>
-        </w:tc>
-        <w:tc>
-          <w:tcPr>
-            <w:tcW w:type="dxa" w:w="1234"/>
+              <w:t>6</w:t>
+            </w:r>
+          </w:p>
+        </w:tc>
+        <w:tc>
+          <w:tcPr>
+            <w:tcW w:type="dxa" w:w="1440"/>
           </w:tcPr>
           <w:p>
             <w:pPr>
@@ -10680,7 +10887,7 @@
           <w:i w:val="0"/>
           <w:sz w:val="22"/>
         </w:rPr>
-        <w:t>Efecto de las intervenciones: los riesgos Altos descienden a Medio o Bajo, y la mayoría de los Medios pasan a Bajo. Los riesgos asociados a la fuente (8 y 9) permanecen en nivel Medio por depender de factores climáticos externos, por lo que requieren monitoreo y planes de contingencia permanentes.</w:t>
+        <w:t>Con las intervenciones, los riesgos pasan de niveles Alto/Medio a Medio/Bajo. Los 5 riesgos ambientales priorizados se reducen sustancialmente, lo cual es clave porque la fuente (río San Juan), la turbiedad extrema y la minería son las mayores amenazas para la operación.</w:t>
       </w:r>
     </w:p>
     <w:p>
@@ -10692,7 +10899,7 @@
           <w:color w:val="1F4E79"/>
           <w:sz w:val="30"/>
         </w:rPr>
-        <w:t>9. Conclusiones</w:t>
+        <w:t>9. Conclusiones y Recomendaciones</w:t>
       </w:r>
     </w:p>
     <w:p>
@@ -10700,7 +10907,7 @@
         <w:pStyle w:val="ListNumber"/>
       </w:pPr>
       <w:r>
-        <w:t>El proyecto resuelve una necesidad básica insatisfecha de alto impacto en salud pública y desarrollo local.</w:t>
+        <w:t>Técnicamente viable: el caudal de diseño (QMD = 41,5 L/s, Res. 0330) y la PTAP de 45 L/s responden a la población a 25 años; el reto central es la alta turbiedad de la fuente.</w:t>
       </w:r>
     </w:p>
     <w:p>
@@ -10708,7 +10915,7 @@
         <w:pStyle w:val="ListNumber"/>
       </w:pPr>
       <w:r>
-        <w:t>Es financieramente viable: VPN positivo y TIR superior al costo de capital a nivel de proyecto (18,13 % vs. WACC 11,07 %) y de inversionista (24,78 % vs. Ke 15,5 %).</w:t>
+        <w:t>Financieramente NO rentable solo con tarifas (VPN = −15.487 MM; TIR = −2,45 %), lo cual es la norma en acueductos del Pacífico y no descalifica el proyecto.</w:t>
       </w:r>
     </w:p>
     <w:p>
@@ -10716,7 +10923,7 @@
         <w:pStyle w:val="ListNumber"/>
       </w:pPr>
       <w:r>
-        <w:t>El apalancamiento 60/40 es adecuado y mejora la rentabilidad del accionista sin comprometer el servicio de la deuda.</w:t>
+        <w:t>Requiere cofinanciación pública alta (≥ 80–90 %) para ejecutarse y operar de forma sostenible; lo natural es un operador público/comunitario apoyado por SGR/PDA/cooperación.</w:t>
       </w:r>
     </w:p>
     <w:p>
@@ -10724,7 +10931,111 @@
         <w:pStyle w:val="ListNumber"/>
       </w:pPr>
       <w:r>
-        <w:t>La gestión de riesgos —en especial los ambientales— es determinante; con las intervenciones el perfil de riesgo se reduce a niveles mayoritariamente bajos.</w:t>
+        <w:t>Socialmente muy rentable: VPN social de +19.626 MM y B/C = 1,56 a la tasa social del DNP (9 %); aquí está la verdadera justificación de la inversión.</w:t>
+      </w:r>
+    </w:p>
+    <w:p>
+      <w:pPr>
+        <w:pStyle w:val="ListNumber"/>
+      </w:pPr>
+      <w:r>
+        <w:t>Los riesgos ambientales y de seguridad son los más críticos; las medidas propuestas los reducen a niveles manejables.</w:t>
+      </w:r>
+    </w:p>
+    <w:p>
+      <w:pPr>
+        <w:pStyle w:val="Heading1"/>
+      </w:pPr>
+      <w:r>
+        <w:rPr>
+          <w:color w:val="1F4E79"/>
+          <w:sz w:val="30"/>
+        </w:rPr>
+        <w:t>10. Fuentes</w:t>
+      </w:r>
+    </w:p>
+    <w:p>
+      <w:pPr>
+        <w:pStyle w:val="ListBullet"/>
+      </w:pPr>
+      <w:r>
+        <w:t>DANE — Censo Nacional de Población y Vivienda 2018: población de Tadó ≈ 17.000 hab.</w:t>
+      </w:r>
+    </w:p>
+    <w:p>
+      <w:pPr>
+        <w:pStyle w:val="ListBullet"/>
+      </w:pPr>
+      <w:r>
+        <w:t>Clima de Tadó (~7.921 mm/año, clima tropical lluvioso): Wikipedia — Tadó.</w:t>
+      </w:r>
+    </w:p>
+    <w:p>
+      <w:pPr>
+        <w:pStyle w:val="ListBullet"/>
+      </w:pPr>
+      <w:r>
+        <w:t>Río San Juan (fuente hídrica, vertiente Pacífico): Wikipedia — San Juan River (Colombia).</w:t>
+      </w:r>
+    </w:p>
+    <w:p>
+      <w:pPr>
+        <w:pStyle w:val="ListBullet"/>
+      </w:pPr>
+      <w:r>
+        <w:t>Proyecto real de acueducto de Tadó (MinVivienda + cooperación española; inversión COP 19.971 millones; meta 24 h y 98 % de cobertura): Agencia Anadolu (aa.com.tr).</w:t>
+      </w:r>
+    </w:p>
+    <w:p>
+      <w:pPr>
+        <w:pStyle w:val="ListBullet"/>
+      </w:pPr>
+      <w:r>
+        <w:t>Contexto de seguridad en la región de Tadó (Chocó): El Ciudadano.</w:t>
+      </w:r>
+    </w:p>
+    <w:p>
+      <w:pPr>
+        <w:pStyle w:val="ListBullet"/>
+      </w:pPr>
+      <w:r>
+        <w:t>Resolución 0330 de 2017 (RAS) — MinVivienda: dotación, pérdidas y coeficientes k1/k2.</w:t>
+      </w:r>
+    </w:p>
+    <w:p>
+      <w:pPr>
+        <w:pStyle w:val="ListBullet"/>
+      </w:pPr>
+      <w:r>
+        <w:t>Resolución 2115 de 2007: criterios de calidad del agua (IRCA).</w:t>
+      </w:r>
+    </w:p>
+    <w:p>
+      <w:pPr>
+        <w:pStyle w:val="ListBullet"/>
+      </w:pPr>
+      <w:r>
+        <w:t>Marco tarifario CRA (Resolución CRA 943 de 2021).</w:t>
+      </w:r>
+    </w:p>
+    <w:p>
+      <w:pPr>
+        <w:pStyle w:val="ListBullet"/>
+      </w:pPr>
+      <w:r>
+        <w:t>Tasa social de descuento (9 %): Departamento Nacional de Planeación (DNP).</w:t>
+      </w:r>
+    </w:p>
+    <w:p>
+      <w:pPr>
+        <w:jc w:val="both"/>
+      </w:pPr>
+      <w:r>
+        <w:rPr>
+          <w:i/>
+          <w:sz w:val="18"/>
+        </w:rPr>
+        <w:t>El contenido de las fuentes consultadas fue parafraseado y resumido para cumplir con las restricciones de licenciamiento.</w:t>
       </w:r>
     </w:p>
     <w:sectPr>
